--- a/publishing/ikhteyarate-mustafa-english/exports/docx/ikhteyarate-mustafa-english.docx
+++ b/publishing/ikhteyarate-mustafa-english/exports/docx/ikhteyarate-mustafa-english.docx
@@ -1279,7 +1279,7 @@
           <w:sz w:val="20"/>
           <w:szCs w:val="20"/>
         </w:rPr>
-        <w:t xml:space="preserve">Over both worlds is your command, O Messenger of Allah</w:t>
+        <w:t xml:space="preserve">Over both worlds is your command, O Messenger of Allahﷺ</w:t>
       </w:r>
     </w:p>
     <w:p>
@@ -2673,7 +2673,7 @@
           <w:sz w:val="22"/>
           <w:szCs w:val="22"/>
         </w:rPr>
-        <w:t xml:space="preserve">One day, an Arab came and asked. The Holy Prophet </w:t>
+        <w:t xml:space="preserve">One day, a Bedouin came and asked. The Holy Prophet </w:t>
       </w:r>
       <w:r>
         <w:rPr>
@@ -2707,7 +2707,7 @@
           <w:sz w:val="22"/>
           <w:szCs w:val="22"/>
         </w:rPr>
-        <w:t xml:space="preserve"> said: "O Arab! Ask me whatever you wish!" Hadrat Ali </w:t>
+        <w:t xml:space="preserve"> said: "O Bedouin! Ask me whatever you wish!" Hadrat Ali </w:t>
       </w:r>
       <w:r>
         <w:rPr>
@@ -2742,7 +2742,7 @@
           <w:sz w:val="22"/>
           <w:szCs w:val="22"/>
         </w:rPr>
-        <w:t xml:space="preserve"> had said 'ask whatever comes to your heart' — we felt envy toward that Arab. We thought to ourselves: Now he will ask for Paradise! But what did he ask? He said: 'I ask you for a riding camel.' The Prophet </w:t>
+        <w:t xml:space="preserve"> had said 'ask whatever comes to your heart' — we felt envy toward that Bedouin. We thought to ourselves: Now he will ask for Paradise! But what did he ask? He said: 'I ask you for a riding camel.' The Prophet </w:t>
       </w:r>
       <w:r>
         <w:rPr>
@@ -2793,7 +2793,7 @@
           <w:sz w:val="22"/>
           <w:szCs w:val="22"/>
         </w:rPr>
-        <w:t xml:space="preserve"> remarked: 'What a difference between this Arab's request and the request of an old woman of the Children of Israel!'"</w:t>
+        <w:t xml:space="preserve"> remarked: 'What a difference between this Bedouin's request and the request of an old woman of the Children of Israel!'"</w:t>
       </w:r>
     </w:p>
     <w:p>
@@ -3072,7 +3072,7 @@
           <w:sz w:val="22"/>
           <w:szCs w:val="22"/>
         </w:rPr>
-        <w:t xml:space="preserve"> words to the Arab: "Ask whatever comes to your heart." In the Hadith of Rabia, there was already a general indication from which the scholars derived generality. Here, the sacred command explicitly contains the general permission: "Ask whatever comes to your heart — we have the authority to grant everything!"</w:t>
+        <w:t xml:space="preserve"> words to the Bedouin: "Ask whatever comes to your heart." In the Hadith of Rabia, there was already a general indication from which the scholars derived generality. Here, the sacred command explicitly contains the general permission: "Ask whatever comes to your heart — we have the authority to grant everything!"</w:t>
       </w:r>
     </w:p>
     <w:p>
@@ -3154,7 +3154,7 @@
           <w:sz w:val="22"/>
           <w:szCs w:val="22"/>
         </w:rPr>
-        <w:t xml:space="preserve"> own astonishment at the Arab's lack of ambition: "I gave him general authority, and he sat there asking for worldly goods! If he had asked — like the old woman of the Children of Israel — not just for Paradise but for the highest station in Paradise, I had already given my word! And everything is in my hand — I would have granted it to him!"</w:t>
+        <w:t xml:space="preserve"> own astonishment at the Bedouin's lack of ambition: "I gave him general authority, and he sat there asking for worldly goods! If he had asked — like the old woman of the Children of Israel — not just for Paradise but for the highest station in Paradise, I had already given my word! And everything is in my hand — I would have granted it to him!"</w:t>
       </w:r>
     </w:p>
     <w:p>
@@ -3921,634 +3921,64 @@
           <w:sz w:val="48"/>
           <w:szCs w:val="48"/>
         </w:rPr>
-        <w:t xml:space="preserve">The Day of Resurrection and the Authority of Mustafa</w:t>
-      </w:r>
-    </w:p>
-    <w:p>
-      <w:pPr>
-        <w:spacing w:after="26"/>
-        <w:jc w:val="both"/>
-      </w:pPr>
-      <w:r>
-        <w:rPr>
-          <w:rFonts w:ascii="Georgia" w:cs="Georgia" w:eastAsia="Georgia" w:hAnsi="Georgia"/>
-          <w:sz w:val="22"/>
-          <w:szCs w:val="22"/>
-        </w:rPr>
-        <w:t xml:space="preserve">In the famous and renowned book of noble hadith, Sahih Bukhari, the Master of both worlds, the Owner of the universe </w:t>
-      </w:r>
-      <w:r>
-        <w:rPr>
-          <w:rFonts w:ascii="Noto Naskh Arabic" w:cs="Noto Naskh Arabic" w:eastAsia="Noto Naskh Arabic" w:hAnsi="Noto Naskh Arabic"/>
-          <w:sz w:val="22"/>
-          <w:szCs w:val="22"/>
-          <w:rtl/>
-        </w:rPr>
-        <w:t xml:space="preserve">ﷺ</w:t>
-      </w:r>
-      <w:r>
-        <w:rPr>
-          <w:rFonts w:ascii="Georgia" w:cs="Georgia" w:eastAsia="Georgia" w:hAnsi="Georgia"/>
-          <w:sz w:val="22"/>
-          <w:szCs w:val="22"/>
-        </w:rPr>
-        <w:t xml:space="preserve"> says:</w:t>
-      </w:r>
-    </w:p>
-    <w:p>
-      <w:pPr>
-        <w:spacing w:after="26"/>
-        <w:jc w:val="both"/>
-      </w:pPr>
-      <w:r>
-        <w:rPr>
-          <w:rFonts w:ascii="Georgia" w:cs="Georgia" w:eastAsia="Georgia" w:hAnsi="Georgia"/>
-          <w:sz w:val="22"/>
-          <w:szCs w:val="22"/>
-        </w:rPr>
-        <w:t xml:space="preserve">When the Day of Resurrection comes, the people will gather and approach Hadrat Sayyiduna Adam </w:t>
-      </w:r>
-      <w:r>
-        <w:rPr>
-          <w:rFonts w:ascii="Noto Naskh Arabic" w:cs="Noto Naskh Arabic" w:eastAsia="Noto Naskh Arabic" w:hAnsi="Noto Naskh Arabic"/>
-          <w:sz w:val="16"/>
-          <w:szCs w:val="16"/>
-          <w:vertAlign w:val="superscript"/>
-          <w:rtl/>
-        </w:rPr>
-        <w:t xml:space="preserve">عليه السلام</w:t>
-      </w:r>
-      <w:r>
-        <w:rPr>
-          <w:rFonts w:ascii="Georgia" w:cs="Georgia" w:eastAsia="Georgia" w:hAnsi="Georgia"/>
-          <w:sz w:val="22"/>
-          <w:szCs w:val="22"/>
-        </w:rPr>
-        <w:t xml:space="preserve">, saying: "Intercede for us with your Pure Lord." He will say: "I am not for this. Go to Hadrat Sayyiduna Ibrahim </w:t>
-      </w:r>
-      <w:r>
-        <w:rPr>
-          <w:rFonts w:ascii="Noto Naskh Arabic" w:cs="Noto Naskh Arabic" w:eastAsia="Noto Naskh Arabic" w:hAnsi="Noto Naskh Arabic"/>
-          <w:sz w:val="16"/>
-          <w:szCs w:val="16"/>
-          <w:vertAlign w:val="superscript"/>
-          <w:rtl/>
-        </w:rPr>
-        <w:t xml:space="preserve">عليه السلام</w:t>
-      </w:r>
-      <w:r>
-        <w:rPr>
-          <w:rFonts w:ascii="Georgia" w:cs="Georgia" w:eastAsia="Georgia" w:hAnsi="Georgia"/>
-          <w:sz w:val="22"/>
-          <w:szCs w:val="22"/>
-        </w:rPr>
-        <w:t xml:space="preserve">, for he is the Khalil of Allah." They will go to Hadrat Sayyiduna Ibrahim </w:t>
-      </w:r>
-      <w:r>
-        <w:rPr>
-          <w:rFonts w:ascii="Noto Naskh Arabic" w:cs="Noto Naskh Arabic" w:eastAsia="Noto Naskh Arabic" w:hAnsi="Noto Naskh Arabic"/>
-          <w:sz w:val="16"/>
-          <w:szCs w:val="16"/>
-          <w:vertAlign w:val="superscript"/>
-          <w:rtl/>
-        </w:rPr>
-        <w:t xml:space="preserve">عليه السلام</w:t>
-      </w:r>
-      <w:r>
-        <w:rPr>
-          <w:rFonts w:ascii="Georgia" w:cs="Georgia" w:eastAsia="Georgia" w:hAnsi="Georgia"/>
-          <w:sz w:val="22"/>
-          <w:szCs w:val="22"/>
-        </w:rPr>
-        <w:t xml:space="preserve">, but he too will say: "I am not for this. Go to Hadrat Sayyiduna Moosa </w:t>
-      </w:r>
-      <w:r>
-        <w:rPr>
-          <w:rFonts w:ascii="Noto Naskh Arabic" w:cs="Noto Naskh Arabic" w:eastAsia="Noto Naskh Arabic" w:hAnsi="Noto Naskh Arabic"/>
-          <w:sz w:val="16"/>
-          <w:szCs w:val="16"/>
-          <w:vertAlign w:val="superscript"/>
-          <w:rtl/>
-        </w:rPr>
-        <w:t xml:space="preserve">عليه السلام</w:t>
-      </w:r>
-      <w:r>
-        <w:rPr>
-          <w:rFonts w:ascii="Georgia" w:cs="Georgia" w:eastAsia="Georgia" w:hAnsi="Georgia"/>
-          <w:sz w:val="22"/>
-          <w:szCs w:val="22"/>
-        </w:rPr>
-        <w:t xml:space="preserve">, for he is the Kaleem of Allah." They will go to Hadrat Moosa </w:t>
-      </w:r>
-      <w:r>
-        <w:rPr>
-          <w:rFonts w:ascii="Noto Naskh Arabic" w:cs="Noto Naskh Arabic" w:eastAsia="Noto Naskh Arabic" w:hAnsi="Noto Naskh Arabic"/>
-          <w:sz w:val="16"/>
-          <w:szCs w:val="16"/>
-          <w:vertAlign w:val="superscript"/>
-          <w:rtl/>
-        </w:rPr>
-        <w:t xml:space="preserve">عليه السلام</w:t>
-      </w:r>
-      <w:r>
-        <w:rPr>
-          <w:rFonts w:ascii="Georgia" w:cs="Georgia" w:eastAsia="Georgia" w:hAnsi="Georgia"/>
-          <w:sz w:val="22"/>
-          <w:szCs w:val="22"/>
-        </w:rPr>
-        <w:t xml:space="preserve">, and he too will say: "I am not for this. Go to Hadrat Eisa </w:t>
-      </w:r>
-      <w:r>
-        <w:rPr>
-          <w:rFonts w:ascii="Noto Naskh Arabic" w:cs="Noto Naskh Arabic" w:eastAsia="Noto Naskh Arabic" w:hAnsi="Noto Naskh Arabic"/>
-          <w:sz w:val="16"/>
-          <w:szCs w:val="16"/>
-          <w:vertAlign w:val="superscript"/>
-          <w:rtl/>
-        </w:rPr>
-        <w:t xml:space="preserve">عليه السلام</w:t>
-      </w:r>
-      <w:r>
-        <w:rPr>
-          <w:rFonts w:ascii="Georgia" w:cs="Georgia" w:eastAsia="Georgia" w:hAnsi="Georgia"/>
-          <w:sz w:val="22"/>
-          <w:szCs w:val="22"/>
-        </w:rPr>
-        <w:t xml:space="preserve">, for he is the Roohullah and Kalimatullah." They will go to Hadrat Eisa </w:t>
-      </w:r>
-      <w:r>
-        <w:rPr>
-          <w:rFonts w:ascii="Noto Naskh Arabic" w:cs="Noto Naskh Arabic" w:eastAsia="Noto Naskh Arabic" w:hAnsi="Noto Naskh Arabic"/>
-          <w:sz w:val="16"/>
-          <w:szCs w:val="16"/>
-          <w:vertAlign w:val="superscript"/>
-          <w:rtl/>
-        </w:rPr>
-        <w:t xml:space="preserve">عليه السلام</w:t>
-      </w:r>
-      <w:r>
-        <w:rPr>
-          <w:rFonts w:ascii="Georgia" w:cs="Georgia" w:eastAsia="Georgia" w:hAnsi="Georgia"/>
-          <w:sz w:val="22"/>
-          <w:szCs w:val="22"/>
-        </w:rPr>
-        <w:t xml:space="preserve">, and he too will say: "I am not for this. But go to the service of Hadrat Sayyiduna Muhammad Mustafa </w:t>
-      </w:r>
-      <w:r>
-        <w:rPr>
-          <w:rFonts w:ascii="Noto Naskh Arabic" w:cs="Noto Naskh Arabic" w:eastAsia="Noto Naskh Arabic" w:hAnsi="Noto Naskh Arabic"/>
-          <w:sz w:val="22"/>
-          <w:szCs w:val="22"/>
-          <w:rtl/>
-        </w:rPr>
-        <w:t xml:space="preserve">ﷺ</w:t>
-      </w:r>
-      <w:r>
-        <w:rPr>
-          <w:rFonts w:ascii="Georgia" w:cs="Georgia" w:eastAsia="Georgia" w:hAnsi="Georgia"/>
-          <w:sz w:val="22"/>
-          <w:szCs w:val="22"/>
-        </w:rPr>
-        <w:t xml:space="preserve">."</w:t>
-      </w:r>
-    </w:p>
-    <w:p>
-      <w:pPr>
-        <w:spacing w:after="26"/>
-        <w:jc w:val="both"/>
-      </w:pPr>
-      <w:r>
-        <w:rPr>
-          <w:rFonts w:ascii="Georgia" w:cs="Georgia" w:eastAsia="Georgia" w:hAnsi="Georgia"/>
-          <w:sz w:val="22"/>
-          <w:szCs w:val="22"/>
-        </w:rPr>
-        <w:t xml:space="preserve">When they come to me, I will say: "I am the one for intercession." Then I will seek permission from my Lord, and permission will be granted. Allah the Exalted will place in my heart such words of praise —</w:t>
-      </w:r>
-    </w:p>
-    <w:p>
-      <w:pPr>
-        <w:spacing w:after="26"/>
-        <w:jc w:val="both"/>
-      </w:pPr>
-      <w:r>
-        <w:rPr>
-          <w:rFonts w:ascii="Georgia" w:cs="Georgia" w:eastAsia="Georgia" w:hAnsi="Georgia"/>
-          <w:sz w:val="22"/>
-          <w:szCs w:val="22"/>
-        </w:rPr>
-        <w:t xml:space="preserve">— words that are not present in my knowledge right now. I will praise Him with those words of praise and fall into prostration before my Lord. It will be said: "O Muhammad </w:t>
-      </w:r>
-      <w:r>
-        <w:rPr>
-          <w:rFonts w:ascii="Noto Naskh Arabic" w:cs="Noto Naskh Arabic" w:eastAsia="Noto Naskh Arabic" w:hAnsi="Noto Naskh Arabic"/>
-          <w:sz w:val="22"/>
-          <w:szCs w:val="22"/>
-          <w:rtl/>
-        </w:rPr>
-        <w:t xml:space="preserve">ﷺ</w:t>
-      </w:r>
-      <w:r>
-        <w:rPr>
-          <w:rFonts w:ascii="Georgia" w:cs="Georgia" w:eastAsia="Georgia" w:hAnsi="Georgia"/>
-          <w:sz w:val="22"/>
-          <w:szCs w:val="22"/>
-        </w:rPr>
-        <w:t xml:space="preserve">! Raise your head. Speak, and you will be heard. Ask, and it will be granted. Intercede, and your intercession will be accepted." I will say: "O Lord! My ummah, my ummah! O Lord! My ummah, my ummah!" He will say: "Go and bring out from Hell every person from your ummah who has even a grain's weight of faith in their heart."</w:t>
-      </w:r>
-    </w:p>
-    <w:p>
-      <w:pPr>
-        <w:spacing w:after="26"/>
-        <w:jc w:val="both"/>
-      </w:pPr>
-      <w:r>
-        <w:rPr>
-          <w:rFonts w:ascii="Georgia" w:cs="Georgia" w:eastAsia="Georgia" w:hAnsi="Georgia"/>
-          <w:sz w:val="22"/>
-          <w:szCs w:val="22"/>
-        </w:rPr>
-        <w:t xml:space="preserve">I will go and bring them out. Then I will return and praise my Lord with those same words of praise, and again fall into prostration before Allah the Exalted. It will again be said: "O Muhammad </w:t>
-      </w:r>
-      <w:r>
-        <w:rPr>
-          <w:rFonts w:ascii="Noto Naskh Arabic" w:cs="Noto Naskh Arabic" w:eastAsia="Noto Naskh Arabic" w:hAnsi="Noto Naskh Arabic"/>
-          <w:sz w:val="22"/>
-          <w:szCs w:val="22"/>
-          <w:rtl/>
-        </w:rPr>
-        <w:t xml:space="preserve">ﷺ</w:t>
-      </w:r>
-      <w:r>
-        <w:rPr>
-          <w:rFonts w:ascii="Georgia" w:cs="Georgia" w:eastAsia="Georgia" w:hAnsi="Georgia"/>
-          <w:sz w:val="22"/>
-          <w:szCs w:val="22"/>
-        </w:rPr>
-        <w:t xml:space="preserve">! Raise your head. Speak, and you will be heard. Ask, and it will be granted. Intercede, and your intercession will be accepted." I will say: "O Lord! My ummah, my ummah! O Lord! My ummah!" It will be said: "Go and bring out every person from your ummah who has even a mustard seed's weight of faith in their heart." So I will go and bring them out.</w:t>
-      </w:r>
-    </w:p>
-    <w:p>
-      <w:pPr>
-        <w:spacing w:after="26"/>
-        <w:jc w:val="both"/>
-      </w:pPr>
-      <w:r>
-        <w:rPr>
-          <w:rFonts w:ascii="Georgia" w:cs="Georgia" w:eastAsia="Georgia" w:hAnsi="Georgia"/>
-          <w:sz w:val="22"/>
-          <w:szCs w:val="22"/>
-        </w:rPr>
-        <w:t xml:space="preserve">Then I will return and praise my Lord with those same words of praise, and again fall into prostration. It will be said: "O Muhammad </w:t>
-      </w:r>
-      <w:r>
-        <w:rPr>
-          <w:rFonts w:ascii="Noto Naskh Arabic" w:cs="Noto Naskh Arabic" w:eastAsia="Noto Naskh Arabic" w:hAnsi="Noto Naskh Arabic"/>
-          <w:sz w:val="22"/>
-          <w:szCs w:val="22"/>
-          <w:rtl/>
-        </w:rPr>
-        <w:t xml:space="preserve">ﷺ</w:t>
-      </w:r>
-      <w:r>
-        <w:rPr>
-          <w:rFonts w:ascii="Georgia" w:cs="Georgia" w:eastAsia="Georgia" w:hAnsi="Georgia"/>
-          <w:sz w:val="22"/>
-          <w:szCs w:val="22"/>
-        </w:rPr>
-        <w:t xml:space="preserve">! Raise your head. Speak, and you will be heard. Ask, and it will be granted. Intercede, and your intercession will be accepted." I will say: "O Lord! My ummah, my ummah! O my Lord! My ummah!" Allah the Exalted will say: "Go and bring out from the Fire even those who have less than a mustard seed's weight of faith." So I will go and do so.</w:t>
-      </w:r>
-    </w:p>
-    <w:p>
-      <w:pPr>
-        <w:spacing w:after="26"/>
-        <w:jc w:val="both"/>
-      </w:pPr>
-      <w:r>
-        <w:rPr>
-          <w:rFonts w:ascii="Georgia" w:cs="Georgia" w:eastAsia="Georgia" w:hAnsi="Georgia"/>
-          <w:sz w:val="22"/>
-          <w:szCs w:val="22"/>
-        </w:rPr>
-        <w:t xml:space="preserve">The hadith continues: Then I will return a fourth time and praise my Lord with those same words of praise, and fall into prostration before Him. It will be said: "O Muhammad </w:t>
-      </w:r>
-      <w:r>
-        <w:rPr>
-          <w:rFonts w:ascii="Noto Naskh Arabic" w:cs="Noto Naskh Arabic" w:eastAsia="Noto Naskh Arabic" w:hAnsi="Noto Naskh Arabic"/>
-          <w:sz w:val="22"/>
-          <w:szCs w:val="22"/>
-          <w:rtl/>
-        </w:rPr>
-        <w:t xml:space="preserve">ﷺ</w:t>
-      </w:r>
-      <w:r>
-        <w:rPr>
-          <w:rFonts w:ascii="Georgia" w:cs="Georgia" w:eastAsia="Georgia" w:hAnsi="Georgia"/>
-          <w:sz w:val="22"/>
-          <w:szCs w:val="22"/>
-        </w:rPr>
-        <w:t xml:space="preserve">! Raise your head. Speak, and you will be heard. Ask, and it will be granted. Intercede, and your intercession will be accepted." I will say: "O my Lord! Grant me permission to bring out every person who has said 'La ilaha illallah.'" Allah the Pure will say: "By My honour, majesty, pride, and greatness — I will bring out from Hell those who said 'La ilaha illallah'!"</w:t>
-      </w:r>
-    </w:p>
-    <w:p>
-      <w:pPr>
-        <w:spacing w:after="26"/>
-        <w:jc w:val="both"/>
-      </w:pPr>
-      <w:r>
-        <w:rPr>
-          <w:rFonts w:ascii="Georgia" w:cs="Georgia" w:eastAsia="Georgia" w:hAnsi="Georgia"/>
-          <w:sz w:val="22"/>
-          <w:szCs w:val="22"/>
-        </w:rPr>
-        <w:t xml:space="preserve">Dear and respected brothers in Islam! Reflect on this blessed hadith given in Sahih Bukhari, Vol. 9, p. 146, Hadith 7510. Today, we all know that on the Day of Resurrection, the one who will come to our aid is the Messenger of Allah </w:t>
-      </w:r>
-      <w:r>
-        <w:rPr>
-          <w:rFonts w:ascii="Noto Naskh Arabic" w:cs="Noto Naskh Arabic" w:eastAsia="Noto Naskh Arabic" w:hAnsi="Noto Naskh Arabic"/>
-          <w:sz w:val="22"/>
-          <w:szCs w:val="22"/>
-          <w:rtl/>
-        </w:rPr>
-        <w:t xml:space="preserve">ﷺ</w:t>
-      </w:r>
-      <w:r>
-        <w:rPr>
-          <w:rFonts w:ascii="Georgia" w:cs="Georgia" w:eastAsia="Georgia" w:hAnsi="Georgia"/>
-          <w:sz w:val="22"/>
-          <w:szCs w:val="22"/>
-        </w:rPr>
-        <w:t xml:space="preserve">. But why will the entire ummah forget this on that day? What is the reason? And if the task is destined for the Holy Prophet </w:t>
-      </w:r>
-      <w:r>
-        <w:rPr>
-          <w:rFonts w:ascii="Noto Naskh Arabic" w:cs="Noto Naskh Arabic" w:eastAsia="Noto Naskh Arabic" w:hAnsi="Noto Naskh Arabic"/>
-          <w:sz w:val="22"/>
-          <w:szCs w:val="22"/>
-          <w:rtl/>
-        </w:rPr>
-        <w:t xml:space="preserve">ﷺ</w:t>
-      </w:r>
-      <w:r>
-        <w:rPr>
-          <w:rFonts w:ascii="Georgia" w:cs="Georgia" w:eastAsia="Georgia" w:hAnsi="Georgia"/>
-          <w:sz w:val="22"/>
-          <w:szCs w:val="22"/>
-        </w:rPr>
-        <w:t xml:space="preserve"> anyway, then what is the meaning of sending people to the other noble prophets?</w:t>
-      </w:r>
-    </w:p>
-    <w:p>
-      <w:pPr>
-        <w:spacing w:after="26"/>
-        <w:jc w:val="both"/>
-      </w:pPr>
-      <w:r>
-        <w:rPr>
-          <w:rFonts w:ascii="Georgia" w:cs="Georgia" w:eastAsia="Georgia" w:hAnsi="Georgia"/>
-          <w:sz w:val="22"/>
-          <w:szCs w:val="22"/>
-        </w:rPr>
-        <w:t xml:space="preserve">The reason is this: Today, from Hadrat Adam </w:t>
-      </w:r>
-      <w:r>
-        <w:rPr>
-          <w:rFonts w:ascii="Noto Naskh Arabic" w:cs="Noto Naskh Arabic" w:eastAsia="Noto Naskh Arabic" w:hAnsi="Noto Naskh Arabic"/>
-          <w:sz w:val="16"/>
-          <w:szCs w:val="16"/>
-          <w:vertAlign w:val="superscript"/>
-          <w:rtl/>
-        </w:rPr>
-        <w:t xml:space="preserve">عليه السلام</w:t>
-      </w:r>
-      <w:r>
-        <w:rPr>
-          <w:rFonts w:ascii="Georgia" w:cs="Georgia" w:eastAsia="Georgia" w:hAnsi="Georgia"/>
-          <w:sz w:val="22"/>
-          <w:szCs w:val="22"/>
-        </w:rPr>
-        <w:t xml:space="preserve"> to Hadrat Muhammad Mustafa </w:t>
-      </w:r>
-      <w:r>
-        <w:rPr>
-          <w:rFonts w:ascii="Noto Naskh Arabic" w:cs="Noto Naskh Arabic" w:eastAsia="Noto Naskh Arabic" w:hAnsi="Noto Naskh Arabic"/>
-          <w:sz w:val="22"/>
-          <w:szCs w:val="22"/>
-          <w:rtl/>
-        </w:rPr>
-        <w:t xml:space="preserve">ﷺ</w:t>
-      </w:r>
-      <w:r>
-        <w:rPr>
-          <w:rFonts w:ascii="Georgia" w:cs="Georgia" w:eastAsia="Georgia" w:hAnsi="Georgia"/>
-          <w:sz w:val="22"/>
-          <w:szCs w:val="22"/>
-        </w:rPr>
-        <w:t xml:space="preserve">, all the communities are gathered. Today it must be made known — the authority that Muhammad </w:t>
-      </w:r>
-      <w:r>
-        <w:rPr>
-          <w:rFonts w:ascii="Noto Naskh Arabic" w:cs="Noto Naskh Arabic" w:eastAsia="Noto Naskh Arabic" w:hAnsi="Noto Naskh Arabic"/>
-          <w:sz w:val="22"/>
-          <w:szCs w:val="22"/>
-          <w:rtl/>
-        </w:rPr>
-        <w:t xml:space="preserve">ﷺ</w:t>
-      </w:r>
-      <w:r>
-        <w:rPr>
-          <w:rFonts w:ascii="Georgia" w:cs="Georgia" w:eastAsia="Georgia" w:hAnsi="Georgia"/>
-          <w:sz w:val="22"/>
-          <w:szCs w:val="22"/>
-        </w:rPr>
-        <w:t xml:space="preserve"> possesses, no one else possesses it. The authorities given to Hadrat Adam </w:t>
-      </w:r>
-      <w:r>
-        <w:rPr>
-          <w:rFonts w:ascii="Noto Naskh Arabic" w:cs="Noto Naskh Arabic" w:eastAsia="Noto Naskh Arabic" w:hAnsi="Noto Naskh Arabic"/>
-          <w:sz w:val="16"/>
-          <w:szCs w:val="16"/>
-          <w:vertAlign w:val="superscript"/>
-          <w:rtl/>
-        </w:rPr>
-        <w:t xml:space="preserve">عليه السلام</w:t>
-      </w:r>
-      <w:r>
-        <w:rPr>
-          <w:rFonts w:ascii="Georgia" w:cs="Georgia" w:eastAsia="Georgia" w:hAnsi="Georgia"/>
-          <w:sz w:val="22"/>
-          <w:szCs w:val="22"/>
-        </w:rPr>
-        <w:t xml:space="preserve">, the authorities given to Hadrat Ibrahim </w:t>
-      </w:r>
-      <w:r>
-        <w:rPr>
-          <w:rFonts w:ascii="Noto Naskh Arabic" w:cs="Noto Naskh Arabic" w:eastAsia="Noto Naskh Arabic" w:hAnsi="Noto Naskh Arabic"/>
-          <w:sz w:val="16"/>
-          <w:szCs w:val="16"/>
-          <w:vertAlign w:val="superscript"/>
-          <w:rtl/>
-        </w:rPr>
-        <w:t xml:space="preserve">عليه السلام</w:t>
-      </w:r>
-      <w:r>
-        <w:rPr>
-          <w:rFonts w:ascii="Georgia" w:cs="Georgia" w:eastAsia="Georgia" w:hAnsi="Georgia"/>
-          <w:sz w:val="22"/>
-          <w:szCs w:val="22"/>
-        </w:rPr>
-        <w:t xml:space="preserve">, the authorities given to Hadrat Moosa </w:t>
-      </w:r>
-      <w:r>
-        <w:rPr>
-          <w:rFonts w:ascii="Noto Naskh Arabic" w:cs="Noto Naskh Arabic" w:eastAsia="Noto Naskh Arabic" w:hAnsi="Noto Naskh Arabic"/>
-          <w:sz w:val="16"/>
-          <w:szCs w:val="16"/>
-          <w:vertAlign w:val="superscript"/>
-          <w:rtl/>
-        </w:rPr>
-        <w:t xml:space="preserve">عليه السلام</w:t>
-      </w:r>
-      <w:r>
-        <w:rPr>
-          <w:rFonts w:ascii="Georgia" w:cs="Georgia" w:eastAsia="Georgia" w:hAnsi="Georgia"/>
-          <w:sz w:val="22"/>
-          <w:szCs w:val="22"/>
-        </w:rPr>
-        <w:t xml:space="preserve">, the authorities given to Hadrat Eisa </w:t>
-      </w:r>
-      <w:r>
-        <w:rPr>
-          <w:rFonts w:ascii="Noto Naskh Arabic" w:cs="Noto Naskh Arabic" w:eastAsia="Noto Naskh Arabic" w:hAnsi="Noto Naskh Arabic"/>
-          <w:sz w:val="16"/>
-          <w:szCs w:val="16"/>
-          <w:vertAlign w:val="superscript"/>
-          <w:rtl/>
-        </w:rPr>
-        <w:t xml:space="preserve">عليه السلام</w:t>
-      </w:r>
-      <w:r>
-        <w:rPr>
-          <w:rFonts w:ascii="Georgia" w:cs="Georgia" w:eastAsia="Georgia" w:hAnsi="Georgia"/>
-          <w:sz w:val="22"/>
-          <w:szCs w:val="22"/>
-        </w:rPr>
-        <w:t xml:space="preserve"> — in short, the authority and power that Muhammad </w:t>
-      </w:r>
-      <w:r>
-        <w:rPr>
-          <w:rFonts w:ascii="Noto Naskh Arabic" w:cs="Noto Naskh Arabic" w:eastAsia="Noto Naskh Arabic" w:hAnsi="Noto Naskh Arabic"/>
-          <w:sz w:val="22"/>
-          <w:szCs w:val="22"/>
-          <w:rtl/>
-        </w:rPr>
-        <w:t xml:space="preserve">ﷺ</w:t>
-      </w:r>
-      <w:r>
-        <w:rPr>
-          <w:rFonts w:ascii="Georgia" w:cs="Georgia" w:eastAsia="Georgia" w:hAnsi="Georgia"/>
-          <w:sz w:val="22"/>
-          <w:szCs w:val="22"/>
-        </w:rPr>
-        <w:t xml:space="preserve"> holds today, no one in all creation holds it. This is the day when all the former and latter peoples must be told: if anyone in Allah's creation has the greatest authority, it is Muhammad Mustafa </w:t>
-      </w:r>
-      <w:r>
-        <w:rPr>
-          <w:rFonts w:ascii="Noto Naskh Arabic" w:cs="Noto Naskh Arabic" w:eastAsia="Noto Naskh Arabic" w:hAnsi="Noto Naskh Arabic"/>
-          <w:sz w:val="22"/>
-          <w:szCs w:val="22"/>
-          <w:rtl/>
-        </w:rPr>
-        <w:t xml:space="preserve">ﷺ</w:t>
-      </w:r>
-      <w:r>
-        <w:rPr>
-          <w:rFonts w:ascii="Georgia" w:cs="Georgia" w:eastAsia="Georgia" w:hAnsi="Georgia"/>
-          <w:sz w:val="22"/>
-          <w:szCs w:val="22"/>
-        </w:rPr>
-        <w:t xml:space="preserve">.</w:t>
-      </w:r>
-    </w:p>
-    <w:p>
-      <w:pPr>
-        <w:spacing w:after="26"/>
-        <w:jc w:val="both"/>
-      </w:pPr>
-      <w:r>
-        <w:rPr>
-          <w:rFonts w:ascii="Georgia" w:cs="Georgia" w:eastAsia="Georgia" w:hAnsi="Georgia"/>
-          <w:sz w:val="22"/>
-          <w:szCs w:val="22"/>
-        </w:rPr>
-        <w:t xml:space="preserve">The Imam of Ahlus Sunnah, Imam Ahmad Raza Khan </w:t>
-      </w:r>
-      <w:r>
-        <w:rPr>
-          <w:rFonts w:ascii="Noto Naskh Arabic" w:cs="Noto Naskh Arabic" w:eastAsia="Noto Naskh Arabic" w:hAnsi="Noto Naskh Arabic"/>
-          <w:sz w:val="16"/>
-          <w:szCs w:val="16"/>
-          <w:vertAlign w:val="superscript"/>
-          <w:rtl/>
-        </w:rPr>
-        <w:t xml:space="preserve">رحمة الله تعالى عليه</w:t>
-      </w:r>
-      <w:r>
-        <w:rPr>
-          <w:rFonts w:ascii="Georgia" w:cs="Georgia" w:eastAsia="Georgia" w:hAnsi="Georgia"/>
-          <w:sz w:val="22"/>
-          <w:szCs w:val="22"/>
-        </w:rPr>
-        <w:t xml:space="preserve"> says:</w:t>
-      </w:r>
-    </w:p>
-    <w:p>
-      <w:pPr>
-        <w:spacing w:after="41" w:before="29"/>
-        <w:jc w:val="center"/>
-      </w:pPr>
-      <w:r>
-        <w:rPr>
-          <w:rFonts w:ascii="Georgia" w:cs="Georgia" w:eastAsia="Georgia" w:hAnsi="Georgia"/>
-          <w:i/>
-          <w:iCs/>
-          <w:color w:val="0F5A3E"/>
-          <w:sz w:val="20"/>
-          <w:szCs w:val="20"/>
-        </w:rPr>
-        <w:t xml:space="preserve">The Friend, the Confidant, the Messiah, the Chosen — none compare to him anywhere</w:t>
-      </w:r>
-    </w:p>
-    <w:p>
-      <w:pPr>
-        <w:pStyle w:val="Heading1"/>
-        <w:spacing w:after="34" w:before="77"/>
-        <w:jc w:val="center"/>
-      </w:pPr>
-      <w:r>
-        <w:rPr>
-          <w:rFonts w:ascii="Georgia" w:cs="Georgia" w:eastAsia="Georgia" w:hAnsi="Georgia"/>
+        <w:t xml:space="preserve">The Day of Resurrection and the Authority of Mustafa </w:t>
+      </w:r>
+      <w:r>
+        <w:rPr>
+          <w:rFonts w:ascii="Noto Naskh Arabic" w:cs="Noto Naskh Arabic" w:eastAsia="Noto Naskh Arabic" w:hAnsi="Noto Naskh Arabic"/>
           <w:b/>
           <w:bCs/>
           <w:color w:val="0F5A3E"/>
           <w:sz w:val="48"/>
           <w:szCs w:val="48"/>
-        </w:rPr>
-        <w:t xml:space="preserve">The Expiation of Fasting Was Pardoned</w:t>
-      </w:r>
-    </w:p>
-    <w:p>
-      <w:pPr>
-        <w:spacing w:after="26"/>
-        <w:jc w:val="both"/>
-      </w:pPr>
-      <w:r>
-        <w:rPr>
-          <w:rFonts w:ascii="Georgia" w:cs="Georgia" w:eastAsia="Georgia" w:hAnsi="Georgia"/>
-          <w:sz w:val="22"/>
-          <w:szCs w:val="22"/>
-        </w:rPr>
-        <w:t xml:space="preserve">Hadrat Sayyiduna Abu Huraira </w:t>
+          <w:rtl/>
+        </w:rPr>
+        <w:t xml:space="preserve">ﷺ</w:t>
+      </w:r>
+    </w:p>
+    <w:p>
+      <w:pPr>
+        <w:spacing w:after="26"/>
+        <w:jc w:val="both"/>
+      </w:pPr>
+      <w:r>
+        <w:rPr>
+          <w:rFonts w:ascii="Georgia" w:cs="Georgia" w:eastAsia="Georgia" w:hAnsi="Georgia"/>
+          <w:sz w:val="22"/>
+          <w:szCs w:val="22"/>
+        </w:rPr>
+        <w:t xml:space="preserve">In the famous and renowned book of noble hadith, Sahih Bukhari, the Master of both worlds, the Owner of the universe </w:t>
+      </w:r>
+      <w:r>
+        <w:rPr>
+          <w:rFonts w:ascii="Noto Naskh Arabic" w:cs="Noto Naskh Arabic" w:eastAsia="Noto Naskh Arabic" w:hAnsi="Noto Naskh Arabic"/>
+          <w:sz w:val="22"/>
+          <w:szCs w:val="22"/>
+          <w:rtl/>
+        </w:rPr>
+        <w:t xml:space="preserve">ﷺ</w:t>
+      </w:r>
+      <w:r>
+        <w:rPr>
+          <w:rFonts w:ascii="Georgia" w:cs="Georgia" w:eastAsia="Georgia" w:hAnsi="Georgia"/>
+          <w:sz w:val="22"/>
+          <w:szCs w:val="22"/>
+        </w:rPr>
+        <w:t xml:space="preserve"> says:</w:t>
+      </w:r>
+    </w:p>
+    <w:p>
+      <w:pPr>
+        <w:spacing w:after="26"/>
+        <w:jc w:val="both"/>
+      </w:pPr>
+      <w:r>
+        <w:rPr>
+          <w:rFonts w:ascii="Georgia" w:cs="Georgia" w:eastAsia="Georgia" w:hAnsi="Georgia"/>
+          <w:sz w:val="22"/>
+          <w:szCs w:val="22"/>
+        </w:rPr>
+        <w:t xml:space="preserve">When the Day of Resurrection comes, the people will gather and approach Hadrat Sayyiduna Adam </w:t>
       </w:r>
       <w:r>
         <w:rPr>
@@ -4558,281 +3988,15 @@
           <w:vertAlign w:val="superscript"/>
           <w:rtl/>
         </w:rPr>
-        <w:t xml:space="preserve">رضي الله تعالى عنه</w:t>
-      </w:r>
-      <w:r>
-        <w:rPr>
-          <w:rFonts w:ascii="Georgia" w:cs="Georgia" w:eastAsia="Georgia" w:hAnsi="Georgia"/>
-          <w:sz w:val="22"/>
-          <w:szCs w:val="22"/>
-        </w:rPr>
-        <w:t xml:space="preserve"> narrates: A man came to the sacred court and said: "O Messenger of Allah </w:t>
-      </w:r>
-      <w:r>
-        <w:rPr>
-          <w:rFonts w:ascii="Noto Naskh Arabic" w:cs="Noto Naskh Arabic" w:eastAsia="Noto Naskh Arabic" w:hAnsi="Noto Naskh Arabic"/>
-          <w:sz w:val="22"/>
-          <w:szCs w:val="22"/>
-          <w:rtl/>
-        </w:rPr>
-        <w:t xml:space="preserve">ﷺ</w:t>
-      </w:r>
-      <w:r>
-        <w:rPr>
-          <w:rFonts w:ascii="Georgia" w:cs="Georgia" w:eastAsia="Georgia" w:hAnsi="Georgia"/>
-          <w:sz w:val="22"/>
-          <w:szCs w:val="22"/>
-        </w:rPr>
-        <w:t xml:space="preserve">! I am destroyed!" The Prophet </w:t>
-      </w:r>
-      <w:r>
-        <w:rPr>
-          <w:rFonts w:ascii="Noto Naskh Arabic" w:cs="Noto Naskh Arabic" w:eastAsia="Noto Naskh Arabic" w:hAnsi="Noto Naskh Arabic"/>
-          <w:sz w:val="22"/>
-          <w:szCs w:val="22"/>
-          <w:rtl/>
-        </w:rPr>
-        <w:t xml:space="preserve">ﷺ</w:t>
-      </w:r>
-      <w:r>
-        <w:rPr>
-          <w:rFonts w:ascii="Georgia" w:cs="Georgia" w:eastAsia="Georgia" w:hAnsi="Georgia"/>
-          <w:sz w:val="22"/>
-          <w:szCs w:val="22"/>
-        </w:rPr>
-        <w:t xml:space="preserve"> said: "What has destroyed you?" He said: "I had relations with my wife during Ramadan." The Prophet </w:t>
-      </w:r>
-      <w:r>
-        <w:rPr>
-          <w:rFonts w:ascii="Noto Naskh Arabic" w:cs="Noto Naskh Arabic" w:eastAsia="Noto Naskh Arabic" w:hAnsi="Noto Naskh Arabic"/>
-          <w:sz w:val="22"/>
-          <w:szCs w:val="22"/>
-          <w:rtl/>
-        </w:rPr>
-        <w:t xml:space="preserve">ﷺ</w:t>
-      </w:r>
-      <w:r>
-        <w:rPr>
-          <w:rFonts w:ascii="Georgia" w:cs="Georgia" w:eastAsia="Georgia" w:hAnsi="Georgia"/>
-          <w:sz w:val="22"/>
-          <w:szCs w:val="22"/>
-        </w:rPr>
-        <w:t xml:space="preserve"> said: "Can you free a slave?" He said: "No." He said: "Can you give charity?" He said: "No." He said: "Can you fast for a month?" He said: "No." He said: "Can you fast for two consecutive months?" He said: "No." He said: "Can you feed sixty poor people?" He said: "No." The Prophet </w:t>
-      </w:r>
-      <w:r>
-        <w:rPr>
-          <w:rFonts w:ascii="Noto Naskh Arabic" w:cs="Noto Naskh Arabic" w:eastAsia="Noto Naskh Arabic" w:hAnsi="Noto Naskh Arabic"/>
-          <w:sz w:val="22"/>
-          <w:szCs w:val="22"/>
-          <w:rtl/>
-        </w:rPr>
-        <w:t xml:space="preserve">ﷺ</w:t>
-      </w:r>
-      <w:r>
-        <w:rPr>
-          <w:rFonts w:ascii="Georgia" w:cs="Georgia" w:eastAsia="Georgia" w:hAnsi="Georgia"/>
-          <w:sz w:val="22"/>
-          <w:szCs w:val="22"/>
-        </w:rPr>
-        <w:t xml:space="preserve"> said: "Sit down."</w:t>
-      </w:r>
-    </w:p>
-    <w:p>
-      <w:pPr>
-        <w:spacing w:after="26"/>
-        <w:jc w:val="both"/>
-      </w:pPr>
-      <w:r>
-        <w:rPr>
-          <w:rFonts w:ascii="Georgia" w:cs="Georgia" w:eastAsia="Georgia" w:hAnsi="Georgia"/>
-          <w:sz w:val="22"/>
-          <w:szCs w:val="22"/>
-        </w:rPr>
-        <w:t xml:space="preserve">Meanwhile, some dates were brought to the sacred court. The Holy Prophet </w:t>
-      </w:r>
-      <w:r>
-        <w:rPr>
-          <w:rFonts w:ascii="Noto Naskh Arabic" w:cs="Noto Naskh Arabic" w:eastAsia="Noto Naskh Arabic" w:hAnsi="Noto Naskh Arabic"/>
-          <w:sz w:val="22"/>
-          <w:szCs w:val="22"/>
-          <w:rtl/>
-        </w:rPr>
-        <w:t xml:space="preserve">ﷺ</w:t>
-      </w:r>
-      <w:r>
-        <w:rPr>
-          <w:rFonts w:ascii="Georgia" w:cs="Georgia" w:eastAsia="Georgia" w:hAnsi="Georgia"/>
-          <w:sz w:val="22"/>
-          <w:szCs w:val="22"/>
-        </w:rPr>
-        <w:t xml:space="preserve"> said to the man: "Give these in charity." The man said: "Is there anyone in Madina poorer than my family?" — meaning, we are the poorest people in Madina.</w:t>
-      </w:r>
-    </w:p>
-    <w:p>
-      <w:pPr>
-        <w:spacing w:after="26"/>
-        <w:jc w:val="both"/>
-      </w:pPr>
-      <w:r>
-        <w:rPr>
-          <w:rFonts w:ascii="Georgia" w:cs="Georgia" w:eastAsia="Georgia" w:hAnsi="Georgia"/>
-          <w:sz w:val="22"/>
-          <w:szCs w:val="22"/>
-        </w:rPr>
-        <w:t xml:space="preserve">Hearing this, the Mercy of the Worlds </w:t>
-      </w:r>
-      <w:r>
-        <w:rPr>
-          <w:rFonts w:ascii="Noto Naskh Arabic" w:cs="Noto Naskh Arabic" w:eastAsia="Noto Naskh Arabic" w:hAnsi="Noto Naskh Arabic"/>
-          <w:sz w:val="22"/>
-          <w:szCs w:val="22"/>
-          <w:rtl/>
-        </w:rPr>
-        <w:t xml:space="preserve">ﷺ</w:t>
-      </w:r>
-      <w:r>
-        <w:rPr>
-          <w:rFonts w:ascii="Georgia" w:cs="Georgia" w:eastAsia="Georgia" w:hAnsi="Georgia"/>
-          <w:sz w:val="22"/>
-          <w:szCs w:val="22"/>
-        </w:rPr>
-        <w:t xml:space="preserve"> smiled — so much so that his blessed teeth became visible — and said: "Go and feed these dates to your family. Consider your expiation fulfilled."</w:t>
-      </w:r>
-    </w:p>
-    <w:p>
-      <w:pPr>
-        <w:spacing w:after="29" w:before="12"/>
-        <w:jc w:val="center"/>
-      </w:pPr>
-      <w:r>
-        <w:rPr>
-          <w:rFonts w:ascii="Georgia" w:cs="Georgia" w:eastAsia="Georgia" w:hAnsi="Georgia"/>
-          <w:i/>
-          <w:iCs/>
-          <w:color w:val="6F6252"/>
-          <w:sz w:val="18"/>
-          <w:szCs w:val="18"/>
-        </w:rPr>
-        <w:t xml:space="preserve">(Sunan Abi Dawood, Vol. 2, p. 314, Hadith 2390)</w:t>
-      </w:r>
-    </w:p>
-    <w:p>
-      <w:pPr>
-        <w:spacing w:after="41" w:before="29"/>
-        <w:jc w:val="center"/>
-      </w:pPr>
-      <w:r>
-        <w:rPr>
-          <w:rFonts w:ascii="Georgia" w:cs="Georgia" w:eastAsia="Georgia" w:hAnsi="Georgia"/>
-          <w:i/>
-          <w:iCs/>
-          <w:color w:val="0F5A3E"/>
-          <w:sz w:val="20"/>
-          <w:szCs w:val="20"/>
-        </w:rPr>
-        <w:t xml:space="preserve">The tip of his hair has brought the style of mercy</w:t>
-      </w:r>
-      <w:r>
-        <w:rPr>
-          <w:rFonts w:ascii="Georgia" w:cs="Georgia" w:eastAsia="Georgia" w:hAnsi="Georgia"/>
-          <w:sz w:val="20"/>
-          <w:szCs w:val="20"/>
-        </w:rPr>
-        <w:br/>
-      </w:r>
-      <w:r>
-        <w:rPr>
-          <w:rFonts w:ascii="Georgia" w:cs="Georgia" w:eastAsia="Georgia" w:hAnsi="Georgia"/>
-          <w:i/>
-          <w:iCs/>
-          <w:color w:val="0F5A3E"/>
-          <w:sz w:val="20"/>
-          <w:szCs w:val="20"/>
-        </w:rPr>
-        <w:t xml:space="preserve">When the condition worsened, the cure came for the patient</w:t>
-      </w:r>
-      <w:r>
-        <w:rPr>
-          <w:rFonts w:ascii="Georgia" w:cs="Georgia" w:eastAsia="Georgia" w:hAnsi="Georgia"/>
-          <w:sz w:val="20"/>
-          <w:szCs w:val="20"/>
-        </w:rPr>
-        <w:br/>
-      </w:r>
-      <w:r>
-        <w:rPr>
-          <w:rFonts w:ascii="Georgia" w:cs="Georgia" w:eastAsia="Georgia" w:hAnsi="Georgia"/>
-          <w:i/>
-          <w:iCs/>
-          <w:color w:val="0F5A3E"/>
-          <w:sz w:val="20"/>
-          <w:szCs w:val="20"/>
-        </w:rPr>
-        <w:t xml:space="preserve">To whom should I tell my heart's pain when you exist</w:t>
-      </w:r>
-      <w:r>
-        <w:rPr>
-          <w:rFonts w:ascii="Georgia" w:cs="Georgia" w:eastAsia="Georgia" w:hAnsi="Georgia"/>
-          <w:sz w:val="20"/>
-          <w:szCs w:val="20"/>
-        </w:rPr>
-        <w:br/>
-      </w:r>
-      <w:r>
-        <w:rPr>
-          <w:rFonts w:ascii="Georgia" w:cs="Georgia" w:eastAsia="Georgia" w:hAnsi="Georgia"/>
-          <w:i/>
-          <w:iCs/>
-          <w:color w:val="0F5A3E"/>
-          <w:sz w:val="20"/>
-          <w:szCs w:val="20"/>
-        </w:rPr>
-        <w:t xml:space="preserve">In this court of the helpless, a hearing is given</w:t>
-      </w:r>
-    </w:p>
-    <w:p>
-      <w:pPr>
-        <w:spacing w:after="26"/>
-        <w:jc w:val="both"/>
-      </w:pPr>
-      <w:r>
-        <w:rPr>
-          <w:rFonts w:ascii="Georgia" w:cs="Georgia" w:eastAsia="Georgia" w:hAnsi="Georgia"/>
-          <w:sz w:val="22"/>
-          <w:szCs w:val="22"/>
-        </w:rPr>
-        <w:t xml:space="preserve">Subhan Allah! What a majestic station of our Prophet, the Mercy, the Intercessor of the Ummah </w:t>
-      </w:r>
-      <w:r>
-        <w:rPr>
-          <w:rFonts w:ascii="Noto Naskh Arabic" w:cs="Noto Naskh Arabic" w:eastAsia="Noto Naskh Arabic" w:hAnsi="Noto Naskh Arabic"/>
-          <w:sz w:val="22"/>
-          <w:szCs w:val="22"/>
-          <w:rtl/>
-        </w:rPr>
-        <w:t xml:space="preserve">ﷺ</w:t>
-      </w:r>
-      <w:r>
-        <w:rPr>
-          <w:rFonts w:ascii="Georgia" w:cs="Georgia" w:eastAsia="Georgia" w:hAnsi="Georgia"/>
-          <w:sz w:val="22"/>
-          <w:szCs w:val="22"/>
-        </w:rPr>
-        <w:t xml:space="preserve"> — that even an expiation is turned into a gift!</w:t>
-      </w:r>
-    </w:p>
-    <w:p>
-      <w:pPr>
-        <w:spacing w:after="26"/>
-        <w:jc w:val="both"/>
-      </w:pPr>
-      <w:r>
-        <w:rPr>
-          <w:rFonts w:ascii="Georgia" w:cs="Georgia" w:eastAsia="Georgia" w:hAnsi="Georgia"/>
-          <w:sz w:val="22"/>
-          <w:szCs w:val="22"/>
-        </w:rPr>
-        <w:t xml:space="preserve">The Imam of Love and Devotion, Sayyidi A'la Hadrat </w:t>
+        <w:t xml:space="preserve">عليه السلام</w:t>
+      </w:r>
+      <w:r>
+        <w:rPr>
+          <w:rFonts w:ascii="Georgia" w:cs="Georgia" w:eastAsia="Georgia" w:hAnsi="Georgia"/>
+          <w:sz w:val="22"/>
+          <w:szCs w:val="22"/>
+        </w:rPr>
+        <w:t xml:space="preserve">, saying: "Intercede for us with your Pure Lord." He will say: "I am not for this. Go to Hadrat Sayyiduna Ibrahim </w:t>
       </w:r>
       <w:r>
         <w:rPr>
@@ -4842,6 +4006,503 @@
           <w:vertAlign w:val="superscript"/>
           <w:rtl/>
         </w:rPr>
+        <w:t xml:space="preserve">عليه السلام</w:t>
+      </w:r>
+      <w:r>
+        <w:rPr>
+          <w:rFonts w:ascii="Georgia" w:cs="Georgia" w:eastAsia="Georgia" w:hAnsi="Georgia"/>
+          <w:sz w:val="22"/>
+          <w:szCs w:val="22"/>
+        </w:rPr>
+        <w:t xml:space="preserve">, for he is the Khalil of Allah." They will go to Hadrat Sayyiduna Ibrahim </w:t>
+      </w:r>
+      <w:r>
+        <w:rPr>
+          <w:rFonts w:ascii="Noto Naskh Arabic" w:cs="Noto Naskh Arabic" w:eastAsia="Noto Naskh Arabic" w:hAnsi="Noto Naskh Arabic"/>
+          <w:sz w:val="16"/>
+          <w:szCs w:val="16"/>
+          <w:vertAlign w:val="superscript"/>
+          <w:rtl/>
+        </w:rPr>
+        <w:t xml:space="preserve">عليه السلام</w:t>
+      </w:r>
+      <w:r>
+        <w:rPr>
+          <w:rFonts w:ascii="Georgia" w:cs="Georgia" w:eastAsia="Georgia" w:hAnsi="Georgia"/>
+          <w:sz w:val="22"/>
+          <w:szCs w:val="22"/>
+        </w:rPr>
+        <w:t xml:space="preserve">, but he too will say: "I am not for this. Go to Hadrat Sayyiduna Moosa </w:t>
+      </w:r>
+      <w:r>
+        <w:rPr>
+          <w:rFonts w:ascii="Noto Naskh Arabic" w:cs="Noto Naskh Arabic" w:eastAsia="Noto Naskh Arabic" w:hAnsi="Noto Naskh Arabic"/>
+          <w:sz w:val="16"/>
+          <w:szCs w:val="16"/>
+          <w:vertAlign w:val="superscript"/>
+          <w:rtl/>
+        </w:rPr>
+        <w:t xml:space="preserve">عليه السلام</w:t>
+      </w:r>
+      <w:r>
+        <w:rPr>
+          <w:rFonts w:ascii="Georgia" w:cs="Georgia" w:eastAsia="Georgia" w:hAnsi="Georgia"/>
+          <w:sz w:val="22"/>
+          <w:szCs w:val="22"/>
+        </w:rPr>
+        <w:t xml:space="preserve">, for he is the Kaleem of Allah." They will go to Hadrat Moosa </w:t>
+      </w:r>
+      <w:r>
+        <w:rPr>
+          <w:rFonts w:ascii="Noto Naskh Arabic" w:cs="Noto Naskh Arabic" w:eastAsia="Noto Naskh Arabic" w:hAnsi="Noto Naskh Arabic"/>
+          <w:sz w:val="16"/>
+          <w:szCs w:val="16"/>
+          <w:vertAlign w:val="superscript"/>
+          <w:rtl/>
+        </w:rPr>
+        <w:t xml:space="preserve">عليه السلام</w:t>
+      </w:r>
+      <w:r>
+        <w:rPr>
+          <w:rFonts w:ascii="Georgia" w:cs="Georgia" w:eastAsia="Georgia" w:hAnsi="Georgia"/>
+          <w:sz w:val="22"/>
+          <w:szCs w:val="22"/>
+        </w:rPr>
+        <w:t xml:space="preserve">, and he too will say: "I am not for this. Go to Hadrat Eisa </w:t>
+      </w:r>
+      <w:r>
+        <w:rPr>
+          <w:rFonts w:ascii="Noto Naskh Arabic" w:cs="Noto Naskh Arabic" w:eastAsia="Noto Naskh Arabic" w:hAnsi="Noto Naskh Arabic"/>
+          <w:sz w:val="16"/>
+          <w:szCs w:val="16"/>
+          <w:vertAlign w:val="superscript"/>
+          <w:rtl/>
+        </w:rPr>
+        <w:t xml:space="preserve">عليه السلام</w:t>
+      </w:r>
+      <w:r>
+        <w:rPr>
+          <w:rFonts w:ascii="Georgia" w:cs="Georgia" w:eastAsia="Georgia" w:hAnsi="Georgia"/>
+          <w:sz w:val="22"/>
+          <w:szCs w:val="22"/>
+        </w:rPr>
+        <w:t xml:space="preserve">, for he is the Roohullah and Kalimatullah." They will go to Hadrat Eisa </w:t>
+      </w:r>
+      <w:r>
+        <w:rPr>
+          <w:rFonts w:ascii="Noto Naskh Arabic" w:cs="Noto Naskh Arabic" w:eastAsia="Noto Naskh Arabic" w:hAnsi="Noto Naskh Arabic"/>
+          <w:sz w:val="16"/>
+          <w:szCs w:val="16"/>
+          <w:vertAlign w:val="superscript"/>
+          <w:rtl/>
+        </w:rPr>
+        <w:t xml:space="preserve">عليه السلام</w:t>
+      </w:r>
+      <w:r>
+        <w:rPr>
+          <w:rFonts w:ascii="Georgia" w:cs="Georgia" w:eastAsia="Georgia" w:hAnsi="Georgia"/>
+          <w:sz w:val="22"/>
+          <w:szCs w:val="22"/>
+        </w:rPr>
+        <w:t xml:space="preserve">, and he too will say: "I am not for this. But go to the service of Hadrat Sayyiduna Muhammad Mustafa </w:t>
+      </w:r>
+      <w:r>
+        <w:rPr>
+          <w:rFonts w:ascii="Noto Naskh Arabic" w:cs="Noto Naskh Arabic" w:eastAsia="Noto Naskh Arabic" w:hAnsi="Noto Naskh Arabic"/>
+          <w:sz w:val="22"/>
+          <w:szCs w:val="22"/>
+          <w:rtl/>
+        </w:rPr>
+        <w:t xml:space="preserve">ﷺ</w:t>
+      </w:r>
+      <w:r>
+        <w:rPr>
+          <w:rFonts w:ascii="Georgia" w:cs="Georgia" w:eastAsia="Georgia" w:hAnsi="Georgia"/>
+          <w:sz w:val="22"/>
+          <w:szCs w:val="22"/>
+        </w:rPr>
+        <w:t xml:space="preserve">."</w:t>
+      </w:r>
+    </w:p>
+    <w:p>
+      <w:pPr>
+        <w:spacing w:after="26"/>
+        <w:jc w:val="both"/>
+      </w:pPr>
+      <w:r>
+        <w:rPr>
+          <w:rFonts w:ascii="Georgia" w:cs="Georgia" w:eastAsia="Georgia" w:hAnsi="Georgia"/>
+          <w:sz w:val="22"/>
+          <w:szCs w:val="22"/>
+        </w:rPr>
+        <w:t xml:space="preserve">When they come to me, I will say: "I am the one for intercession." Then I will seek permission from my Lord, and permission will be granted. Allah the Exalted will place in my heart such words of praise —</w:t>
+      </w:r>
+    </w:p>
+    <w:p>
+      <w:pPr>
+        <w:spacing w:after="26"/>
+        <w:jc w:val="both"/>
+      </w:pPr>
+      <w:r>
+        <w:rPr>
+          <w:rFonts w:ascii="Georgia" w:cs="Georgia" w:eastAsia="Georgia" w:hAnsi="Georgia"/>
+          <w:sz w:val="22"/>
+          <w:szCs w:val="22"/>
+        </w:rPr>
+        <w:t xml:space="preserve">— words that are not present in my knowledge right now. I will praise Him with those words of praise and fall into prostration before my Lord. It will be said: "O Muhammad </w:t>
+      </w:r>
+      <w:r>
+        <w:rPr>
+          <w:rFonts w:ascii="Noto Naskh Arabic" w:cs="Noto Naskh Arabic" w:eastAsia="Noto Naskh Arabic" w:hAnsi="Noto Naskh Arabic"/>
+          <w:sz w:val="22"/>
+          <w:szCs w:val="22"/>
+          <w:rtl/>
+        </w:rPr>
+        <w:t xml:space="preserve">ﷺ</w:t>
+      </w:r>
+      <w:r>
+        <w:rPr>
+          <w:rFonts w:ascii="Georgia" w:cs="Georgia" w:eastAsia="Georgia" w:hAnsi="Georgia"/>
+          <w:sz w:val="22"/>
+          <w:szCs w:val="22"/>
+        </w:rPr>
+        <w:t xml:space="preserve">! Raise your head. Speak, and you will be heard. Ask, and it will be granted. Intercede, and your intercession will be accepted." I will say: "O Lord! My ummah, my ummah! O Lord! My ummah, my ummah!" He will say: "Go and bring out from Hell every person from your ummah who has even a grain's weight of faith in their heart."</w:t>
+      </w:r>
+    </w:p>
+    <w:p>
+      <w:pPr>
+        <w:spacing w:after="26"/>
+        <w:jc w:val="both"/>
+      </w:pPr>
+      <w:r>
+        <w:rPr>
+          <w:rFonts w:ascii="Georgia" w:cs="Georgia" w:eastAsia="Georgia" w:hAnsi="Georgia"/>
+          <w:sz w:val="22"/>
+          <w:szCs w:val="22"/>
+        </w:rPr>
+        <w:t xml:space="preserve">I will go and bring them out. Then I will return and praise my Lord with those same words of praise, and again fall into prostration before Allah the Exalted. It will again be said: "O Muhammad </w:t>
+      </w:r>
+      <w:r>
+        <w:rPr>
+          <w:rFonts w:ascii="Noto Naskh Arabic" w:cs="Noto Naskh Arabic" w:eastAsia="Noto Naskh Arabic" w:hAnsi="Noto Naskh Arabic"/>
+          <w:sz w:val="22"/>
+          <w:szCs w:val="22"/>
+          <w:rtl/>
+        </w:rPr>
+        <w:t xml:space="preserve">ﷺ</w:t>
+      </w:r>
+      <w:r>
+        <w:rPr>
+          <w:rFonts w:ascii="Georgia" w:cs="Georgia" w:eastAsia="Georgia" w:hAnsi="Georgia"/>
+          <w:sz w:val="22"/>
+          <w:szCs w:val="22"/>
+        </w:rPr>
+        <w:t xml:space="preserve">! Raise your head. Speak, and you will be heard. Ask, and it will be granted. Intercede, and your intercession will be accepted." I will say: "O Lord! My ummah, my ummah! O Lord! My ummah!" It will be said: "Go and bring out every person from your ummah who has even a mustard seed's weight of faith in their heart." So I will go and bring them out.</w:t>
+      </w:r>
+    </w:p>
+    <w:p>
+      <w:pPr>
+        <w:spacing w:after="26"/>
+        <w:jc w:val="both"/>
+      </w:pPr>
+      <w:r>
+        <w:rPr>
+          <w:rFonts w:ascii="Georgia" w:cs="Georgia" w:eastAsia="Georgia" w:hAnsi="Georgia"/>
+          <w:sz w:val="22"/>
+          <w:szCs w:val="22"/>
+        </w:rPr>
+        <w:t xml:space="preserve">Then I will return and praise my Lord with those same words of praise, and again fall into prostration. It will be said: "O Muhammad </w:t>
+      </w:r>
+      <w:r>
+        <w:rPr>
+          <w:rFonts w:ascii="Noto Naskh Arabic" w:cs="Noto Naskh Arabic" w:eastAsia="Noto Naskh Arabic" w:hAnsi="Noto Naskh Arabic"/>
+          <w:sz w:val="22"/>
+          <w:szCs w:val="22"/>
+          <w:rtl/>
+        </w:rPr>
+        <w:t xml:space="preserve">ﷺ</w:t>
+      </w:r>
+      <w:r>
+        <w:rPr>
+          <w:rFonts w:ascii="Georgia" w:cs="Georgia" w:eastAsia="Georgia" w:hAnsi="Georgia"/>
+          <w:sz w:val="22"/>
+          <w:szCs w:val="22"/>
+        </w:rPr>
+        <w:t xml:space="preserve">! Raise your head. Speak, and you will be heard. Ask, and it will be granted. Intercede, and your intercession will be accepted." I will say: "O Lord! My ummah, my ummah! O my Lord! My ummah!" Allah the Exalted will say: "Go and bring out from the Fire even those who have less than a mustard seed's weight of faith." So I will go and do so.</w:t>
+      </w:r>
+    </w:p>
+    <w:p>
+      <w:pPr>
+        <w:spacing w:after="26"/>
+        <w:jc w:val="both"/>
+      </w:pPr>
+      <w:r>
+        <w:rPr>
+          <w:rFonts w:ascii="Georgia" w:cs="Georgia" w:eastAsia="Georgia" w:hAnsi="Georgia"/>
+          <w:sz w:val="22"/>
+          <w:szCs w:val="22"/>
+        </w:rPr>
+        <w:t xml:space="preserve">The hadith continues: Then I will return a fourth time and praise my Lord with those same words of praise, and fall into prostration before Him. It will be said: "O Muhammad </w:t>
+      </w:r>
+      <w:r>
+        <w:rPr>
+          <w:rFonts w:ascii="Noto Naskh Arabic" w:cs="Noto Naskh Arabic" w:eastAsia="Noto Naskh Arabic" w:hAnsi="Noto Naskh Arabic"/>
+          <w:sz w:val="22"/>
+          <w:szCs w:val="22"/>
+          <w:rtl/>
+        </w:rPr>
+        <w:t xml:space="preserve">ﷺ</w:t>
+      </w:r>
+      <w:r>
+        <w:rPr>
+          <w:rFonts w:ascii="Georgia" w:cs="Georgia" w:eastAsia="Georgia" w:hAnsi="Georgia"/>
+          <w:sz w:val="22"/>
+          <w:szCs w:val="22"/>
+        </w:rPr>
+        <w:t xml:space="preserve">! Raise your head. Speak, and you will be heard. Ask, and it will be granted. Intercede, and your intercession will be accepted." I will say: "O my Lord! Grant me permission to bring out every person who has said 'La ilaha illallah.'" Allah the Pure will say: "By My honour, majesty, pride, and greatness — I will bring out from Hell those who said 'La ilaha illallah'!"</w:t>
+      </w:r>
+    </w:p>
+    <w:p>
+      <w:pPr>
+        <w:spacing w:after="26"/>
+        <w:jc w:val="both"/>
+      </w:pPr>
+      <w:r>
+        <w:rPr>
+          <w:rFonts w:ascii="Georgia" w:cs="Georgia" w:eastAsia="Georgia" w:hAnsi="Georgia"/>
+          <w:sz w:val="22"/>
+          <w:szCs w:val="22"/>
+        </w:rPr>
+        <w:t xml:space="preserve">Dear and respected brothers in Islam! Reflect on this blessed hadith given in Sahih Bukhari, Vol. 9, p. 146, Hadith 7510. Today, we all know that on the Day of Resurrection, the one who will come to our aid is the Messenger of Allah </w:t>
+      </w:r>
+      <w:r>
+        <w:rPr>
+          <w:rFonts w:ascii="Noto Naskh Arabic" w:cs="Noto Naskh Arabic" w:eastAsia="Noto Naskh Arabic" w:hAnsi="Noto Naskh Arabic"/>
+          <w:sz w:val="22"/>
+          <w:szCs w:val="22"/>
+          <w:rtl/>
+        </w:rPr>
+        <w:t xml:space="preserve">ﷺ</w:t>
+      </w:r>
+      <w:r>
+        <w:rPr>
+          <w:rFonts w:ascii="Georgia" w:cs="Georgia" w:eastAsia="Georgia" w:hAnsi="Georgia"/>
+          <w:sz w:val="22"/>
+          <w:szCs w:val="22"/>
+        </w:rPr>
+        <w:t xml:space="preserve">. But why will the entire ummah forget this on that day? What is the reason? And if the task is destined for the Holy Prophet </w:t>
+      </w:r>
+      <w:r>
+        <w:rPr>
+          <w:rFonts w:ascii="Noto Naskh Arabic" w:cs="Noto Naskh Arabic" w:eastAsia="Noto Naskh Arabic" w:hAnsi="Noto Naskh Arabic"/>
+          <w:sz w:val="22"/>
+          <w:szCs w:val="22"/>
+          <w:rtl/>
+        </w:rPr>
+        <w:t xml:space="preserve">ﷺ</w:t>
+      </w:r>
+      <w:r>
+        <w:rPr>
+          <w:rFonts w:ascii="Georgia" w:cs="Georgia" w:eastAsia="Georgia" w:hAnsi="Georgia"/>
+          <w:sz w:val="22"/>
+          <w:szCs w:val="22"/>
+        </w:rPr>
+        <w:t xml:space="preserve"> anyway, then what is the meaning of sending people to the other noble prophets?</w:t>
+      </w:r>
+    </w:p>
+    <w:p>
+      <w:pPr>
+        <w:spacing w:after="26"/>
+        <w:jc w:val="both"/>
+      </w:pPr>
+      <w:r>
+        <w:rPr>
+          <w:rFonts w:ascii="Georgia" w:cs="Georgia" w:eastAsia="Georgia" w:hAnsi="Georgia"/>
+          <w:sz w:val="22"/>
+          <w:szCs w:val="22"/>
+        </w:rPr>
+        <w:t xml:space="preserve">The reason is this: Today, from Hadrat Adam </w:t>
+      </w:r>
+      <w:r>
+        <w:rPr>
+          <w:rFonts w:ascii="Noto Naskh Arabic" w:cs="Noto Naskh Arabic" w:eastAsia="Noto Naskh Arabic" w:hAnsi="Noto Naskh Arabic"/>
+          <w:sz w:val="16"/>
+          <w:szCs w:val="16"/>
+          <w:vertAlign w:val="superscript"/>
+          <w:rtl/>
+        </w:rPr>
+        <w:t xml:space="preserve">عليه السلام</w:t>
+      </w:r>
+      <w:r>
+        <w:rPr>
+          <w:rFonts w:ascii="Georgia" w:cs="Georgia" w:eastAsia="Georgia" w:hAnsi="Georgia"/>
+          <w:sz w:val="22"/>
+          <w:szCs w:val="22"/>
+        </w:rPr>
+        <w:t xml:space="preserve"> to Hadrat Muhammad Mustafa </w:t>
+      </w:r>
+      <w:r>
+        <w:rPr>
+          <w:rFonts w:ascii="Noto Naskh Arabic" w:cs="Noto Naskh Arabic" w:eastAsia="Noto Naskh Arabic" w:hAnsi="Noto Naskh Arabic"/>
+          <w:sz w:val="22"/>
+          <w:szCs w:val="22"/>
+          <w:rtl/>
+        </w:rPr>
+        <w:t xml:space="preserve">ﷺ</w:t>
+      </w:r>
+      <w:r>
+        <w:rPr>
+          <w:rFonts w:ascii="Georgia" w:cs="Georgia" w:eastAsia="Georgia" w:hAnsi="Georgia"/>
+          <w:sz w:val="22"/>
+          <w:szCs w:val="22"/>
+        </w:rPr>
+        <w:t xml:space="preserve">, all the communities are gathered. Today it must be made known — the authority that Muhammad </w:t>
+      </w:r>
+      <w:r>
+        <w:rPr>
+          <w:rFonts w:ascii="Noto Naskh Arabic" w:cs="Noto Naskh Arabic" w:eastAsia="Noto Naskh Arabic" w:hAnsi="Noto Naskh Arabic"/>
+          <w:sz w:val="22"/>
+          <w:szCs w:val="22"/>
+          <w:rtl/>
+        </w:rPr>
+        <w:t xml:space="preserve">ﷺ</w:t>
+      </w:r>
+      <w:r>
+        <w:rPr>
+          <w:rFonts w:ascii="Georgia" w:cs="Georgia" w:eastAsia="Georgia" w:hAnsi="Georgia"/>
+          <w:sz w:val="22"/>
+          <w:szCs w:val="22"/>
+        </w:rPr>
+        <w:t xml:space="preserve"> possesses, no one else possesses it. The authorities given to Hadrat Adam </w:t>
+      </w:r>
+      <w:r>
+        <w:rPr>
+          <w:rFonts w:ascii="Noto Naskh Arabic" w:cs="Noto Naskh Arabic" w:eastAsia="Noto Naskh Arabic" w:hAnsi="Noto Naskh Arabic"/>
+          <w:sz w:val="16"/>
+          <w:szCs w:val="16"/>
+          <w:vertAlign w:val="superscript"/>
+          <w:rtl/>
+        </w:rPr>
+        <w:t xml:space="preserve">عليه السلام</w:t>
+      </w:r>
+      <w:r>
+        <w:rPr>
+          <w:rFonts w:ascii="Georgia" w:cs="Georgia" w:eastAsia="Georgia" w:hAnsi="Georgia"/>
+          <w:sz w:val="22"/>
+          <w:szCs w:val="22"/>
+        </w:rPr>
+        <w:t xml:space="preserve">, the authorities given to Hadrat Ibrahim </w:t>
+      </w:r>
+      <w:r>
+        <w:rPr>
+          <w:rFonts w:ascii="Noto Naskh Arabic" w:cs="Noto Naskh Arabic" w:eastAsia="Noto Naskh Arabic" w:hAnsi="Noto Naskh Arabic"/>
+          <w:sz w:val="16"/>
+          <w:szCs w:val="16"/>
+          <w:vertAlign w:val="superscript"/>
+          <w:rtl/>
+        </w:rPr>
+        <w:t xml:space="preserve">عليه السلام</w:t>
+      </w:r>
+      <w:r>
+        <w:rPr>
+          <w:rFonts w:ascii="Georgia" w:cs="Georgia" w:eastAsia="Georgia" w:hAnsi="Georgia"/>
+          <w:sz w:val="22"/>
+          <w:szCs w:val="22"/>
+        </w:rPr>
+        <w:t xml:space="preserve">, the authorities given to Hadrat Moosa </w:t>
+      </w:r>
+      <w:r>
+        <w:rPr>
+          <w:rFonts w:ascii="Noto Naskh Arabic" w:cs="Noto Naskh Arabic" w:eastAsia="Noto Naskh Arabic" w:hAnsi="Noto Naskh Arabic"/>
+          <w:sz w:val="16"/>
+          <w:szCs w:val="16"/>
+          <w:vertAlign w:val="superscript"/>
+          <w:rtl/>
+        </w:rPr>
+        <w:t xml:space="preserve">عليه السلام</w:t>
+      </w:r>
+      <w:r>
+        <w:rPr>
+          <w:rFonts w:ascii="Georgia" w:cs="Georgia" w:eastAsia="Georgia" w:hAnsi="Georgia"/>
+          <w:sz w:val="22"/>
+          <w:szCs w:val="22"/>
+        </w:rPr>
+        <w:t xml:space="preserve">, the authorities given to Hadrat Eisa </w:t>
+      </w:r>
+      <w:r>
+        <w:rPr>
+          <w:rFonts w:ascii="Noto Naskh Arabic" w:cs="Noto Naskh Arabic" w:eastAsia="Noto Naskh Arabic" w:hAnsi="Noto Naskh Arabic"/>
+          <w:sz w:val="16"/>
+          <w:szCs w:val="16"/>
+          <w:vertAlign w:val="superscript"/>
+          <w:rtl/>
+        </w:rPr>
+        <w:t xml:space="preserve">عليه السلام</w:t>
+      </w:r>
+      <w:r>
+        <w:rPr>
+          <w:rFonts w:ascii="Georgia" w:cs="Georgia" w:eastAsia="Georgia" w:hAnsi="Georgia"/>
+          <w:sz w:val="22"/>
+          <w:szCs w:val="22"/>
+        </w:rPr>
+        <w:t xml:space="preserve"> — in short, the authority and power that Muhammad </w:t>
+      </w:r>
+      <w:r>
+        <w:rPr>
+          <w:rFonts w:ascii="Noto Naskh Arabic" w:cs="Noto Naskh Arabic" w:eastAsia="Noto Naskh Arabic" w:hAnsi="Noto Naskh Arabic"/>
+          <w:sz w:val="22"/>
+          <w:szCs w:val="22"/>
+          <w:rtl/>
+        </w:rPr>
+        <w:t xml:space="preserve">ﷺ</w:t>
+      </w:r>
+      <w:r>
+        <w:rPr>
+          <w:rFonts w:ascii="Georgia" w:cs="Georgia" w:eastAsia="Georgia" w:hAnsi="Georgia"/>
+          <w:sz w:val="22"/>
+          <w:szCs w:val="22"/>
+        </w:rPr>
+        <w:t xml:space="preserve"> holds today, no one in all creation holds it. This is the day when all the former and latter peoples must be told: if anyone in Allah's creation has the greatest authority, it is Muhammad Mustafa </w:t>
+      </w:r>
+      <w:r>
+        <w:rPr>
+          <w:rFonts w:ascii="Noto Naskh Arabic" w:cs="Noto Naskh Arabic" w:eastAsia="Noto Naskh Arabic" w:hAnsi="Noto Naskh Arabic"/>
+          <w:sz w:val="22"/>
+          <w:szCs w:val="22"/>
+          <w:rtl/>
+        </w:rPr>
+        <w:t xml:space="preserve">ﷺ</w:t>
+      </w:r>
+      <w:r>
+        <w:rPr>
+          <w:rFonts w:ascii="Georgia" w:cs="Georgia" w:eastAsia="Georgia" w:hAnsi="Georgia"/>
+          <w:sz w:val="22"/>
+          <w:szCs w:val="22"/>
+        </w:rPr>
+        <w:t xml:space="preserve">.</w:t>
+      </w:r>
+    </w:p>
+    <w:p>
+      <w:pPr>
+        <w:spacing w:after="26"/>
+        <w:jc w:val="both"/>
+      </w:pPr>
+      <w:r>
+        <w:rPr>
+          <w:rFonts w:ascii="Georgia" w:cs="Georgia" w:eastAsia="Georgia" w:hAnsi="Georgia"/>
+          <w:sz w:val="22"/>
+          <w:szCs w:val="22"/>
+        </w:rPr>
+        <w:t xml:space="preserve">The Imam of Ahlus Sunnah, Imam Ahmad Raza Khan </w:t>
+      </w:r>
+      <w:r>
+        <w:rPr>
+          <w:rFonts w:ascii="Noto Naskh Arabic" w:cs="Noto Naskh Arabic" w:eastAsia="Noto Naskh Arabic" w:hAnsi="Noto Naskh Arabic"/>
+          <w:sz w:val="16"/>
+          <w:szCs w:val="16"/>
+          <w:vertAlign w:val="superscript"/>
+          <w:rtl/>
+        </w:rPr>
         <w:t xml:space="preserve">رحمة الله تعالى عليه</w:t>
       </w:r>
       <w:r>
@@ -4850,55 +4511,24 @@
           <w:sz w:val="22"/>
           <w:szCs w:val="22"/>
         </w:rPr>
-        <w:t xml:space="preserve">, after mentioning this, says with great ecstasy and passion:</w:t>
-      </w:r>
-    </w:p>
-    <w:p>
-      <w:pPr>
-        <w:spacing w:after="26"/>
-        <w:jc w:val="both"/>
-      </w:pPr>
-      <w:r>
-        <w:rPr>
-          <w:rFonts w:ascii="Georgia" w:cs="Georgia" w:eastAsia="Georgia" w:hAnsi="Georgia"/>
-          <w:sz w:val="22"/>
-          <w:szCs w:val="22"/>
-        </w:rPr>
-        <w:t xml:space="preserve">O Muslims! No one has ever heard of such an expiation for a sin! Two measures of dates are granted from the court of the Prophet </w:t>
-      </w:r>
-      <w:r>
-        <w:rPr>
-          <w:rFonts w:ascii="Noto Naskh Arabic" w:cs="Noto Naskh Arabic" w:eastAsia="Noto Naskh Arabic" w:hAnsi="Noto Naskh Arabic"/>
-          <w:sz w:val="22"/>
-          <w:szCs w:val="22"/>
-          <w:rtl/>
-        </w:rPr>
-        <w:t xml:space="preserve">ﷺ</w:t>
-      </w:r>
-      <w:r>
-        <w:rPr>
-          <w:rFonts w:ascii="Georgia" w:cs="Georgia" w:eastAsia="Georgia" w:hAnsi="Georgia"/>
-          <w:sz w:val="22"/>
-          <w:szCs w:val="22"/>
-        </w:rPr>
-        <w:t xml:space="preserve"> — "Take them and eat, your expiation is fulfilled." By Allah! This is the court of mercy of Muhammad, the Messenger of Allah </w:t>
-      </w:r>
-      <w:r>
-        <w:rPr>
-          <w:rFonts w:ascii="Noto Naskh Arabic" w:cs="Noto Naskh Arabic" w:eastAsia="Noto Naskh Arabic" w:hAnsi="Noto Naskh Arabic"/>
-          <w:sz w:val="22"/>
-          <w:szCs w:val="22"/>
-          <w:rtl/>
-        </w:rPr>
-        <w:t xml:space="preserve">ﷺ</w:t>
-      </w:r>
-      <w:r>
-        <w:rPr>
-          <w:rFonts w:ascii="Georgia" w:cs="Georgia" w:eastAsia="Georgia" w:hAnsi="Georgia"/>
-          <w:sz w:val="22"/>
-          <w:szCs w:val="22"/>
-        </w:rPr>
-        <w:t xml:space="preserve"> — where punishment is turned into reward! Yes, yes! This is the shelter of the helpless! This is the Supreme Caliphate of the One who says: "So those — Allah will replace their evil deeds with good deeds." His one glance of kindness turns major sins into virtues — when the Most Merciful of the merciful, whose glory is exalted, has...</w:t>
+        <w:t xml:space="preserve"> says:</w:t>
+      </w:r>
+    </w:p>
+    <w:p>
+      <w:pPr>
+        <w:spacing w:after="41" w:before="29"/>
+        <w:jc w:val="center"/>
+      </w:pPr>
+      <w:r>
+        <w:rPr>
+          <w:rFonts w:ascii="Georgia" w:cs="Georgia" w:eastAsia="Georgia" w:hAnsi="Georgia"/>
+          <w:i/>
+          <w:iCs/>
+          <w:color w:val="0F5A3E"/>
+          <w:sz w:val="20"/>
+          <w:szCs w:val="20"/>
+        </w:rPr>
+        <w:t xml:space="preserve">The Friend, the Confidant, the Messiah, the Chosen — none compare to him anywhere</w:t>
       </w:r>
     </w:p>
     <w:p>
@@ -4916,592 +4546,402 @@
           <w:sz w:val="48"/>
           <w:szCs w:val="48"/>
         </w:rPr>
-        <w:t xml:space="preserve">The Prophet </w:t>
-      </w:r>
-      <w:r>
-        <w:rPr>
-          <w:rFonts w:ascii="Noto Naskh Arabic" w:cs="Noto Naskh Arabic" w:eastAsia="Noto Naskh Arabic" w:hAnsi="Noto Naskh Arabic"/>
+        <w:t xml:space="preserve">The Expiation of Fasting Was Pardoned</w:t>
+      </w:r>
+    </w:p>
+    <w:p>
+      <w:pPr>
+        <w:spacing w:after="26"/>
+        <w:jc w:val="both"/>
+      </w:pPr>
+      <w:r>
+        <w:rPr>
+          <w:rFonts w:ascii="Georgia" w:cs="Georgia" w:eastAsia="Georgia" w:hAnsi="Georgia"/>
+          <w:sz w:val="22"/>
+          <w:szCs w:val="22"/>
+        </w:rPr>
+        <w:t xml:space="preserve">Hadrat Sayyiduna Abu Huraira </w:t>
+      </w:r>
+      <w:r>
+        <w:rPr>
+          <w:rFonts w:ascii="Noto Naskh Arabic" w:cs="Noto Naskh Arabic" w:eastAsia="Noto Naskh Arabic" w:hAnsi="Noto Naskh Arabic"/>
+          <w:sz w:val="16"/>
+          <w:szCs w:val="16"/>
+          <w:vertAlign w:val="superscript"/>
+          <w:rtl/>
+        </w:rPr>
+        <w:t xml:space="preserve">رضي الله تعالى عنه</w:t>
+      </w:r>
+      <w:r>
+        <w:rPr>
+          <w:rFonts w:ascii="Georgia" w:cs="Georgia" w:eastAsia="Georgia" w:hAnsi="Georgia"/>
+          <w:sz w:val="22"/>
+          <w:szCs w:val="22"/>
+        </w:rPr>
+        <w:t xml:space="preserve"> narrates: A man came to the sacred court and said: "O Messenger of Allah </w:t>
+      </w:r>
+      <w:r>
+        <w:rPr>
+          <w:rFonts w:ascii="Noto Naskh Arabic" w:cs="Noto Naskh Arabic" w:eastAsia="Noto Naskh Arabic" w:hAnsi="Noto Naskh Arabic"/>
+          <w:sz w:val="22"/>
+          <w:szCs w:val="22"/>
+          <w:rtl/>
+        </w:rPr>
+        <w:t xml:space="preserve">ﷺ</w:t>
+      </w:r>
+      <w:r>
+        <w:rPr>
+          <w:rFonts w:ascii="Georgia" w:cs="Georgia" w:eastAsia="Georgia" w:hAnsi="Georgia"/>
+          <w:sz w:val="22"/>
+          <w:szCs w:val="22"/>
+        </w:rPr>
+        <w:t xml:space="preserve">! I am destroyed!" The Prophet </w:t>
+      </w:r>
+      <w:r>
+        <w:rPr>
+          <w:rFonts w:ascii="Noto Naskh Arabic" w:cs="Noto Naskh Arabic" w:eastAsia="Noto Naskh Arabic" w:hAnsi="Noto Naskh Arabic"/>
+          <w:sz w:val="22"/>
+          <w:szCs w:val="22"/>
+          <w:rtl/>
+        </w:rPr>
+        <w:t xml:space="preserve">ﷺ</w:t>
+      </w:r>
+      <w:r>
+        <w:rPr>
+          <w:rFonts w:ascii="Georgia" w:cs="Georgia" w:eastAsia="Georgia" w:hAnsi="Georgia"/>
+          <w:sz w:val="22"/>
+          <w:szCs w:val="22"/>
+        </w:rPr>
+        <w:t xml:space="preserve"> said: "What has destroyed you?" He said: "I had relations with my wife during Ramadan." The Prophet </w:t>
+      </w:r>
+      <w:r>
+        <w:rPr>
+          <w:rFonts w:ascii="Noto Naskh Arabic" w:cs="Noto Naskh Arabic" w:eastAsia="Noto Naskh Arabic" w:hAnsi="Noto Naskh Arabic"/>
+          <w:sz w:val="22"/>
+          <w:szCs w:val="22"/>
+          <w:rtl/>
+        </w:rPr>
+        <w:t xml:space="preserve">ﷺ</w:t>
+      </w:r>
+      <w:r>
+        <w:rPr>
+          <w:rFonts w:ascii="Georgia" w:cs="Georgia" w:eastAsia="Georgia" w:hAnsi="Georgia"/>
+          <w:sz w:val="22"/>
+          <w:szCs w:val="22"/>
+        </w:rPr>
+        <w:t xml:space="preserve"> said: "Can you free a slave?" He said: "No." He said: "Can you give charity?" He said: "No." He said: "Can you fast for a month?" He said: "No." He said: "Can you fast for two consecutive months?" He said: "No." He said: "Can you feed sixty poor people?" He said: "No." The Prophet </w:t>
+      </w:r>
+      <w:r>
+        <w:rPr>
+          <w:rFonts w:ascii="Noto Naskh Arabic" w:cs="Noto Naskh Arabic" w:eastAsia="Noto Naskh Arabic" w:hAnsi="Noto Naskh Arabic"/>
+          <w:sz w:val="22"/>
+          <w:szCs w:val="22"/>
+          <w:rtl/>
+        </w:rPr>
+        <w:t xml:space="preserve">ﷺ</w:t>
+      </w:r>
+      <w:r>
+        <w:rPr>
+          <w:rFonts w:ascii="Georgia" w:cs="Georgia" w:eastAsia="Georgia" w:hAnsi="Georgia"/>
+          <w:sz w:val="22"/>
+          <w:szCs w:val="22"/>
+        </w:rPr>
+        <w:t xml:space="preserve"> said: "Sit down."</w:t>
+      </w:r>
+    </w:p>
+    <w:p>
+      <w:pPr>
+        <w:spacing w:after="26"/>
+        <w:jc w:val="both"/>
+      </w:pPr>
+      <w:r>
+        <w:rPr>
+          <w:rFonts w:ascii="Georgia" w:cs="Georgia" w:eastAsia="Georgia" w:hAnsi="Georgia"/>
+          <w:sz w:val="22"/>
+          <w:szCs w:val="22"/>
+        </w:rPr>
+        <w:t xml:space="preserve">Meanwhile, some dates were brought to the sacred court. The Holy Prophet </w:t>
+      </w:r>
+      <w:r>
+        <w:rPr>
+          <w:rFonts w:ascii="Noto Naskh Arabic" w:cs="Noto Naskh Arabic" w:eastAsia="Noto Naskh Arabic" w:hAnsi="Noto Naskh Arabic"/>
+          <w:sz w:val="22"/>
+          <w:szCs w:val="22"/>
+          <w:rtl/>
+        </w:rPr>
+        <w:t xml:space="preserve">ﷺ</w:t>
+      </w:r>
+      <w:r>
+        <w:rPr>
+          <w:rFonts w:ascii="Georgia" w:cs="Georgia" w:eastAsia="Georgia" w:hAnsi="Georgia"/>
+          <w:sz w:val="22"/>
+          <w:szCs w:val="22"/>
+        </w:rPr>
+        <w:t xml:space="preserve"> said to the man: "Give these in charity." The man said: "Is there anyone in Madina poorer than my family?" — meaning, we are the poorest people in Madina.</w:t>
+      </w:r>
+    </w:p>
+    <w:p>
+      <w:pPr>
+        <w:spacing w:after="26"/>
+        <w:jc w:val="both"/>
+      </w:pPr>
+      <w:r>
+        <w:rPr>
+          <w:rFonts w:ascii="Georgia" w:cs="Georgia" w:eastAsia="Georgia" w:hAnsi="Georgia"/>
+          <w:sz w:val="22"/>
+          <w:szCs w:val="22"/>
+        </w:rPr>
+        <w:t xml:space="preserve">Hearing this, the Mercy of the Worlds </w:t>
+      </w:r>
+      <w:r>
+        <w:rPr>
+          <w:rFonts w:ascii="Noto Naskh Arabic" w:cs="Noto Naskh Arabic" w:eastAsia="Noto Naskh Arabic" w:hAnsi="Noto Naskh Arabic"/>
+          <w:sz w:val="22"/>
+          <w:szCs w:val="22"/>
+          <w:rtl/>
+        </w:rPr>
+        <w:t xml:space="preserve">ﷺ</w:t>
+      </w:r>
+      <w:r>
+        <w:rPr>
+          <w:rFonts w:ascii="Georgia" w:cs="Georgia" w:eastAsia="Georgia" w:hAnsi="Georgia"/>
+          <w:sz w:val="22"/>
+          <w:szCs w:val="22"/>
+        </w:rPr>
+        <w:t xml:space="preserve"> smiled — so much so that his blessed teeth became visible — and said: "Go and feed these dates to your family. Consider your expiation fulfilled."</w:t>
+      </w:r>
+    </w:p>
+    <w:p>
+      <w:pPr>
+        <w:spacing w:after="29" w:before="12"/>
+        <w:jc w:val="center"/>
+      </w:pPr>
+      <w:r>
+        <w:rPr>
+          <w:rFonts w:ascii="Georgia" w:cs="Georgia" w:eastAsia="Georgia" w:hAnsi="Georgia"/>
+          <w:i/>
+          <w:iCs/>
+          <w:color w:val="6F6252"/>
+          <w:sz w:val="18"/>
+          <w:szCs w:val="18"/>
+        </w:rPr>
+        <w:t xml:space="preserve">(Sunan Abi Dawood, Vol. 2, p. 314, Hadith 2390)</w:t>
+      </w:r>
+    </w:p>
+    <w:p>
+      <w:pPr>
+        <w:spacing w:after="41" w:before="29"/>
+        <w:jc w:val="center"/>
+      </w:pPr>
+      <w:r>
+        <w:rPr>
+          <w:rFonts w:ascii="Georgia" w:cs="Georgia" w:eastAsia="Georgia" w:hAnsi="Georgia"/>
+          <w:i/>
+          <w:iCs/>
+          <w:color w:val="0F5A3E"/>
+          <w:sz w:val="20"/>
+          <w:szCs w:val="20"/>
+        </w:rPr>
+        <w:t xml:space="preserve">The tip of his hair has brought the style of mercy</w:t>
+      </w:r>
+      <w:r>
+        <w:rPr>
+          <w:rFonts w:ascii="Georgia" w:cs="Georgia" w:eastAsia="Georgia" w:hAnsi="Georgia"/>
+          <w:sz w:val="20"/>
+          <w:szCs w:val="20"/>
+        </w:rPr>
+        <w:br/>
+      </w:r>
+      <w:r>
+        <w:rPr>
+          <w:rFonts w:ascii="Georgia" w:cs="Georgia" w:eastAsia="Georgia" w:hAnsi="Georgia"/>
+          <w:i/>
+          <w:iCs/>
+          <w:color w:val="0F5A3E"/>
+          <w:sz w:val="20"/>
+          <w:szCs w:val="20"/>
+        </w:rPr>
+        <w:t xml:space="preserve">When the condition worsened, the cure came for the patient</w:t>
+      </w:r>
+      <w:r>
+        <w:rPr>
+          <w:rFonts w:ascii="Georgia" w:cs="Georgia" w:eastAsia="Georgia" w:hAnsi="Georgia"/>
+          <w:sz w:val="20"/>
+          <w:szCs w:val="20"/>
+        </w:rPr>
+        <w:br/>
+      </w:r>
+      <w:r>
+        <w:rPr>
+          <w:rFonts w:ascii="Georgia" w:cs="Georgia" w:eastAsia="Georgia" w:hAnsi="Georgia"/>
+          <w:i/>
+          <w:iCs/>
+          <w:color w:val="0F5A3E"/>
+          <w:sz w:val="20"/>
+          <w:szCs w:val="20"/>
+        </w:rPr>
+        <w:t xml:space="preserve">To whom should I tell my heart's pain when you exist</w:t>
+      </w:r>
+      <w:r>
+        <w:rPr>
+          <w:rFonts w:ascii="Georgia" w:cs="Georgia" w:eastAsia="Georgia" w:hAnsi="Georgia"/>
+          <w:sz w:val="20"/>
+          <w:szCs w:val="20"/>
+        </w:rPr>
+        <w:br/>
+      </w:r>
+      <w:r>
+        <w:rPr>
+          <w:rFonts w:ascii="Georgia" w:cs="Georgia" w:eastAsia="Georgia" w:hAnsi="Georgia"/>
+          <w:i/>
+          <w:iCs/>
+          <w:color w:val="0F5A3E"/>
+          <w:sz w:val="20"/>
+          <w:szCs w:val="20"/>
+        </w:rPr>
+        <w:t xml:space="preserve">In this court of the helpless, a hearing is given</w:t>
+      </w:r>
+    </w:p>
+    <w:p>
+      <w:pPr>
+        <w:spacing w:after="26"/>
+        <w:jc w:val="both"/>
+      </w:pPr>
+      <w:r>
+        <w:rPr>
+          <w:rFonts w:ascii="Georgia" w:cs="Georgia" w:eastAsia="Georgia" w:hAnsi="Georgia"/>
+          <w:sz w:val="22"/>
+          <w:szCs w:val="22"/>
+        </w:rPr>
+        <w:t xml:space="preserve">Subhan Allah! What a majestic station of our Prophet, the Mercy, the Intercessor of the Ummah </w:t>
+      </w:r>
+      <w:r>
+        <w:rPr>
+          <w:rFonts w:ascii="Noto Naskh Arabic" w:cs="Noto Naskh Arabic" w:eastAsia="Noto Naskh Arabic" w:hAnsi="Noto Naskh Arabic"/>
+          <w:sz w:val="22"/>
+          <w:szCs w:val="22"/>
+          <w:rtl/>
+        </w:rPr>
+        <w:t xml:space="preserve">ﷺ</w:t>
+      </w:r>
+      <w:r>
+        <w:rPr>
+          <w:rFonts w:ascii="Georgia" w:cs="Georgia" w:eastAsia="Georgia" w:hAnsi="Georgia"/>
+          <w:sz w:val="22"/>
+          <w:szCs w:val="22"/>
+        </w:rPr>
+        <w:t xml:space="preserve"> — that even an expiation is turned into a gift!</w:t>
+      </w:r>
+    </w:p>
+    <w:p>
+      <w:pPr>
+        <w:spacing w:after="26"/>
+        <w:jc w:val="both"/>
+      </w:pPr>
+      <w:r>
+        <w:rPr>
+          <w:rFonts w:ascii="Georgia" w:cs="Georgia" w:eastAsia="Georgia" w:hAnsi="Georgia"/>
+          <w:sz w:val="22"/>
+          <w:szCs w:val="22"/>
+        </w:rPr>
+        <w:t xml:space="preserve">The Imam of Love and Devotion, Sayyidi A'la Hadrat </w:t>
+      </w:r>
+      <w:r>
+        <w:rPr>
+          <w:rFonts w:ascii="Noto Naskh Arabic" w:cs="Noto Naskh Arabic" w:eastAsia="Noto Naskh Arabic" w:hAnsi="Noto Naskh Arabic"/>
+          <w:sz w:val="16"/>
+          <w:szCs w:val="16"/>
+          <w:vertAlign w:val="superscript"/>
+          <w:rtl/>
+        </w:rPr>
+        <w:t xml:space="preserve">رحمة الله تعالى عليه</w:t>
+      </w:r>
+      <w:r>
+        <w:rPr>
+          <w:rFonts w:ascii="Georgia" w:cs="Georgia" w:eastAsia="Georgia" w:hAnsi="Georgia"/>
+          <w:sz w:val="22"/>
+          <w:szCs w:val="22"/>
+        </w:rPr>
+        <w:t xml:space="preserve">, after mentioning this, says with great ecstasy and passion:</w:t>
+      </w:r>
+    </w:p>
+    <w:p>
+      <w:pPr>
+        <w:spacing w:after="26"/>
+        <w:jc w:val="both"/>
+      </w:pPr>
+      <w:r>
+        <w:rPr>
+          <w:rFonts w:ascii="Georgia" w:cs="Georgia" w:eastAsia="Georgia" w:hAnsi="Georgia"/>
+          <w:sz w:val="22"/>
+          <w:szCs w:val="22"/>
+        </w:rPr>
+        <w:t xml:space="preserve">O Muslims! No one has ever heard of such an expiation for a sin! Two measures of dates are granted from the court of the Prophet </w:t>
+      </w:r>
+      <w:r>
+        <w:rPr>
+          <w:rFonts w:ascii="Noto Naskh Arabic" w:cs="Noto Naskh Arabic" w:eastAsia="Noto Naskh Arabic" w:hAnsi="Noto Naskh Arabic"/>
+          <w:sz w:val="22"/>
+          <w:szCs w:val="22"/>
+          <w:rtl/>
+        </w:rPr>
+        <w:t xml:space="preserve">ﷺ</w:t>
+      </w:r>
+      <w:r>
+        <w:rPr>
+          <w:rFonts w:ascii="Georgia" w:cs="Georgia" w:eastAsia="Georgia" w:hAnsi="Georgia"/>
+          <w:sz w:val="22"/>
+          <w:szCs w:val="22"/>
+        </w:rPr>
+        <w:t xml:space="preserve"> — "Take them and eat, your expiation is fulfilled." By Allah! This is the court of mercy of Muhammad, the Messenger of Allah </w:t>
+      </w:r>
+      <w:r>
+        <w:rPr>
+          <w:rFonts w:ascii="Noto Naskh Arabic" w:cs="Noto Naskh Arabic" w:eastAsia="Noto Naskh Arabic" w:hAnsi="Noto Naskh Arabic"/>
+          <w:sz w:val="22"/>
+          <w:szCs w:val="22"/>
+          <w:rtl/>
+        </w:rPr>
+        <w:t xml:space="preserve">ﷺ</w:t>
+      </w:r>
+      <w:r>
+        <w:rPr>
+          <w:rFonts w:ascii="Georgia" w:cs="Georgia" w:eastAsia="Georgia" w:hAnsi="Georgia"/>
+          <w:sz w:val="22"/>
+          <w:szCs w:val="22"/>
+        </w:rPr>
+        <w:t xml:space="preserve"> — where punishment is turned into reward! Yes, yes! This is the shelter of the helpless! This is the Supreme Caliphate of the One who says: "So those — Allah will replace their evil deeds with good deeds." His one glance of kindness turns major sins into virtues! Such is the station of the Most Merciful of the merciful, whose glory is exalted.</w:t>
+      </w:r>
+    </w:p>
+    <w:p>
+      <w:pPr>
+        <w:pStyle w:val="Heading1"/>
+        <w:spacing w:after="34" w:before="77"/>
+        <w:jc w:val="center"/>
+      </w:pPr>
+      <w:r>
+        <w:rPr>
+          <w:rFonts w:ascii="Georgia" w:cs="Georgia" w:eastAsia="Georgia" w:hAnsi="Georgia"/>
           <w:b/>
           <w:bCs/>
           <w:color w:val="0F5A3E"/>
           <w:sz w:val="48"/>
           <w:szCs w:val="48"/>
-          <w:rtl/>
-        </w:rPr>
-        <w:t xml:space="preserve">ﷺ</w:t>
-      </w:r>
-      <w:r>
-        <w:rPr>
-          <w:rFonts w:ascii="Georgia" w:cs="Georgia" w:eastAsia="Georgia" w:hAnsi="Georgia"/>
+        </w:rPr>
+        <w:t xml:space="preserve">The Prophet </w:t>
+      </w:r>
+      <w:r>
+        <w:rPr>
+          <w:rFonts w:ascii="Noto Naskh Arabic" w:cs="Noto Naskh Arabic" w:eastAsia="Noto Naskh Arabic" w:hAnsi="Noto Naskh Arabic"/>
           <w:b/>
           <w:bCs/>
           <w:color w:val="0F5A3E"/>
           <w:sz w:val="48"/>
           <w:szCs w:val="48"/>
-        </w:rPr>
-        <w:t xml:space="preserve"> Granted Paradise</w:t>
-      </w:r>
-    </w:p>
-    <w:p>
-      <w:pPr>
-        <w:spacing w:after="26"/>
-        <w:jc w:val="both"/>
-      </w:pPr>
-      <w:r>
-        <w:rPr>
-          <w:rFonts w:ascii="Georgia" w:cs="Georgia" w:eastAsia="Georgia" w:hAnsi="Georgia"/>
-          <w:sz w:val="22"/>
-          <w:szCs w:val="22"/>
-        </w:rPr>
-        <w:t xml:space="preserve">In Muslim Sharif: Hadrat Rabiya bin Kaab Aslami </w:t>
-      </w:r>
-      <w:r>
-        <w:rPr>
-          <w:rFonts w:ascii="Noto Naskh Arabic" w:cs="Noto Naskh Arabic" w:eastAsia="Noto Naskh Arabic" w:hAnsi="Noto Naskh Arabic"/>
-          <w:sz w:val="16"/>
-          <w:szCs w:val="16"/>
-          <w:vertAlign w:val="superscript"/>
-          <w:rtl/>
-        </w:rPr>
-        <w:t xml:space="preserve">رضي الله تعالى عنه</w:t>
-      </w:r>
-      <w:r>
-        <w:rPr>
-          <w:rFonts w:ascii="Georgia" w:cs="Georgia" w:eastAsia="Georgia" w:hAnsi="Georgia"/>
-          <w:sz w:val="22"/>
-          <w:szCs w:val="22"/>
-        </w:rPr>
-        <w:t xml:space="preserve"> says: "I used to spend my nights in the service of the Holy Prophet, the embodiment of light </w:t>
-      </w:r>
-      <w:r>
-        <w:rPr>
-          <w:rFonts w:ascii="Noto Naskh Arabic" w:cs="Noto Naskh Arabic" w:eastAsia="Noto Naskh Arabic" w:hAnsi="Noto Naskh Arabic"/>
-          <w:sz w:val="22"/>
-          <w:szCs w:val="22"/>
-          <w:rtl/>
-        </w:rPr>
-        <w:t xml:space="preserve">ﷺ</w:t>
-      </w:r>
-      <w:r>
-        <w:rPr>
-          <w:rFonts w:ascii="Georgia" w:cs="Georgia" w:eastAsia="Georgia" w:hAnsi="Georgia"/>
-          <w:sz w:val="22"/>
-          <w:szCs w:val="22"/>
-        </w:rPr>
-        <w:t xml:space="preserve">. One night, I brought water for ablution and other necessities to the Holy Prophet </w:t>
-      </w:r>
-      <w:r>
-        <w:rPr>
-          <w:rFonts w:ascii="Noto Naskh Arabic" w:cs="Noto Naskh Arabic" w:eastAsia="Noto Naskh Arabic" w:hAnsi="Noto Naskh Arabic"/>
-          <w:sz w:val="22"/>
-          <w:szCs w:val="22"/>
-          <w:rtl/>
-        </w:rPr>
-        <w:t xml:space="preserve">ﷺ</w:t>
-      </w:r>
-      <w:r>
-        <w:rPr>
-          <w:rFonts w:ascii="Georgia" w:cs="Georgia" w:eastAsia="Georgia" w:hAnsi="Georgia"/>
-          <w:sz w:val="22"/>
-          <w:szCs w:val="22"/>
-        </w:rPr>
-        <w:t xml:space="preserve">. Then the Crown of both worlds, the Beloved of the Supreme Lord </w:t>
-      </w:r>
-      <w:r>
-        <w:rPr>
-          <w:rFonts w:ascii="Noto Naskh Arabic" w:cs="Noto Naskh Arabic" w:eastAsia="Noto Naskh Arabic" w:hAnsi="Noto Naskh Arabic"/>
-          <w:sz w:val="22"/>
-          <w:szCs w:val="22"/>
-          <w:rtl/>
-        </w:rPr>
-        <w:t xml:space="preserve">ﷺ</w:t>
-      </w:r>
-      <w:r>
-        <w:rPr>
-          <w:rFonts w:ascii="Georgia" w:cs="Georgia" w:eastAsia="Georgia" w:hAnsi="Georgia"/>
-          <w:sz w:val="22"/>
-          <w:szCs w:val="22"/>
-        </w:rPr>
-        <w:t xml:space="preserve"> said: 'Ask! What do you ask for?' I said: 'O Master </w:t>
-      </w:r>
-      <w:r>
-        <w:rPr>
-          <w:rFonts w:ascii="Noto Naskh Arabic" w:cs="Noto Naskh Arabic" w:eastAsia="Noto Naskh Arabic" w:hAnsi="Noto Naskh Arabic"/>
-          <w:sz w:val="22"/>
-          <w:szCs w:val="22"/>
-          <w:rtl/>
-        </w:rPr>
-        <w:t xml:space="preserve">ﷺ</w:t>
-      </w:r>
-      <w:r>
-        <w:rPr>
-          <w:rFonts w:ascii="Georgia" w:cs="Georgia" w:eastAsia="Georgia" w:hAnsi="Georgia"/>
-          <w:sz w:val="22"/>
-          <w:szCs w:val="22"/>
-        </w:rPr>
-        <w:t xml:space="preserve">! Today I want your neighbourhood in Paradise.'"</w:t>
-      </w:r>
-    </w:p>
-    <w:p>
-      <w:pPr>
-        <w:spacing w:after="41" w:before="29"/>
-        <w:jc w:val="center"/>
-      </w:pPr>
-      <w:r>
-        <w:rPr>
-          <w:rFonts w:ascii="Georgia" w:cs="Georgia" w:eastAsia="Georgia" w:hAnsi="Georgia"/>
-          <w:i/>
-          <w:iCs/>
-          <w:color w:val="0F5A3E"/>
-          <w:sz w:val="20"/>
-          <w:szCs w:val="20"/>
-        </w:rPr>
-        <w:t xml:space="preserve">If I ask You from You, everything is obtained</w:t>
-      </w:r>
-      <w:r>
-        <w:rPr>
-          <w:rFonts w:ascii="Georgia" w:cs="Georgia" w:eastAsia="Georgia" w:hAnsi="Georgia"/>
-          <w:sz w:val="20"/>
-          <w:szCs w:val="20"/>
-        </w:rPr>
-        <w:br/>
-      </w:r>
-      <w:r>
-        <w:rPr>
-          <w:rFonts w:ascii="Georgia" w:cs="Georgia" w:eastAsia="Georgia" w:hAnsi="Georgia"/>
-          <w:i/>
-          <w:iCs/>
-          <w:color w:val="0F5A3E"/>
-          <w:sz w:val="20"/>
-          <w:szCs w:val="20"/>
-        </w:rPr>
-        <w:t xml:space="preserve">Among a hundred requests, this one request is best</w:t>
-      </w:r>
-    </w:p>
-    <w:p>
-      <w:pPr>
-        <w:spacing w:after="26"/>
-        <w:jc w:val="both"/>
-      </w:pPr>
-      <w:r>
-        <w:rPr>
-          <w:rFonts w:ascii="Georgia" w:cs="Georgia" w:eastAsia="Georgia" w:hAnsi="Georgia"/>
-          <w:sz w:val="22"/>
-          <w:szCs w:val="22"/>
-        </w:rPr>
-        <w:t xml:space="preserve">The River of Mercy swelled further, and the Prophet </w:t>
-      </w:r>
-      <w:r>
-        <w:rPr>
-          <w:rFonts w:ascii="Noto Naskh Arabic" w:cs="Noto Naskh Arabic" w:eastAsia="Noto Naskh Arabic" w:hAnsi="Noto Naskh Arabic"/>
-          <w:sz w:val="22"/>
-          <w:szCs w:val="22"/>
-          <w:rtl/>
-        </w:rPr>
-        <w:t xml:space="preserve">ﷺ</w:t>
-      </w:r>
-      <w:r>
-        <w:rPr>
-          <w:rFonts w:ascii="Georgia" w:cs="Georgia" w:eastAsia="Georgia" w:hAnsi="Georgia"/>
-          <w:sz w:val="22"/>
-          <w:szCs w:val="22"/>
-        </w:rPr>
-        <w:t xml:space="preserve"> said: "Do you ask for anything else?" He said: "Only this."</w:t>
-      </w:r>
-    </w:p>
-    <w:p>
-      <w:pPr>
-        <w:spacing w:after="41" w:before="29"/>
-        <w:jc w:val="center"/>
-      </w:pPr>
-      <w:r>
-        <w:rPr>
-          <w:rFonts w:ascii="Georgia" w:cs="Georgia" w:eastAsia="Georgia" w:hAnsi="Georgia"/>
-          <w:i/>
-          <w:iCs/>
-          <w:color w:val="0F5A3E"/>
-          <w:sz w:val="20"/>
-          <w:szCs w:val="20"/>
-        </w:rPr>
-        <w:t xml:space="preserve">By asking You from You, I have asked for the entire universe</w:t>
-      </w:r>
-      <w:r>
-        <w:rPr>
-          <w:rFonts w:ascii="Georgia" w:cs="Georgia" w:eastAsia="Georgia" w:hAnsi="Georgia"/>
-          <w:sz w:val="20"/>
-          <w:szCs w:val="20"/>
-        </w:rPr>
-        <w:br/>
-      </w:r>
-      <w:r>
-        <w:rPr>
-          <w:rFonts w:ascii="Georgia" w:cs="Georgia" w:eastAsia="Georgia" w:hAnsi="Georgia"/>
-          <w:i/>
-          <w:iCs/>
-          <w:color w:val="0F5A3E"/>
-          <w:sz w:val="20"/>
-          <w:szCs w:val="20"/>
-        </w:rPr>
-        <w:t xml:space="preserve">There is no beggar like me, there is no benefactor like You</w:t>
-      </w:r>
-    </w:p>
-    <w:p>
-      <w:pPr>
-        <w:spacing w:after="26"/>
-        <w:jc w:val="both"/>
-      </w:pPr>
-      <w:r>
-        <w:rPr>
-          <w:rFonts w:ascii="Georgia" w:cs="Georgia" w:eastAsia="Georgia" w:hAnsi="Georgia"/>
-          <w:sz w:val="22"/>
-          <w:szCs w:val="22"/>
-        </w:rPr>
-        <w:t xml:space="preserve">Hadrat Sayyiduna Rabia bin Kaab asked for the companionship of Paradise and showed no desire for anything else. Upon this, the Illustrious Master, the Owner and Chosen One of both worlds, the Emperor of the Righteous, Muhammad </w:t>
-      </w:r>
-      <w:r>
-        <w:rPr>
-          <w:rFonts w:ascii="Noto Naskh Arabic" w:cs="Noto Naskh Arabic" w:eastAsia="Noto Naskh Arabic" w:hAnsi="Noto Naskh Arabic"/>
-          <w:sz w:val="22"/>
-          <w:szCs w:val="22"/>
-          <w:rtl/>
-        </w:rPr>
-        <w:t xml:space="preserve">ﷺ</w:t>
-      </w:r>
-      <w:r>
-        <w:rPr>
-          <w:rFonts w:ascii="Georgia" w:cs="Georgia" w:eastAsia="Georgia" w:hAnsi="Georgia"/>
-          <w:sz w:val="22"/>
-          <w:szCs w:val="22"/>
-        </w:rPr>
-        <w:t xml:space="preserve"> said: "Then help me for your own sake by performing abundant prostrations — that is, many nawafil."</w:t>
-      </w:r>
-    </w:p>
-    <w:p>
-      <w:pPr>
-        <w:spacing w:after="29" w:before="12"/>
-        <w:jc w:val="center"/>
-      </w:pPr>
-      <w:r>
-        <w:rPr>
-          <w:rFonts w:ascii="Georgia" w:cs="Georgia" w:eastAsia="Georgia" w:hAnsi="Georgia"/>
-          <w:i/>
-          <w:iCs/>
-          <w:color w:val="6F6252"/>
-          <w:sz w:val="18"/>
-          <w:szCs w:val="18"/>
-        </w:rPr>
-        <w:t xml:space="preserve">(Muslim Sharif, Vol. 1, p. 354)</w:t>
-      </w:r>
-    </w:p>
-    <w:p>
-      <w:pPr>
-        <w:spacing w:after="26"/>
-        <w:jc w:val="both"/>
-      </w:pPr>
-      <w:r>
-        <w:rPr>
-          <w:rFonts w:ascii="Georgia" w:cs="Georgia" w:eastAsia="Georgia" w:hAnsi="Georgia"/>
-          <w:sz w:val="22"/>
-          <w:szCs w:val="22"/>
-        </w:rPr>
-        <w:t xml:space="preserve">Where are those people now who say the Prophet has no authority? Our Prophet is the one who is the absolute authority, the Owner of Paradise and Kausar! And look at the belief of the Companion — he knew he was asking for Paradise from the One who could grant it. He was not asking some helpless being — he was asking the Master of the universe! From this court, no one returns empty-handed. My Imam has said:</w:t>
-      </w:r>
-    </w:p>
-    <w:p>
-      <w:pPr>
-        <w:spacing w:after="41" w:before="29"/>
-        <w:jc w:val="center"/>
-      </w:pPr>
-      <w:r>
-        <w:rPr>
-          <w:rFonts w:ascii="Georgia" w:cs="Georgia" w:eastAsia="Georgia" w:hAnsi="Georgia"/>
-          <w:i/>
-          <w:iCs/>
-          <w:color w:val="0F5A3E"/>
-          <w:sz w:val="20"/>
-          <w:szCs w:val="20"/>
-        </w:rPr>
-        <w:t xml:space="preserve">What generosity and kindness is yours, O King of Batha</w:t>
-      </w:r>
-      <w:r>
-        <w:rPr>
-          <w:rFonts w:ascii="Georgia" w:cs="Georgia" w:eastAsia="Georgia" w:hAnsi="Georgia"/>
-          <w:sz w:val="20"/>
-          <w:szCs w:val="20"/>
-        </w:rPr>
-        <w:br/>
-      </w:r>
-      <w:r>
-        <w:rPr>
-          <w:rFonts w:ascii="Georgia" w:cs="Georgia" w:eastAsia="Georgia" w:hAnsi="Georgia"/>
-          <w:i/>
-          <w:iCs/>
-          <w:color w:val="0F5A3E"/>
-          <w:sz w:val="20"/>
-          <w:szCs w:val="20"/>
-        </w:rPr>
-        <w:t xml:space="preserve">Your beggar does not know how to hear a 'no'</w:t>
-      </w:r>
-    </w:p>
-    <w:p>
-      <w:pPr>
-        <w:spacing w:after="41" w:before="29"/>
-        <w:jc w:val="center"/>
-      </w:pPr>
-      <w:r>
-        <w:rPr>
-          <w:rFonts w:ascii="Georgia" w:cs="Georgia" w:eastAsia="Georgia" w:hAnsi="Georgia"/>
-          <w:i/>
-          <w:iCs/>
-          <w:color w:val="0F5A3E"/>
-          <w:sz w:val="20"/>
-          <w:szCs w:val="20"/>
-        </w:rPr>
-        <w:t xml:space="preserve">We will ask and keep asking, we will receive what we ask for</w:t>
-      </w:r>
-      <w:r>
-        <w:rPr>
-          <w:rFonts w:ascii="Georgia" w:cs="Georgia" w:eastAsia="Georgia" w:hAnsi="Georgia"/>
-          <w:sz w:val="20"/>
-          <w:szCs w:val="20"/>
-        </w:rPr>
-        <w:br/>
-      </w:r>
-      <w:r>
-        <w:rPr>
-          <w:rFonts w:ascii="Georgia" w:cs="Georgia" w:eastAsia="Georgia" w:hAnsi="Georgia"/>
-          <w:i/>
-          <w:iCs/>
-          <w:color w:val="0F5A3E"/>
-          <w:sz w:val="20"/>
-          <w:szCs w:val="20"/>
-        </w:rPr>
-        <w:t xml:space="preserve">In your court there is no 'no,' nor is there any need for 'if'</w:t>
-      </w:r>
-    </w:p>
-    <w:p>
-      <w:pPr>
-        <w:spacing w:after="26"/>
-        <w:jc w:val="both"/>
-      </w:pPr>
-      <w:r>
-        <w:rPr>
-          <w:rFonts w:ascii="Georgia" w:cs="Georgia" w:eastAsia="Georgia" w:hAnsi="Georgia"/>
-          <w:sz w:val="22"/>
-          <w:szCs w:val="22"/>
-        </w:rPr>
-        <w:t xml:space="preserve">Under this hadith, Imam Mulla Ali Qari Hanafi </w:t>
-      </w:r>
-      <w:r>
-        <w:rPr>
-          <w:rFonts w:ascii="Noto Naskh Arabic" w:cs="Noto Naskh Arabic" w:eastAsia="Noto Naskh Arabic" w:hAnsi="Noto Naskh Arabic"/>
-          <w:sz w:val="16"/>
-          <w:szCs w:val="16"/>
-          <w:vertAlign w:val="superscript"/>
-          <w:rtl/>
-        </w:rPr>
-        <w:t xml:space="preserve">رحمة الله تعالى عليه</w:t>
-      </w:r>
-      <w:r>
-        <w:rPr>
-          <w:rFonts w:ascii="Georgia" w:cs="Georgia" w:eastAsia="Georgia" w:hAnsi="Georgia"/>
-          <w:sz w:val="22"/>
-          <w:szCs w:val="22"/>
-        </w:rPr>
-        <w:t xml:space="preserve"> states: "The absolute permission to ask granted in this noble hadith indicates that Allah the Exalted has granted the Holy Prophet </w:t>
-      </w:r>
-      <w:r>
-        <w:rPr>
-          <w:rFonts w:ascii="Noto Naskh Arabic" w:cs="Noto Naskh Arabic" w:eastAsia="Noto Naskh Arabic" w:hAnsi="Noto Naskh Arabic"/>
-          <w:sz w:val="22"/>
-          <w:szCs w:val="22"/>
-          <w:rtl/>
-        </w:rPr>
-        <w:t xml:space="preserve">ﷺ</w:t>
-      </w:r>
-      <w:r>
-        <w:rPr>
-          <w:rFonts w:ascii="Georgia" w:cs="Georgia" w:eastAsia="Georgia" w:hAnsi="Georgia"/>
-          <w:sz w:val="22"/>
-          <w:szCs w:val="22"/>
-        </w:rPr>
-        <w:t xml:space="preserve"> the power and authority to grant whatever he wishes from the treasures of truth. On this basis, our noble Imams have counted this among the special characteristics of the Holy Prophet </w:t>
-      </w:r>
-      <w:r>
-        <w:rPr>
-          <w:rFonts w:ascii="Noto Naskh Arabic" w:cs="Noto Naskh Arabic" w:eastAsia="Noto Naskh Arabic" w:hAnsi="Noto Naskh Arabic"/>
-          <w:sz w:val="22"/>
-          <w:szCs w:val="22"/>
-          <w:rtl/>
-        </w:rPr>
-        <w:t xml:space="preserve">ﷺ</w:t>
-      </w:r>
-      <w:r>
-        <w:rPr>
-          <w:rFonts w:ascii="Georgia" w:cs="Georgia" w:eastAsia="Georgia" w:hAnsi="Georgia"/>
-          <w:sz w:val="22"/>
-          <w:szCs w:val="22"/>
-        </w:rPr>
-        <w:t xml:space="preserve"> — that he may make any command specific to whomever he wishes. Just as the testimony of Hadrat Khuzaima was made equivalent to two testimonies, as Imam Bukhari narrated. And the permission granted to Hadrat Umm Atiyya to perform lamentation (noha) for a specific family member, as Imam Muslim narrated."</w:t>
-      </w:r>
-    </w:p>
-    <w:p>
-      <w:pPr>
-        <w:spacing w:after="26"/>
-        <w:jc w:val="both"/>
-      </w:pPr>
-      <w:r>
-        <w:rPr>
-          <w:rFonts w:ascii="Georgia" w:cs="Georgia" w:eastAsia="Georgia" w:hAnsi="Georgia"/>
-          <w:sz w:val="22"/>
-          <w:szCs w:val="22"/>
-        </w:rPr>
-        <w:t xml:space="preserve">Imam Nawawi </w:t>
-      </w:r>
-      <w:r>
-        <w:rPr>
-          <w:rFonts w:ascii="Noto Naskh Arabic" w:cs="Noto Naskh Arabic" w:eastAsia="Noto Naskh Arabic" w:hAnsi="Noto Naskh Arabic"/>
-          <w:sz w:val="16"/>
-          <w:szCs w:val="16"/>
-          <w:vertAlign w:val="superscript"/>
-          <w:rtl/>
-        </w:rPr>
-        <w:t xml:space="preserve">رحمة الله تعالى عليه</w:t>
-      </w:r>
-      <w:r>
-        <w:rPr>
-          <w:rFonts w:ascii="Georgia" w:cs="Georgia" w:eastAsia="Georgia" w:hAnsi="Georgia"/>
-          <w:sz w:val="22"/>
-          <w:szCs w:val="22"/>
-        </w:rPr>
-        <w:t xml:space="preserve"> says: "The Shariah has given the Holy Prophet </w:t>
-      </w:r>
-      <w:r>
-        <w:rPr>
-          <w:rFonts w:ascii="Noto Naskh Arabic" w:cs="Noto Naskh Arabic" w:eastAsia="Noto Naskh Arabic" w:hAnsi="Noto Naskh Arabic"/>
-          <w:sz w:val="22"/>
-          <w:szCs w:val="22"/>
-          <w:rtl/>
-        </w:rPr>
-        <w:t xml:space="preserve">ﷺ</w:t>
-      </w:r>
-      <w:r>
-        <w:rPr>
-          <w:rFonts w:ascii="Georgia" w:cs="Georgia" w:eastAsia="Georgia" w:hAnsi="Georgia"/>
-          <w:sz w:val="22"/>
-          <w:szCs w:val="22"/>
-        </w:rPr>
-        <w:t xml:space="preserve"> the authority to make any general ruling specific to whomever he wishes." Ibn Abi Sabra and others have counted among his special characteristics that "Allah granted the Holy Prophet </w:t>
-      </w:r>
-      <w:r>
-        <w:rPr>
-          <w:rFonts w:ascii="Noto Naskh Arabic" w:cs="Noto Naskh Arabic" w:eastAsia="Noto Naskh Arabic" w:hAnsi="Noto Naskh Arabic"/>
-          <w:sz w:val="22"/>
-          <w:szCs w:val="22"/>
-          <w:rtl/>
-        </w:rPr>
-        <w:t xml:space="preserve">ﷺ</w:t>
-      </w:r>
-      <w:r>
-        <w:rPr>
-          <w:rFonts w:ascii="Georgia" w:cs="Georgia" w:eastAsia="Georgia" w:hAnsi="Georgia"/>
-          <w:sz w:val="22"/>
-          <w:szCs w:val="22"/>
-        </w:rPr>
-        <w:t xml:space="preserve"> a piece of land in Paradise, that he may grant it to whomever he wishes."</w:t>
-      </w:r>
-    </w:p>
-    <w:p>
-      <w:pPr>
-        <w:spacing w:after="29" w:before="12"/>
-        <w:jc w:val="center"/>
-      </w:pPr>
-      <w:r>
-        <w:rPr>
-          <w:rFonts w:ascii="Georgia" w:cs="Georgia" w:eastAsia="Georgia" w:hAnsi="Georgia"/>
-          <w:i/>
-          <w:iCs/>
-          <w:color w:val="6F6252"/>
-          <w:sz w:val="18"/>
-          <w:szCs w:val="18"/>
-        </w:rPr>
-        <w:t xml:space="preserve">(Murqaat al-Mafatih Sharh Mishkaat al-Masabeeh, 2/723)</w:t>
-      </w:r>
-    </w:p>
-    <w:p>
-      <w:pPr>
-        <w:spacing w:after="26"/>
-        <w:jc w:val="both"/>
-      </w:pPr>
-      <w:r>
-        <w:rPr>
-          <w:rFonts w:ascii="Georgia" w:cs="Georgia" w:eastAsia="Georgia" w:hAnsi="Georgia"/>
-          <w:sz w:val="22"/>
-          <w:szCs w:val="22"/>
-        </w:rPr>
-        <w:t xml:space="preserve">Huzoor Tajush Shariah Allama Akhtar Raza Khan </w:t>
-      </w:r>
-      <w:r>
-        <w:rPr>
-          <w:rFonts w:ascii="Noto Naskh Arabic" w:cs="Noto Naskh Arabic" w:eastAsia="Noto Naskh Arabic" w:hAnsi="Noto Naskh Arabic"/>
-          <w:sz w:val="16"/>
-          <w:szCs w:val="16"/>
-          <w:vertAlign w:val="superscript"/>
-          <w:rtl/>
-        </w:rPr>
-        <w:t xml:space="preserve">رحمة الله عليه</w:t>
-      </w:r>
-      <w:r>
-        <w:rPr>
-          <w:rFonts w:ascii="Georgia" w:cs="Georgia" w:eastAsia="Georgia" w:hAnsi="Georgia"/>
-          <w:sz w:val="22"/>
-          <w:szCs w:val="22"/>
-        </w:rPr>
-        <w:t xml:space="preserve"> expressed this thus:</w:t>
-      </w:r>
-    </w:p>
-    <w:p>
-      <w:pPr>
-        <w:spacing w:after="41" w:before="29"/>
-        <w:jc w:val="center"/>
-      </w:pPr>
-      <w:r>
-        <w:rPr>
-          <w:rFonts w:ascii="Georgia" w:cs="Georgia" w:eastAsia="Georgia" w:hAnsi="Georgia"/>
-          <w:i/>
-          <w:iCs/>
-          <w:color w:val="0F5A3E"/>
-          <w:sz w:val="20"/>
-          <w:szCs w:val="20"/>
-        </w:rPr>
-        <w:t xml:space="preserve">Wherever He builds, He grants, He bestows abundant Paradise</w:t>
-      </w:r>
-      <w:r>
-        <w:rPr>
-          <w:rFonts w:ascii="Georgia" w:cs="Georgia" w:eastAsia="Georgia" w:hAnsi="Georgia"/>
-          <w:sz w:val="20"/>
-          <w:szCs w:val="20"/>
-        </w:rPr>
-        <w:br/>
-      </w:r>
-      <w:r>
-        <w:rPr>
-          <w:rFonts w:ascii="Georgia" w:cs="Georgia" w:eastAsia="Georgia" w:hAnsi="Georgia"/>
-          <w:i/>
-          <w:iCs/>
-          <w:color w:val="0F5A3E"/>
-          <w:sz w:val="20"/>
-          <w:szCs w:val="20"/>
-        </w:rPr>
-        <w:t xml:space="preserve">The Prophet is the absolute authority — whatever He wishes, He grants to whomever He wishes</w:t>
-      </w:r>
-    </w:p>
-    <w:p>
-      <w:pPr>
-        <w:pStyle w:val="Heading1"/>
-        <w:spacing w:after="34" w:before="77"/>
-        <w:jc w:val="center"/>
-      </w:pPr>
+          <w:rtl/>
+        </w:rPr>
+        <w:t xml:space="preserve">ﷺ</w:t>
+      </w:r>
       <w:r>
         <w:rPr>
           <w:rFonts w:ascii="Georgia" w:cs="Georgia" w:eastAsia="Georgia" w:hAnsi="Georgia"/>
@@ -5511,57 +4951,21 @@
           <w:sz w:val="48"/>
           <w:szCs w:val="48"/>
         </w:rPr>
-        <w:t xml:space="preserve">One Man's Testimony Made Equivalent to Two</w:t>
-      </w:r>
-    </w:p>
-    <w:p>
-      <w:pPr>
-        <w:spacing w:after="41" w:before="29"/>
-        <w:jc w:val="center"/>
-      </w:pPr>
-      <w:r>
-        <w:rPr>
-          <w:rFonts w:ascii="Georgia" w:cs="Georgia" w:eastAsia="Georgia" w:hAnsi="Georgia"/>
-          <w:i/>
-          <w:iCs/>
-          <w:color w:val="0F5A3E"/>
-          <w:sz w:val="20"/>
-          <w:szCs w:val="20"/>
-        </w:rPr>
-        <w:t xml:space="preserve">His command runs in the world — in an instant, he can transform anything</w:t>
-      </w:r>
-      <w:r>
-        <w:rPr>
-          <w:rFonts w:ascii="Georgia" w:cs="Georgia" w:eastAsia="Georgia" w:hAnsi="Georgia"/>
-          <w:sz w:val="20"/>
-          <w:szCs w:val="20"/>
-        </w:rPr>
-        <w:br/>
-      </w:r>
-      <w:r>
-        <w:rPr>
-          <w:rFonts w:ascii="Georgia" w:cs="Georgia" w:eastAsia="Georgia" w:hAnsi="Georgia"/>
-          <w:i/>
-          <w:iCs/>
-          <w:color w:val="0F5A3E"/>
-          <w:sz w:val="20"/>
-          <w:szCs w:val="20"/>
-        </w:rPr>
-        <w:t xml:space="preserve">Turn earth into sky, and the Pleiades into ground</w:t>
-      </w:r>
-    </w:p>
-    <w:p>
-      <w:pPr>
-        <w:spacing w:after="26"/>
-        <w:jc w:val="both"/>
-      </w:pPr>
-      <w:r>
-        <w:rPr>
-          <w:rFonts w:ascii="Georgia" w:cs="Georgia" w:eastAsia="Georgia" w:hAnsi="Georgia"/>
-          <w:sz w:val="22"/>
-          <w:szCs w:val="22"/>
-        </w:rPr>
-        <w:t xml:space="preserve">Shaykh Abdul Haq Muhaddis Dehlvi </w:t>
+        <w:t xml:space="preserve"> Granted Paradise</w:t>
+      </w:r>
+    </w:p>
+    <w:p>
+      <w:pPr>
+        <w:spacing w:after="26"/>
+        <w:jc w:val="both"/>
+      </w:pPr>
+      <w:r>
+        <w:rPr>
+          <w:rFonts w:ascii="Georgia" w:cs="Georgia" w:eastAsia="Georgia" w:hAnsi="Georgia"/>
+          <w:sz w:val="22"/>
+          <w:szCs w:val="22"/>
+        </w:rPr>
+        <w:t xml:space="preserve">In Muslim Sharif: Hadrat Rabiya bin Kaab Aslami </w:t>
       </w:r>
       <w:r>
         <w:rPr>
@@ -5571,49 +4975,217 @@
           <w:vertAlign w:val="superscript"/>
           <w:rtl/>
         </w:rPr>
-        <w:t xml:space="preserve">رحمة الله تعالى عليه</w:t>
-      </w:r>
-      <w:r>
-        <w:rPr>
-          <w:rFonts w:ascii="Georgia" w:cs="Georgia" w:eastAsia="Georgia" w:hAnsi="Georgia"/>
-          <w:sz w:val="22"/>
-          <w:szCs w:val="22"/>
-        </w:rPr>
-        <w:t xml:space="preserve"> says: The Master of Madina's </w:t>
-      </w:r>
-      <w:r>
-        <w:rPr>
-          <w:rFonts w:ascii="Noto Naskh Arabic" w:cs="Noto Naskh Arabic" w:eastAsia="Noto Naskh Arabic" w:hAnsi="Noto Naskh Arabic"/>
-          <w:sz w:val="22"/>
-          <w:szCs w:val="22"/>
-          <w:rtl/>
-        </w:rPr>
-        <w:t xml:space="preserve">ﷺ</w:t>
-      </w:r>
-      <w:r>
-        <w:rPr>
-          <w:rFonts w:ascii="Georgia" w:cs="Georgia" w:eastAsia="Georgia" w:hAnsi="Georgia"/>
-          <w:sz w:val="22"/>
-          <w:szCs w:val="22"/>
-        </w:rPr>
-        <w:t xml:space="preserve"> absolute command — "Ask! What do you ask?" — without any condition or specification, makes it clear that all affairs are in the blessed hands of the Master of the Universe, the King of all beings </w:t>
-      </w:r>
-      <w:r>
-        <w:rPr>
-          <w:rFonts w:ascii="Noto Naskh Arabic" w:cs="Noto Naskh Arabic" w:eastAsia="Noto Naskh Arabic" w:hAnsi="Noto Naskh Arabic"/>
-          <w:sz w:val="22"/>
-          <w:szCs w:val="22"/>
-          <w:rtl/>
-        </w:rPr>
-        <w:t xml:space="preserve">ﷺ</w:t>
-      </w:r>
-      <w:r>
-        <w:rPr>
-          <w:rFonts w:ascii="Georgia" w:cs="Georgia" w:eastAsia="Georgia" w:hAnsi="Georgia"/>
-          <w:sz w:val="22"/>
-          <w:szCs w:val="22"/>
-        </w:rPr>
-        <w:t xml:space="preserve">. He may give whatever he wishes, to whomever he wishes, whenever he wishes, by the command of his Generous Lord.</w:t>
+        <w:t xml:space="preserve">رضي الله تعالى عنه</w:t>
+      </w:r>
+      <w:r>
+        <w:rPr>
+          <w:rFonts w:ascii="Georgia" w:cs="Georgia" w:eastAsia="Georgia" w:hAnsi="Georgia"/>
+          <w:sz w:val="22"/>
+          <w:szCs w:val="22"/>
+        </w:rPr>
+        <w:t xml:space="preserve"> says: "I used to spend my nights in the service of the Holy Prophet, the embodiment of light </w:t>
+      </w:r>
+      <w:r>
+        <w:rPr>
+          <w:rFonts w:ascii="Noto Naskh Arabic" w:cs="Noto Naskh Arabic" w:eastAsia="Noto Naskh Arabic" w:hAnsi="Noto Naskh Arabic"/>
+          <w:sz w:val="22"/>
+          <w:szCs w:val="22"/>
+          <w:rtl/>
+        </w:rPr>
+        <w:t xml:space="preserve">ﷺ</w:t>
+      </w:r>
+      <w:r>
+        <w:rPr>
+          <w:rFonts w:ascii="Georgia" w:cs="Georgia" w:eastAsia="Georgia" w:hAnsi="Georgia"/>
+          <w:sz w:val="22"/>
+          <w:szCs w:val="22"/>
+        </w:rPr>
+        <w:t xml:space="preserve">. One night, I brought water for ablution and other necessities to the Holy Prophet </w:t>
+      </w:r>
+      <w:r>
+        <w:rPr>
+          <w:rFonts w:ascii="Noto Naskh Arabic" w:cs="Noto Naskh Arabic" w:eastAsia="Noto Naskh Arabic" w:hAnsi="Noto Naskh Arabic"/>
+          <w:sz w:val="22"/>
+          <w:szCs w:val="22"/>
+          <w:rtl/>
+        </w:rPr>
+        <w:t xml:space="preserve">ﷺ</w:t>
+      </w:r>
+      <w:r>
+        <w:rPr>
+          <w:rFonts w:ascii="Georgia" w:cs="Georgia" w:eastAsia="Georgia" w:hAnsi="Georgia"/>
+          <w:sz w:val="22"/>
+          <w:szCs w:val="22"/>
+        </w:rPr>
+        <w:t xml:space="preserve">. Then the Crown of both worlds, the Beloved of the Supreme Lord </w:t>
+      </w:r>
+      <w:r>
+        <w:rPr>
+          <w:rFonts w:ascii="Noto Naskh Arabic" w:cs="Noto Naskh Arabic" w:eastAsia="Noto Naskh Arabic" w:hAnsi="Noto Naskh Arabic"/>
+          <w:sz w:val="22"/>
+          <w:szCs w:val="22"/>
+          <w:rtl/>
+        </w:rPr>
+        <w:t xml:space="preserve">ﷺ</w:t>
+      </w:r>
+      <w:r>
+        <w:rPr>
+          <w:rFonts w:ascii="Georgia" w:cs="Georgia" w:eastAsia="Georgia" w:hAnsi="Georgia"/>
+          <w:sz w:val="22"/>
+          <w:szCs w:val="22"/>
+        </w:rPr>
+        <w:t xml:space="preserve"> said: 'Ask! What do you ask for?' I said: 'O Master </w:t>
+      </w:r>
+      <w:r>
+        <w:rPr>
+          <w:rFonts w:ascii="Noto Naskh Arabic" w:cs="Noto Naskh Arabic" w:eastAsia="Noto Naskh Arabic" w:hAnsi="Noto Naskh Arabic"/>
+          <w:sz w:val="22"/>
+          <w:szCs w:val="22"/>
+          <w:rtl/>
+        </w:rPr>
+        <w:t xml:space="preserve">ﷺ</w:t>
+      </w:r>
+      <w:r>
+        <w:rPr>
+          <w:rFonts w:ascii="Georgia" w:cs="Georgia" w:eastAsia="Georgia" w:hAnsi="Georgia"/>
+          <w:sz w:val="22"/>
+          <w:szCs w:val="22"/>
+        </w:rPr>
+        <w:t xml:space="preserve">! Today I want your neighbourhood in Paradise.'"</w:t>
+      </w:r>
+    </w:p>
+    <w:p>
+      <w:pPr>
+        <w:spacing w:after="41" w:before="29"/>
+        <w:jc w:val="center"/>
+      </w:pPr>
+      <w:r>
+        <w:rPr>
+          <w:rFonts w:ascii="Georgia" w:cs="Georgia" w:eastAsia="Georgia" w:hAnsi="Georgia"/>
+          <w:i/>
+          <w:iCs/>
+          <w:color w:val="0F5A3E"/>
+          <w:sz w:val="20"/>
+          <w:szCs w:val="20"/>
+        </w:rPr>
+        <w:t xml:space="preserve">If I ask You from You, everything is obtained</w:t>
+      </w:r>
+      <w:r>
+        <w:rPr>
+          <w:rFonts w:ascii="Georgia" w:cs="Georgia" w:eastAsia="Georgia" w:hAnsi="Georgia"/>
+          <w:sz w:val="20"/>
+          <w:szCs w:val="20"/>
+        </w:rPr>
+        <w:br/>
+      </w:r>
+      <w:r>
+        <w:rPr>
+          <w:rFonts w:ascii="Georgia" w:cs="Georgia" w:eastAsia="Georgia" w:hAnsi="Georgia"/>
+          <w:i/>
+          <w:iCs/>
+          <w:color w:val="0F5A3E"/>
+          <w:sz w:val="20"/>
+          <w:szCs w:val="20"/>
+        </w:rPr>
+        <w:t xml:space="preserve">Among a hundred requests, this one request is best</w:t>
+      </w:r>
+    </w:p>
+    <w:p>
+      <w:pPr>
+        <w:spacing w:after="26"/>
+        <w:jc w:val="both"/>
+      </w:pPr>
+      <w:r>
+        <w:rPr>
+          <w:rFonts w:ascii="Georgia" w:cs="Georgia" w:eastAsia="Georgia" w:hAnsi="Georgia"/>
+          <w:sz w:val="22"/>
+          <w:szCs w:val="22"/>
+        </w:rPr>
+        <w:t xml:space="preserve">The River of Mercy swelled further, and the Prophet </w:t>
+      </w:r>
+      <w:r>
+        <w:rPr>
+          <w:rFonts w:ascii="Noto Naskh Arabic" w:cs="Noto Naskh Arabic" w:eastAsia="Noto Naskh Arabic" w:hAnsi="Noto Naskh Arabic"/>
+          <w:sz w:val="22"/>
+          <w:szCs w:val="22"/>
+          <w:rtl/>
+        </w:rPr>
+        <w:t xml:space="preserve">ﷺ</w:t>
+      </w:r>
+      <w:r>
+        <w:rPr>
+          <w:rFonts w:ascii="Georgia" w:cs="Georgia" w:eastAsia="Georgia" w:hAnsi="Georgia"/>
+          <w:sz w:val="22"/>
+          <w:szCs w:val="22"/>
+        </w:rPr>
+        <w:t xml:space="preserve"> said: "Do you ask for anything else?" He said: "Only this."</w:t>
+      </w:r>
+    </w:p>
+    <w:p>
+      <w:pPr>
+        <w:spacing w:after="41" w:before="29"/>
+        <w:jc w:val="center"/>
+      </w:pPr>
+      <w:r>
+        <w:rPr>
+          <w:rFonts w:ascii="Georgia" w:cs="Georgia" w:eastAsia="Georgia" w:hAnsi="Georgia"/>
+          <w:i/>
+          <w:iCs/>
+          <w:color w:val="0F5A3E"/>
+          <w:sz w:val="20"/>
+          <w:szCs w:val="20"/>
+        </w:rPr>
+        <w:t xml:space="preserve">By asking You from You, I have asked for the entire universe</w:t>
+      </w:r>
+      <w:r>
+        <w:rPr>
+          <w:rFonts w:ascii="Georgia" w:cs="Georgia" w:eastAsia="Georgia" w:hAnsi="Georgia"/>
+          <w:sz w:val="20"/>
+          <w:szCs w:val="20"/>
+        </w:rPr>
+        <w:br/>
+      </w:r>
+      <w:r>
+        <w:rPr>
+          <w:rFonts w:ascii="Georgia" w:cs="Georgia" w:eastAsia="Georgia" w:hAnsi="Georgia"/>
+          <w:i/>
+          <w:iCs/>
+          <w:color w:val="0F5A3E"/>
+          <w:sz w:val="20"/>
+          <w:szCs w:val="20"/>
+        </w:rPr>
+        <w:t xml:space="preserve">There is no beggar like me, there is no benefactor like You</w:t>
+      </w:r>
+    </w:p>
+    <w:p>
+      <w:pPr>
+        <w:spacing w:after="26"/>
+        <w:jc w:val="both"/>
+      </w:pPr>
+      <w:r>
+        <w:rPr>
+          <w:rFonts w:ascii="Georgia" w:cs="Georgia" w:eastAsia="Georgia" w:hAnsi="Georgia"/>
+          <w:sz w:val="22"/>
+          <w:szCs w:val="22"/>
+        </w:rPr>
+        <w:t xml:space="preserve">Hadrat Sayyiduna Rabia bin Kaab asked for the companionship of Paradise and showed no desire for anything else. Upon this, the Illustrious Master, the Owner and Chosen One of both worlds, the Emperor of the Righteous, Muhammad </w:t>
+      </w:r>
+      <w:r>
+        <w:rPr>
+          <w:rFonts w:ascii="Noto Naskh Arabic" w:cs="Noto Naskh Arabic" w:eastAsia="Noto Naskh Arabic" w:hAnsi="Noto Naskh Arabic"/>
+          <w:sz w:val="22"/>
+          <w:szCs w:val="22"/>
+          <w:rtl/>
+        </w:rPr>
+        <w:t xml:space="preserve">ﷺ</w:t>
+      </w:r>
+      <w:r>
+        <w:rPr>
+          <w:rFonts w:ascii="Georgia" w:cs="Georgia" w:eastAsia="Georgia" w:hAnsi="Georgia"/>
+          <w:sz w:val="22"/>
+          <w:szCs w:val="22"/>
+        </w:rPr>
+        <w:t xml:space="preserve"> said: "Then help me for your own sake by performing abundant prostrations — that is, many nawafil."</w:t>
       </w:r>
     </w:p>
     <w:p>
@@ -5630,38 +5202,124 @@
           <w:sz w:val="18"/>
           <w:szCs w:val="18"/>
         </w:rPr>
-        <w:t xml:space="preserve">(Lam'aat al-Tanqih Sharh Mishkaat al-Masabih, Vol. 3, p. 30)</w:t>
-      </w:r>
-    </w:p>
-    <w:p>
-      <w:pPr>
-        <w:spacing w:after="26"/>
-        <w:jc w:val="both"/>
-      </w:pPr>
-      <w:r>
-        <w:rPr>
-          <w:rFonts w:ascii="Georgia" w:cs="Georgia" w:eastAsia="Georgia" w:hAnsi="Georgia"/>
-          <w:sz w:val="22"/>
-          <w:szCs w:val="22"/>
-        </w:rPr>
-        <w:t xml:space="preserve">Besides this incident, on numerous occasions, the Holy Prophet </w:t>
-      </w:r>
-      <w:r>
-        <w:rPr>
-          <w:rFonts w:ascii="Noto Naskh Arabic" w:cs="Noto Naskh Arabic" w:eastAsia="Noto Naskh Arabic" w:hAnsi="Noto Naskh Arabic"/>
-          <w:sz w:val="22"/>
-          <w:szCs w:val="22"/>
-          <w:rtl/>
-        </w:rPr>
-        <w:t xml:space="preserve">ﷺ</w:t>
-      </w:r>
-      <w:r>
-        <w:rPr>
-          <w:rFonts w:ascii="Georgia" w:cs="Georgia" w:eastAsia="Georgia" w:hAnsi="Georgia"/>
-          <w:sz w:val="22"/>
-          <w:szCs w:val="22"/>
-        </w:rPr>
-        <w:t xml:space="preserve"> granted Paradise to various noble Companions, especially Hadrat Usman Ghani </w:t>
+        <w:t xml:space="preserve">(Muslim Sharif, Vol. 1, p. 354)</w:t>
+      </w:r>
+    </w:p>
+    <w:p>
+      <w:pPr>
+        <w:spacing w:after="26"/>
+        <w:jc w:val="both"/>
+      </w:pPr>
+      <w:r>
+        <w:rPr>
+          <w:rFonts w:ascii="Georgia" w:cs="Georgia" w:eastAsia="Georgia" w:hAnsi="Georgia"/>
+          <w:sz w:val="22"/>
+          <w:szCs w:val="22"/>
+        </w:rPr>
+        <w:t xml:space="preserve">Where are those people now who say the Prophet has no authority? Our Prophet </w:t>
+      </w:r>
+      <w:r>
+        <w:rPr>
+          <w:rFonts w:ascii="Noto Naskh Arabic" w:cs="Noto Naskh Arabic" w:eastAsia="Noto Naskh Arabic" w:hAnsi="Noto Naskh Arabic"/>
+          <w:sz w:val="22"/>
+          <w:szCs w:val="22"/>
+          <w:rtl/>
+        </w:rPr>
+        <w:t xml:space="preserve">ﷺ</w:t>
+      </w:r>
+      <w:r>
+        <w:rPr>
+          <w:rFonts w:ascii="Georgia" w:cs="Georgia" w:eastAsia="Georgia" w:hAnsi="Georgia"/>
+          <w:sz w:val="22"/>
+          <w:szCs w:val="22"/>
+        </w:rPr>
+        <w:t xml:space="preserve"> is the one who is the absolute authority, the Owner of Paradise and Kausar! And look at the belief of the Companion — he knew he was asking for Paradise from the One who could grant it. He was not asking some helpless being — he was asking the Master of the universe! From this court, no one returns empty-handed. My Imam has said:</w:t>
+      </w:r>
+    </w:p>
+    <w:p>
+      <w:pPr>
+        <w:spacing w:after="41" w:before="29"/>
+        <w:jc w:val="center"/>
+      </w:pPr>
+      <w:r>
+        <w:rPr>
+          <w:rFonts w:ascii="Georgia" w:cs="Georgia" w:eastAsia="Georgia" w:hAnsi="Georgia"/>
+          <w:i/>
+          <w:iCs/>
+          <w:color w:val="0F5A3E"/>
+          <w:sz w:val="20"/>
+          <w:szCs w:val="20"/>
+        </w:rPr>
+        <w:t xml:space="preserve">What generosity and kindness is yours, O King of Batha</w:t>
+      </w:r>
+      <w:r>
+        <w:rPr>
+          <w:rFonts w:ascii="Georgia" w:cs="Georgia" w:eastAsia="Georgia" w:hAnsi="Georgia"/>
+          <w:sz w:val="20"/>
+          <w:szCs w:val="20"/>
+        </w:rPr>
+        <w:br/>
+      </w:r>
+      <w:r>
+        <w:rPr>
+          <w:rFonts w:ascii="Georgia" w:cs="Georgia" w:eastAsia="Georgia" w:hAnsi="Georgia"/>
+          <w:i/>
+          <w:iCs/>
+          <w:color w:val="0F5A3E"/>
+          <w:sz w:val="20"/>
+          <w:szCs w:val="20"/>
+        </w:rPr>
+        <w:t xml:space="preserve">Your beggar does not know how to hear a 'no'</w:t>
+      </w:r>
+    </w:p>
+    <w:p>
+      <w:pPr>
+        <w:spacing w:after="41" w:before="29"/>
+        <w:jc w:val="center"/>
+      </w:pPr>
+      <w:r>
+        <w:rPr>
+          <w:rFonts w:ascii="Georgia" w:cs="Georgia" w:eastAsia="Georgia" w:hAnsi="Georgia"/>
+          <w:i/>
+          <w:iCs/>
+          <w:color w:val="0F5A3E"/>
+          <w:sz w:val="20"/>
+          <w:szCs w:val="20"/>
+        </w:rPr>
+        <w:t xml:space="preserve">We will ask and keep asking, we will receive what we ask for</w:t>
+      </w:r>
+      <w:r>
+        <w:rPr>
+          <w:rFonts w:ascii="Georgia" w:cs="Georgia" w:eastAsia="Georgia" w:hAnsi="Georgia"/>
+          <w:sz w:val="20"/>
+          <w:szCs w:val="20"/>
+        </w:rPr>
+        <w:br/>
+      </w:r>
+      <w:r>
+        <w:rPr>
+          <w:rFonts w:ascii="Georgia" w:cs="Georgia" w:eastAsia="Georgia" w:hAnsi="Georgia"/>
+          <w:i/>
+          <w:iCs/>
+          <w:color w:val="0F5A3E"/>
+          <w:sz w:val="20"/>
+          <w:szCs w:val="20"/>
+        </w:rPr>
+        <w:t xml:space="preserve">In your court there is no 'no,' nor is there any need for 'if'</w:t>
+      </w:r>
+    </w:p>
+    <w:p>
+      <w:pPr>
+        <w:spacing w:after="26"/>
+        <w:jc w:val="both"/>
+      </w:pPr>
+      <w:r>
+        <w:rPr>
+          <w:rFonts w:ascii="Georgia" w:cs="Georgia" w:eastAsia="Georgia" w:hAnsi="Georgia"/>
+          <w:sz w:val="22"/>
+          <w:szCs w:val="22"/>
+        </w:rPr>
+        <w:t xml:space="preserve">Under this hadith, Imam Mulla Ali Qari Hanafi </w:t>
       </w:r>
       <w:r>
         <w:rPr>
@@ -5671,29 +5329,115 @@
           <w:vertAlign w:val="superscript"/>
           <w:rtl/>
         </w:rPr>
-        <w:t xml:space="preserve">رضي الله تعالى عنه</w:t>
-      </w:r>
-      <w:r>
-        <w:rPr>
-          <w:rFonts w:ascii="Georgia" w:cs="Georgia" w:eastAsia="Georgia" w:hAnsi="Georgia"/>
-          <w:sz w:val="22"/>
-          <w:szCs w:val="22"/>
-        </w:rPr>
-        <w:t xml:space="preserve">. For details, refer to the books of hadith.</w:t>
-      </w:r>
-    </w:p>
-    <w:p>
-      <w:pPr>
-        <w:spacing w:after="26"/>
-        <w:jc w:val="both"/>
-      </w:pPr>
-      <w:r>
-        <w:rPr>
-          <w:rFonts w:ascii="Georgia" w:cs="Georgia" w:eastAsia="Georgia" w:hAnsi="Georgia"/>
-          <w:sz w:val="22"/>
-          <w:szCs w:val="22"/>
-        </w:rPr>
-        <w:t xml:space="preserve">The noble Shariah has made the testimony of two witnesses necessary and obligatory in many matters, with certain conditions. In such matters, the testimony of one person is not sufficient. As the Holy Quran says: "Appoint two witnesses from among your men. And if two men are not available, then one man and two women from among those you approve as witnesses — so that if one of them forgets, the other may remind her."</w:t>
+        <w:t xml:space="preserve">رحمة الله تعالى عليه</w:t>
+      </w:r>
+      <w:r>
+        <w:rPr>
+          <w:rFonts w:ascii="Georgia" w:cs="Georgia" w:eastAsia="Georgia" w:hAnsi="Georgia"/>
+          <w:sz w:val="22"/>
+          <w:szCs w:val="22"/>
+        </w:rPr>
+        <w:t xml:space="preserve"> states: "The absolute permission to ask granted in this noble hadith indicates that Allah the Exalted has granted the Holy Prophet </w:t>
+      </w:r>
+      <w:r>
+        <w:rPr>
+          <w:rFonts w:ascii="Noto Naskh Arabic" w:cs="Noto Naskh Arabic" w:eastAsia="Noto Naskh Arabic" w:hAnsi="Noto Naskh Arabic"/>
+          <w:sz w:val="22"/>
+          <w:szCs w:val="22"/>
+          <w:rtl/>
+        </w:rPr>
+        <w:t xml:space="preserve">ﷺ</w:t>
+      </w:r>
+      <w:r>
+        <w:rPr>
+          <w:rFonts w:ascii="Georgia" w:cs="Georgia" w:eastAsia="Georgia" w:hAnsi="Georgia"/>
+          <w:sz w:val="22"/>
+          <w:szCs w:val="22"/>
+        </w:rPr>
+        <w:t xml:space="preserve"> the power and authority to grant whatever he wishes from the treasures of truth. On this basis, our noble Imams have counted this among the special characteristics of the Holy Prophet </w:t>
+      </w:r>
+      <w:r>
+        <w:rPr>
+          <w:rFonts w:ascii="Noto Naskh Arabic" w:cs="Noto Naskh Arabic" w:eastAsia="Noto Naskh Arabic" w:hAnsi="Noto Naskh Arabic"/>
+          <w:sz w:val="22"/>
+          <w:szCs w:val="22"/>
+          <w:rtl/>
+        </w:rPr>
+        <w:t xml:space="preserve">ﷺ</w:t>
+      </w:r>
+      <w:r>
+        <w:rPr>
+          <w:rFonts w:ascii="Georgia" w:cs="Georgia" w:eastAsia="Georgia" w:hAnsi="Georgia"/>
+          <w:sz w:val="22"/>
+          <w:szCs w:val="22"/>
+        </w:rPr>
+        <w:t xml:space="preserve"> — that he may make any command specific to whomever he wishes. Just as the testimony of Hadrat Khuzaima was made equivalent to two testimonies, as Imam Bukhari narrated. And the permission granted to Hadrat Umm Atiyya to perform lamentation (noha) for a specific family member, as Imam Muslim narrated."</w:t>
+      </w:r>
+    </w:p>
+    <w:p>
+      <w:pPr>
+        <w:spacing w:after="26"/>
+        <w:jc w:val="both"/>
+      </w:pPr>
+      <w:r>
+        <w:rPr>
+          <w:rFonts w:ascii="Georgia" w:cs="Georgia" w:eastAsia="Georgia" w:hAnsi="Georgia"/>
+          <w:sz w:val="22"/>
+          <w:szCs w:val="22"/>
+        </w:rPr>
+        <w:t xml:space="preserve">Imam Nawawi </w:t>
+      </w:r>
+      <w:r>
+        <w:rPr>
+          <w:rFonts w:ascii="Noto Naskh Arabic" w:cs="Noto Naskh Arabic" w:eastAsia="Noto Naskh Arabic" w:hAnsi="Noto Naskh Arabic"/>
+          <w:sz w:val="16"/>
+          <w:szCs w:val="16"/>
+          <w:vertAlign w:val="superscript"/>
+          <w:rtl/>
+        </w:rPr>
+        <w:t xml:space="preserve">رحمة الله تعالى عليه</w:t>
+      </w:r>
+      <w:r>
+        <w:rPr>
+          <w:rFonts w:ascii="Georgia" w:cs="Georgia" w:eastAsia="Georgia" w:hAnsi="Georgia"/>
+          <w:sz w:val="22"/>
+          <w:szCs w:val="22"/>
+        </w:rPr>
+        <w:t xml:space="preserve"> says: "The Shariah has given the Holy Prophet </w:t>
+      </w:r>
+      <w:r>
+        <w:rPr>
+          <w:rFonts w:ascii="Noto Naskh Arabic" w:cs="Noto Naskh Arabic" w:eastAsia="Noto Naskh Arabic" w:hAnsi="Noto Naskh Arabic"/>
+          <w:sz w:val="22"/>
+          <w:szCs w:val="22"/>
+          <w:rtl/>
+        </w:rPr>
+        <w:t xml:space="preserve">ﷺ</w:t>
+      </w:r>
+      <w:r>
+        <w:rPr>
+          <w:rFonts w:ascii="Georgia" w:cs="Georgia" w:eastAsia="Georgia" w:hAnsi="Georgia"/>
+          <w:sz w:val="22"/>
+          <w:szCs w:val="22"/>
+        </w:rPr>
+        <w:t xml:space="preserve"> the authority to make any general ruling specific to whomever he wishes." Ibn Abi Sabra and others have counted among his special characteristics that "Allah granted the Holy Prophet </w:t>
+      </w:r>
+      <w:r>
+        <w:rPr>
+          <w:rFonts w:ascii="Noto Naskh Arabic" w:cs="Noto Naskh Arabic" w:eastAsia="Noto Naskh Arabic" w:hAnsi="Noto Naskh Arabic"/>
+          <w:sz w:val="22"/>
+          <w:szCs w:val="22"/>
+          <w:rtl/>
+        </w:rPr>
+        <w:t xml:space="preserve">ﷺ</w:t>
+      </w:r>
+      <w:r>
+        <w:rPr>
+          <w:rFonts w:ascii="Georgia" w:cs="Georgia" w:eastAsia="Georgia" w:hAnsi="Georgia"/>
+          <w:sz w:val="22"/>
+          <w:szCs w:val="22"/>
+        </w:rPr>
+        <w:t xml:space="preserve"> a piece of land in Paradise, that he may grant it to whomever he wishes."</w:t>
       </w:r>
     </w:p>
     <w:p>
@@ -5710,120 +5454,21 @@
           <w:sz w:val="18"/>
           <w:szCs w:val="18"/>
         </w:rPr>
-        <w:t xml:space="preserve">(Baqarah: 282)</w:t>
-      </w:r>
-    </w:p>
-    <w:p>
-      <w:pPr>
-        <w:spacing w:after="26"/>
-        <w:jc w:val="both"/>
-      </w:pPr>
-      <w:r>
-        <w:rPr>
-          <w:rFonts w:ascii="Georgia" w:cs="Georgia" w:eastAsia="Georgia" w:hAnsi="Georgia"/>
-          <w:sz w:val="22"/>
-          <w:szCs w:val="22"/>
-        </w:rPr>
-        <w:t xml:space="preserve">But the Chosen Messenger </w:t>
-      </w:r>
-      <w:r>
-        <w:rPr>
-          <w:rFonts w:ascii="Noto Naskh Arabic" w:cs="Noto Naskh Arabic" w:eastAsia="Noto Naskh Arabic" w:hAnsi="Noto Naskh Arabic"/>
-          <w:sz w:val="22"/>
-          <w:szCs w:val="22"/>
-          <w:rtl/>
-        </w:rPr>
-        <w:t xml:space="preserve">ﷺ</w:t>
-      </w:r>
-      <w:r>
-        <w:rPr>
-          <w:rFonts w:ascii="Georgia" w:cs="Georgia" w:eastAsia="Georgia" w:hAnsi="Georgia"/>
-          <w:sz w:val="22"/>
-          <w:szCs w:val="22"/>
-        </w:rPr>
-        <w:t xml:space="preserve"> exercised his perfect authority in this matter as well — he could make the testimony of a single person equivalent to that of two.</w:t>
-      </w:r>
-    </w:p>
-    <w:p>
-      <w:pPr>
-        <w:spacing w:after="26"/>
-        <w:jc w:val="both"/>
-      </w:pPr>
-      <w:r>
-        <w:rPr>
-          <w:rFonts w:ascii="Georgia" w:cs="Georgia" w:eastAsia="Georgia" w:hAnsi="Georgia"/>
-          <w:sz w:val="22"/>
-          <w:szCs w:val="22"/>
-        </w:rPr>
-        <w:t xml:space="preserve">The Noble Prophet </w:t>
-      </w:r>
-      <w:r>
-        <w:rPr>
-          <w:rFonts w:ascii="Noto Naskh Arabic" w:cs="Noto Naskh Arabic" w:eastAsia="Noto Naskh Arabic" w:hAnsi="Noto Naskh Arabic"/>
-          <w:sz w:val="22"/>
-          <w:szCs w:val="22"/>
-          <w:rtl/>
-        </w:rPr>
-        <w:t xml:space="preserve">ﷺ</w:t>
-      </w:r>
-      <w:r>
-        <w:rPr>
-          <w:rFonts w:ascii="Georgia" w:cs="Georgia" w:eastAsia="Georgia" w:hAnsi="Georgia"/>
-          <w:sz w:val="22"/>
-          <w:szCs w:val="22"/>
-        </w:rPr>
-        <w:t xml:space="preserve"> purchased a horse from an Arab and took him along to pay the price. The Prophet </w:t>
-      </w:r>
-      <w:r>
-        <w:rPr>
-          <w:rFonts w:ascii="Noto Naskh Arabic" w:cs="Noto Naskh Arabic" w:eastAsia="Noto Naskh Arabic" w:hAnsi="Noto Naskh Arabic"/>
-          <w:sz w:val="22"/>
-          <w:szCs w:val="22"/>
-          <w:rtl/>
-        </w:rPr>
-        <w:t xml:space="preserve">ﷺ</w:t>
-      </w:r>
-      <w:r>
-        <w:rPr>
-          <w:rFonts w:ascii="Georgia" w:cs="Georgia" w:eastAsia="Georgia" w:hAnsi="Georgia"/>
-          <w:sz w:val="22"/>
-          <w:szCs w:val="22"/>
-        </w:rPr>
-        <w:t xml:space="preserve"> walked briskly while the Arab walked slowly. Meanwhile, some people came to the Arab and asked about the horse's price — they did not know that the Messenger of Allah </w:t>
-      </w:r>
-      <w:r>
-        <w:rPr>
-          <w:rFonts w:ascii="Noto Naskh Arabic" w:cs="Noto Naskh Arabic" w:eastAsia="Noto Naskh Arabic" w:hAnsi="Noto Naskh Arabic"/>
-          <w:sz w:val="22"/>
-          <w:szCs w:val="22"/>
-          <w:rtl/>
-        </w:rPr>
-        <w:t xml:space="preserve">ﷺ</w:t>
-      </w:r>
-      <w:r>
-        <w:rPr>
-          <w:rFonts w:ascii="Georgia" w:cs="Georgia" w:eastAsia="Georgia" w:hAnsi="Georgia"/>
-          <w:sz w:val="22"/>
-          <w:szCs w:val="22"/>
-        </w:rPr>
-        <w:t xml:space="preserve"> had already bought it. The Arab called out to the Messenger of Allah </w:t>
-      </w:r>
-      <w:r>
-        <w:rPr>
-          <w:rFonts w:ascii="Noto Naskh Arabic" w:cs="Noto Naskh Arabic" w:eastAsia="Noto Naskh Arabic" w:hAnsi="Noto Naskh Arabic"/>
-          <w:sz w:val="22"/>
-          <w:szCs w:val="22"/>
-          <w:rtl/>
-        </w:rPr>
-        <w:t xml:space="preserve">ﷺ</w:t>
-      </w:r>
-      <w:r>
-        <w:rPr>
-          <w:rFonts w:ascii="Georgia" w:cs="Georgia" w:eastAsia="Georgia" w:hAnsi="Georgia"/>
-          <w:sz w:val="22"/>
-          <w:szCs w:val="22"/>
-        </w:rPr>
-        <w:t xml:space="preserve"> and said: "Will you buy it? Otherwise I'll sell it to someone else." When Hadrat Ali </w:t>
+        <w:t xml:space="preserve">(Murqaat al-Mafatih Sharh Mishkaat al-Masabeeh, 2/723)</w:t>
+      </w:r>
+    </w:p>
+    <w:p>
+      <w:pPr>
+        <w:spacing w:after="26"/>
+        <w:jc w:val="both"/>
+      </w:pPr>
+      <w:r>
+        <w:rPr>
+          <w:rFonts w:ascii="Georgia" w:cs="Georgia" w:eastAsia="Georgia" w:hAnsi="Georgia"/>
+          <w:sz w:val="22"/>
+          <w:szCs w:val="22"/>
+        </w:rPr>
+        <w:t xml:space="preserve">Huzoor Tajush Shariah Allama Akhtar Raza Khan </w:t>
       </w:r>
       <w:r>
         <w:rPr>
@@ -5833,49 +5478,119 @@
           <w:vertAlign w:val="superscript"/>
           <w:rtl/>
         </w:rPr>
-        <w:t xml:space="preserve">رضي الله تعالى عنه</w:t>
-      </w:r>
-      <w:r>
-        <w:rPr>
-          <w:rFonts w:ascii="Georgia" w:cs="Georgia" w:eastAsia="Georgia" w:hAnsi="Georgia"/>
-          <w:sz w:val="22"/>
-          <w:szCs w:val="22"/>
-        </w:rPr>
-        <w:t xml:space="preserve"> heard this, he stood up and said: "Did the Messenger of Allah </w:t>
-      </w:r>
-      <w:r>
-        <w:rPr>
-          <w:rFonts w:ascii="Noto Naskh Arabic" w:cs="Noto Naskh Arabic" w:eastAsia="Noto Naskh Arabic" w:hAnsi="Noto Naskh Arabic"/>
-          <w:sz w:val="22"/>
-          <w:szCs w:val="22"/>
-          <w:rtl/>
-        </w:rPr>
-        <w:t xml:space="preserve">ﷺ</w:t>
-      </w:r>
-      <w:r>
-        <w:rPr>
-          <w:rFonts w:ascii="Georgia" w:cs="Georgia" w:eastAsia="Georgia" w:hAnsi="Georgia"/>
-          <w:sz w:val="22"/>
-          <w:szCs w:val="22"/>
-        </w:rPr>
-        <w:t xml:space="preserve"> not buy this horse from you?" The Arab said: "No, by Allah, I have not sold it to you." The Noble Prophet </w:t>
-      </w:r>
-      <w:r>
-        <w:rPr>
-          <w:rFonts w:ascii="Noto Naskh Arabic" w:cs="Noto Naskh Arabic" w:eastAsia="Noto Naskh Arabic" w:hAnsi="Noto Naskh Arabic"/>
-          <w:sz w:val="22"/>
-          <w:szCs w:val="22"/>
-          <w:rtl/>
-        </w:rPr>
-        <w:t xml:space="preserve">ﷺ</w:t>
-      </w:r>
-      <w:r>
-        <w:rPr>
-          <w:rFonts w:ascii="Georgia" w:cs="Georgia" w:eastAsia="Georgia" w:hAnsi="Georgia"/>
-          <w:sz w:val="22"/>
-          <w:szCs w:val="22"/>
-        </w:rPr>
-        <w:t xml:space="preserve"> said: "Yes, I have bought this horse." The Arab asked him for a witness. Hadrat Khuzaima </w:t>
+        <w:t xml:space="preserve">رحمة الله عليه</w:t>
+      </w:r>
+      <w:r>
+        <w:rPr>
+          <w:rFonts w:ascii="Georgia" w:cs="Georgia" w:eastAsia="Georgia" w:hAnsi="Georgia"/>
+          <w:sz w:val="22"/>
+          <w:szCs w:val="22"/>
+        </w:rPr>
+        <w:t xml:space="preserve"> expressed this thus:</w:t>
+      </w:r>
+    </w:p>
+    <w:p>
+      <w:pPr>
+        <w:spacing w:after="41" w:before="29"/>
+        <w:jc w:val="center"/>
+      </w:pPr>
+      <w:r>
+        <w:rPr>
+          <w:rFonts w:ascii="Georgia" w:cs="Georgia" w:eastAsia="Georgia" w:hAnsi="Georgia"/>
+          <w:i/>
+          <w:iCs/>
+          <w:color w:val="0F5A3E"/>
+          <w:sz w:val="20"/>
+          <w:szCs w:val="20"/>
+        </w:rPr>
+        <w:t xml:space="preserve">Wherever He builds, He grants, He bestows abundant Paradise</w:t>
+      </w:r>
+      <w:r>
+        <w:rPr>
+          <w:rFonts w:ascii="Georgia" w:cs="Georgia" w:eastAsia="Georgia" w:hAnsi="Georgia"/>
+          <w:sz w:val="20"/>
+          <w:szCs w:val="20"/>
+        </w:rPr>
+        <w:br/>
+      </w:r>
+      <w:r>
+        <w:rPr>
+          <w:rFonts w:ascii="Georgia" w:cs="Georgia" w:eastAsia="Georgia" w:hAnsi="Georgia"/>
+          <w:i/>
+          <w:iCs/>
+          <w:color w:val="0F5A3E"/>
+          <w:sz w:val="20"/>
+          <w:szCs w:val="20"/>
+        </w:rPr>
+        <w:t xml:space="preserve">The Prophetﷺis the absolute authority — whatever He wishes, He grants to whomever He wishes</w:t>
+      </w:r>
+    </w:p>
+    <w:p>
+      <w:pPr>
+        <w:pStyle w:val="Heading1"/>
+        <w:spacing w:after="34" w:before="77"/>
+        <w:jc w:val="center"/>
+      </w:pPr>
+      <w:r>
+        <w:rPr>
+          <w:rFonts w:ascii="Georgia" w:cs="Georgia" w:eastAsia="Georgia" w:hAnsi="Georgia"/>
+          <w:b/>
+          <w:bCs/>
+          <w:color w:val="0F5A3E"/>
+          <w:sz w:val="48"/>
+          <w:szCs w:val="48"/>
+        </w:rPr>
+        <w:t xml:space="preserve">One Man's Testimony Made Equivalent to Two</w:t>
+      </w:r>
+    </w:p>
+    <w:p>
+      <w:pPr>
+        <w:spacing w:after="41" w:before="29"/>
+        <w:jc w:val="center"/>
+      </w:pPr>
+      <w:r>
+        <w:rPr>
+          <w:rFonts w:ascii="Georgia" w:cs="Georgia" w:eastAsia="Georgia" w:hAnsi="Georgia"/>
+          <w:i/>
+          <w:iCs/>
+          <w:color w:val="0F5A3E"/>
+          <w:sz w:val="20"/>
+          <w:szCs w:val="20"/>
+        </w:rPr>
+        <w:t xml:space="preserve">His command runs in the world — in an instant, he can transform anything</w:t>
+      </w:r>
+      <w:r>
+        <w:rPr>
+          <w:rFonts w:ascii="Georgia" w:cs="Georgia" w:eastAsia="Georgia" w:hAnsi="Georgia"/>
+          <w:sz w:val="20"/>
+          <w:szCs w:val="20"/>
+        </w:rPr>
+        <w:br/>
+      </w:r>
+      <w:r>
+        <w:rPr>
+          <w:rFonts w:ascii="Georgia" w:cs="Georgia" w:eastAsia="Georgia" w:hAnsi="Georgia"/>
+          <w:i/>
+          <w:iCs/>
+          <w:color w:val="0F5A3E"/>
+          <w:sz w:val="20"/>
+          <w:szCs w:val="20"/>
+        </w:rPr>
+        <w:t xml:space="preserve">Turn earth into sky, and the Pleiades into ground</w:t>
+      </w:r>
+    </w:p>
+    <w:p>
+      <w:pPr>
+        <w:spacing w:after="26"/>
+        <w:jc w:val="both"/>
+      </w:pPr>
+      <w:r>
+        <w:rPr>
+          <w:rFonts w:ascii="Georgia" w:cs="Georgia" w:eastAsia="Georgia" w:hAnsi="Georgia"/>
+          <w:sz w:val="22"/>
+          <w:szCs w:val="22"/>
+        </w:rPr>
+        <w:t xml:space="preserve">Shaykh Abdul Haq Muhaddis Dehlvi </w:t>
       </w:r>
       <w:r>
         <w:rPr>
@@ -5885,80 +5600,97 @@
           <w:vertAlign w:val="superscript"/>
           <w:rtl/>
         </w:rPr>
-        <w:t xml:space="preserve">رضي الله تعالى عنه</w:t>
-      </w:r>
-      <w:r>
-        <w:rPr>
-          <w:rFonts w:ascii="Georgia" w:cs="Georgia" w:eastAsia="Georgia" w:hAnsi="Georgia"/>
-          <w:sz w:val="22"/>
-          <w:szCs w:val="22"/>
-        </w:rPr>
-        <w:t xml:space="preserve"> said: "I bear witness that you have sold it to the Holy Prophet </w:t>
-      </w:r>
-      <w:r>
-        <w:rPr>
-          <w:rFonts w:ascii="Noto Naskh Arabic" w:cs="Noto Naskh Arabic" w:eastAsia="Noto Naskh Arabic" w:hAnsi="Noto Naskh Arabic"/>
-          <w:sz w:val="22"/>
-          <w:szCs w:val="22"/>
-          <w:rtl/>
-        </w:rPr>
-        <w:t xml:space="preserve">ﷺ</w:t>
-      </w:r>
-      <w:r>
-        <w:rPr>
-          <w:rFonts w:ascii="Georgia" w:cs="Georgia" w:eastAsia="Georgia" w:hAnsi="Georgia"/>
-          <w:sz w:val="22"/>
-          <w:szCs w:val="22"/>
-        </w:rPr>
-        <w:t xml:space="preserve">."</w:t>
-      </w:r>
-    </w:p>
-    <w:p>
-      <w:pPr>
-        <w:spacing w:after="26"/>
-        <w:jc w:val="both"/>
-      </w:pPr>
-      <w:r>
-        <w:rPr>
-          <w:rFonts w:ascii="Georgia" w:cs="Georgia" w:eastAsia="Georgia" w:hAnsi="Georgia"/>
-          <w:sz w:val="22"/>
-          <w:szCs w:val="22"/>
-        </w:rPr>
-        <w:t xml:space="preserve">Later, the Messenger of Allah </w:t>
-      </w:r>
-      <w:r>
-        <w:rPr>
-          <w:rFonts w:ascii="Noto Naskh Arabic" w:cs="Noto Naskh Arabic" w:eastAsia="Noto Naskh Arabic" w:hAnsi="Noto Naskh Arabic"/>
-          <w:sz w:val="22"/>
-          <w:szCs w:val="22"/>
-          <w:rtl/>
-        </w:rPr>
-        <w:t xml:space="preserve">ﷺ</w:t>
-      </w:r>
-      <w:r>
-        <w:rPr>
-          <w:rFonts w:ascii="Georgia" w:cs="Georgia" w:eastAsia="Georgia" w:hAnsi="Georgia"/>
-          <w:sz w:val="22"/>
-          <w:szCs w:val="22"/>
-        </w:rPr>
-        <w:t xml:space="preserve"> asked: "How can you bear witness when you were not present at the time?" He said: "O Messenger of Allah! I bear witness based on my conviction that you only speak the truth." So the Holy Prophet </w:t>
-      </w:r>
-      <w:r>
-        <w:rPr>
-          <w:rFonts w:ascii="Noto Naskh Arabic" w:cs="Noto Naskh Arabic" w:eastAsia="Noto Naskh Arabic" w:hAnsi="Noto Naskh Arabic"/>
-          <w:sz w:val="22"/>
-          <w:szCs w:val="22"/>
-          <w:rtl/>
-        </w:rPr>
-        <w:t xml:space="preserve">ﷺ</w:t>
-      </w:r>
-      <w:r>
-        <w:rPr>
-          <w:rFonts w:ascii="Georgia" w:cs="Georgia" w:eastAsia="Georgia" w:hAnsi="Georgia"/>
-          <w:sz w:val="22"/>
-          <w:szCs w:val="22"/>
-        </w:rPr>
-        <w:t xml:space="preserve"> made the solitary testimony of Hadrat Khuzaima </w:t>
+        <w:t xml:space="preserve">رحمة الله تعالى عليه</w:t>
+      </w:r>
+      <w:r>
+        <w:rPr>
+          <w:rFonts w:ascii="Georgia" w:cs="Georgia" w:eastAsia="Georgia" w:hAnsi="Georgia"/>
+          <w:sz w:val="22"/>
+          <w:szCs w:val="22"/>
+        </w:rPr>
+        <w:t xml:space="preserve"> says: The Master of Madina's </w:t>
+      </w:r>
+      <w:r>
+        <w:rPr>
+          <w:rFonts w:ascii="Noto Naskh Arabic" w:cs="Noto Naskh Arabic" w:eastAsia="Noto Naskh Arabic" w:hAnsi="Noto Naskh Arabic"/>
+          <w:sz w:val="22"/>
+          <w:szCs w:val="22"/>
+          <w:rtl/>
+        </w:rPr>
+        <w:t xml:space="preserve">ﷺ</w:t>
+      </w:r>
+      <w:r>
+        <w:rPr>
+          <w:rFonts w:ascii="Georgia" w:cs="Georgia" w:eastAsia="Georgia" w:hAnsi="Georgia"/>
+          <w:sz w:val="22"/>
+          <w:szCs w:val="22"/>
+        </w:rPr>
+        <w:t xml:space="preserve"> absolute command — "Ask! What do you ask?" — without any condition or specification, makes it clear that all affairs are in the blessed hands of the Master of the Universe, the King of all beings </w:t>
+      </w:r>
+      <w:r>
+        <w:rPr>
+          <w:rFonts w:ascii="Noto Naskh Arabic" w:cs="Noto Naskh Arabic" w:eastAsia="Noto Naskh Arabic" w:hAnsi="Noto Naskh Arabic"/>
+          <w:sz w:val="22"/>
+          <w:szCs w:val="22"/>
+          <w:rtl/>
+        </w:rPr>
+        <w:t xml:space="preserve">ﷺ</w:t>
+      </w:r>
+      <w:r>
+        <w:rPr>
+          <w:rFonts w:ascii="Georgia" w:cs="Georgia" w:eastAsia="Georgia" w:hAnsi="Georgia"/>
+          <w:sz w:val="22"/>
+          <w:szCs w:val="22"/>
+        </w:rPr>
+        <w:t xml:space="preserve">. He may give whatever he wishes, to whomever he wishes, whenever he wishes, by the command of his Generous Lord.</w:t>
+      </w:r>
+    </w:p>
+    <w:p>
+      <w:pPr>
+        <w:spacing w:after="29" w:before="12"/>
+        <w:jc w:val="center"/>
+      </w:pPr>
+      <w:r>
+        <w:rPr>
+          <w:rFonts w:ascii="Georgia" w:cs="Georgia" w:eastAsia="Georgia" w:hAnsi="Georgia"/>
+          <w:i/>
+          <w:iCs/>
+          <w:color w:val="6F6252"/>
+          <w:sz w:val="18"/>
+          <w:szCs w:val="18"/>
+        </w:rPr>
+        <w:t xml:space="preserve">(Lam'aat al-Tanqih Sharh Mishkaat al-Masabih, Vol. 3, p. 30)</w:t>
+      </w:r>
+    </w:p>
+    <w:p>
+      <w:pPr>
+        <w:spacing w:after="26"/>
+        <w:jc w:val="both"/>
+      </w:pPr>
+      <w:r>
+        <w:rPr>
+          <w:rFonts w:ascii="Georgia" w:cs="Georgia" w:eastAsia="Georgia" w:hAnsi="Georgia"/>
+          <w:sz w:val="22"/>
+          <w:szCs w:val="22"/>
+        </w:rPr>
+        <w:t xml:space="preserve">Besides this incident, on numerous occasions, the Holy Prophet </w:t>
+      </w:r>
+      <w:r>
+        <w:rPr>
+          <w:rFonts w:ascii="Noto Naskh Arabic" w:cs="Noto Naskh Arabic" w:eastAsia="Noto Naskh Arabic" w:hAnsi="Noto Naskh Arabic"/>
+          <w:sz w:val="22"/>
+          <w:szCs w:val="22"/>
+          <w:rtl/>
+        </w:rPr>
+        <w:t xml:space="preserve">ﷺ</w:t>
+      </w:r>
+      <w:r>
+        <w:rPr>
+          <w:rFonts w:ascii="Georgia" w:cs="Georgia" w:eastAsia="Georgia" w:hAnsi="Georgia"/>
+          <w:sz w:val="22"/>
+          <w:szCs w:val="22"/>
+        </w:rPr>
+        <w:t xml:space="preserve"> granted Paradise to various noble Companions, especially Hadrat Usman Ghani </w:t>
       </w:r>
       <w:r>
         <w:rPr>
@@ -5976,7 +5708,21 @@
           <w:sz w:val="22"/>
           <w:szCs w:val="22"/>
         </w:rPr>
-        <w:t xml:space="preserve"> equivalent to that of two witnesses.</w:t>
+        <w:t xml:space="preserve">. For details, refer to the books of hadith.</w:t>
+      </w:r>
+    </w:p>
+    <w:p>
+      <w:pPr>
+        <w:spacing w:after="26"/>
+        <w:jc w:val="both"/>
+      </w:pPr>
+      <w:r>
+        <w:rPr>
+          <w:rFonts w:ascii="Georgia" w:cs="Georgia" w:eastAsia="Georgia" w:hAnsi="Georgia"/>
+          <w:sz w:val="22"/>
+          <w:szCs w:val="22"/>
+        </w:rPr>
+        <w:t xml:space="preserve">The noble Shariah has made the testimony of two witnesses necessary and obligatory in many matters, with certain conditions. In such matters, the testimony of one person is not sufficient. As the Holy Quran says: "Appoint two witnesses from among your men. And if two men are not available, then one man and two women from among those you approve as witnesses — so that if one of them forgets, the other may remind her."</w:t>
       </w:r>
     </w:p>
     <w:p>
@@ -5993,21 +5739,120 @@
           <w:sz w:val="18"/>
           <w:szCs w:val="18"/>
         </w:rPr>
-        <w:t xml:space="preserve">(Sunan Abi Dawood, Vol. 3, p. 308)</w:t>
-      </w:r>
-    </w:p>
-    <w:p>
-      <w:pPr>
-        <w:spacing w:after="26"/>
-        <w:jc w:val="both"/>
-      </w:pPr>
-      <w:r>
-        <w:rPr>
-          <w:rFonts w:ascii="Georgia" w:cs="Georgia" w:eastAsia="Georgia" w:hAnsi="Georgia"/>
-          <w:sz w:val="22"/>
-          <w:szCs w:val="22"/>
-        </w:rPr>
-        <w:t xml:space="preserve">In Mujam Kabeer: Hadrat Khuzaima </w:t>
+        <w:t xml:space="preserve">(Baqarah: 282)</w:t>
+      </w:r>
+    </w:p>
+    <w:p>
+      <w:pPr>
+        <w:spacing w:after="26"/>
+        <w:jc w:val="both"/>
+      </w:pPr>
+      <w:r>
+        <w:rPr>
+          <w:rFonts w:ascii="Georgia" w:cs="Georgia" w:eastAsia="Georgia" w:hAnsi="Georgia"/>
+          <w:sz w:val="22"/>
+          <w:szCs w:val="22"/>
+        </w:rPr>
+        <w:t xml:space="preserve">But the Chosen Messenger </w:t>
+      </w:r>
+      <w:r>
+        <w:rPr>
+          <w:rFonts w:ascii="Noto Naskh Arabic" w:cs="Noto Naskh Arabic" w:eastAsia="Noto Naskh Arabic" w:hAnsi="Noto Naskh Arabic"/>
+          <w:sz w:val="22"/>
+          <w:szCs w:val="22"/>
+          <w:rtl/>
+        </w:rPr>
+        <w:t xml:space="preserve">ﷺ</w:t>
+      </w:r>
+      <w:r>
+        <w:rPr>
+          <w:rFonts w:ascii="Georgia" w:cs="Georgia" w:eastAsia="Georgia" w:hAnsi="Georgia"/>
+          <w:sz w:val="22"/>
+          <w:szCs w:val="22"/>
+        </w:rPr>
+        <w:t xml:space="preserve"> exercised his perfect authority in this matter as well — he could make the testimony of a single person equivalent to that of two.</w:t>
+      </w:r>
+    </w:p>
+    <w:p>
+      <w:pPr>
+        <w:spacing w:after="26"/>
+        <w:jc w:val="both"/>
+      </w:pPr>
+      <w:r>
+        <w:rPr>
+          <w:rFonts w:ascii="Georgia" w:cs="Georgia" w:eastAsia="Georgia" w:hAnsi="Georgia"/>
+          <w:sz w:val="22"/>
+          <w:szCs w:val="22"/>
+        </w:rPr>
+        <w:t xml:space="preserve">The Noble Prophet </w:t>
+      </w:r>
+      <w:r>
+        <w:rPr>
+          <w:rFonts w:ascii="Noto Naskh Arabic" w:cs="Noto Naskh Arabic" w:eastAsia="Noto Naskh Arabic" w:hAnsi="Noto Naskh Arabic"/>
+          <w:sz w:val="22"/>
+          <w:szCs w:val="22"/>
+          <w:rtl/>
+        </w:rPr>
+        <w:t xml:space="preserve">ﷺ</w:t>
+      </w:r>
+      <w:r>
+        <w:rPr>
+          <w:rFonts w:ascii="Georgia" w:cs="Georgia" w:eastAsia="Georgia" w:hAnsi="Georgia"/>
+          <w:sz w:val="22"/>
+          <w:szCs w:val="22"/>
+        </w:rPr>
+        <w:t xml:space="preserve"> purchased a horse from a Bedouin and took him along to pay the price. The Prophet </w:t>
+      </w:r>
+      <w:r>
+        <w:rPr>
+          <w:rFonts w:ascii="Noto Naskh Arabic" w:cs="Noto Naskh Arabic" w:eastAsia="Noto Naskh Arabic" w:hAnsi="Noto Naskh Arabic"/>
+          <w:sz w:val="22"/>
+          <w:szCs w:val="22"/>
+          <w:rtl/>
+        </w:rPr>
+        <w:t xml:space="preserve">ﷺ</w:t>
+      </w:r>
+      <w:r>
+        <w:rPr>
+          <w:rFonts w:ascii="Georgia" w:cs="Georgia" w:eastAsia="Georgia" w:hAnsi="Georgia"/>
+          <w:sz w:val="22"/>
+          <w:szCs w:val="22"/>
+        </w:rPr>
+        <w:t xml:space="preserve"> walked briskly while the Bedouin walked slowly. Meanwhile, some people came to the Bedouin and asked about the horse's price — they did not know that the Messenger of Allah </w:t>
+      </w:r>
+      <w:r>
+        <w:rPr>
+          <w:rFonts w:ascii="Noto Naskh Arabic" w:cs="Noto Naskh Arabic" w:eastAsia="Noto Naskh Arabic" w:hAnsi="Noto Naskh Arabic"/>
+          <w:sz w:val="22"/>
+          <w:szCs w:val="22"/>
+          <w:rtl/>
+        </w:rPr>
+        <w:t xml:space="preserve">ﷺ</w:t>
+      </w:r>
+      <w:r>
+        <w:rPr>
+          <w:rFonts w:ascii="Georgia" w:cs="Georgia" w:eastAsia="Georgia" w:hAnsi="Georgia"/>
+          <w:sz w:val="22"/>
+          <w:szCs w:val="22"/>
+        </w:rPr>
+        <w:t xml:space="preserve"> had already bought it. The Bedouin called out to the Messenger of Allah </w:t>
+      </w:r>
+      <w:r>
+        <w:rPr>
+          <w:rFonts w:ascii="Noto Naskh Arabic" w:cs="Noto Naskh Arabic" w:eastAsia="Noto Naskh Arabic" w:hAnsi="Noto Naskh Arabic"/>
+          <w:sz w:val="22"/>
+          <w:szCs w:val="22"/>
+          <w:rtl/>
+        </w:rPr>
+        <w:t xml:space="preserve">ﷺ</w:t>
+      </w:r>
+      <w:r>
+        <w:rPr>
+          <w:rFonts w:ascii="Georgia" w:cs="Georgia" w:eastAsia="Georgia" w:hAnsi="Georgia"/>
+          <w:sz w:val="22"/>
+          <w:szCs w:val="22"/>
+        </w:rPr>
+        <w:t xml:space="preserve"> and said: "Will you buy it? Otherwise I'll sell it to someone else." When Hadrat Ali </w:t>
       </w:r>
       <w:r>
         <w:rPr>
@@ -6025,6 +5870,190 @@
           <w:sz w:val="22"/>
           <w:szCs w:val="22"/>
         </w:rPr>
+        <w:t xml:space="preserve"> heard this, he stood up and said: "Did the Messenger of Allah </w:t>
+      </w:r>
+      <w:r>
+        <w:rPr>
+          <w:rFonts w:ascii="Noto Naskh Arabic" w:cs="Noto Naskh Arabic" w:eastAsia="Noto Naskh Arabic" w:hAnsi="Noto Naskh Arabic"/>
+          <w:sz w:val="22"/>
+          <w:szCs w:val="22"/>
+          <w:rtl/>
+        </w:rPr>
+        <w:t xml:space="preserve">ﷺ</w:t>
+      </w:r>
+      <w:r>
+        <w:rPr>
+          <w:rFonts w:ascii="Georgia" w:cs="Georgia" w:eastAsia="Georgia" w:hAnsi="Georgia"/>
+          <w:sz w:val="22"/>
+          <w:szCs w:val="22"/>
+        </w:rPr>
+        <w:t xml:space="preserve"> not buy this horse from you?" The Bedouin said: "No, by Allah, I have not sold it to you." The Noble Prophet </w:t>
+      </w:r>
+      <w:r>
+        <w:rPr>
+          <w:rFonts w:ascii="Noto Naskh Arabic" w:cs="Noto Naskh Arabic" w:eastAsia="Noto Naskh Arabic" w:hAnsi="Noto Naskh Arabic"/>
+          <w:sz w:val="22"/>
+          <w:szCs w:val="22"/>
+          <w:rtl/>
+        </w:rPr>
+        <w:t xml:space="preserve">ﷺ</w:t>
+      </w:r>
+      <w:r>
+        <w:rPr>
+          <w:rFonts w:ascii="Georgia" w:cs="Georgia" w:eastAsia="Georgia" w:hAnsi="Georgia"/>
+          <w:sz w:val="22"/>
+          <w:szCs w:val="22"/>
+        </w:rPr>
+        <w:t xml:space="preserve"> said: "Yes, I have bought this horse." The Bedouin asked him for a witness. Hadrat Khuzaima </w:t>
+      </w:r>
+      <w:r>
+        <w:rPr>
+          <w:rFonts w:ascii="Noto Naskh Arabic" w:cs="Noto Naskh Arabic" w:eastAsia="Noto Naskh Arabic" w:hAnsi="Noto Naskh Arabic"/>
+          <w:sz w:val="16"/>
+          <w:szCs w:val="16"/>
+          <w:vertAlign w:val="superscript"/>
+          <w:rtl/>
+        </w:rPr>
+        <w:t xml:space="preserve">رضي الله تعالى عنه</w:t>
+      </w:r>
+      <w:r>
+        <w:rPr>
+          <w:rFonts w:ascii="Georgia" w:cs="Georgia" w:eastAsia="Georgia" w:hAnsi="Georgia"/>
+          <w:sz w:val="22"/>
+          <w:szCs w:val="22"/>
+        </w:rPr>
+        <w:t xml:space="preserve"> said: "I bear witness that you have sold it to the Holy Prophet </w:t>
+      </w:r>
+      <w:r>
+        <w:rPr>
+          <w:rFonts w:ascii="Noto Naskh Arabic" w:cs="Noto Naskh Arabic" w:eastAsia="Noto Naskh Arabic" w:hAnsi="Noto Naskh Arabic"/>
+          <w:sz w:val="22"/>
+          <w:szCs w:val="22"/>
+          <w:rtl/>
+        </w:rPr>
+        <w:t xml:space="preserve">ﷺ</w:t>
+      </w:r>
+      <w:r>
+        <w:rPr>
+          <w:rFonts w:ascii="Georgia" w:cs="Georgia" w:eastAsia="Georgia" w:hAnsi="Georgia"/>
+          <w:sz w:val="22"/>
+          <w:szCs w:val="22"/>
+        </w:rPr>
+        <w:t xml:space="preserve">."</w:t>
+      </w:r>
+    </w:p>
+    <w:p>
+      <w:pPr>
+        <w:spacing w:after="26"/>
+        <w:jc w:val="both"/>
+      </w:pPr>
+      <w:r>
+        <w:rPr>
+          <w:rFonts w:ascii="Georgia" w:cs="Georgia" w:eastAsia="Georgia" w:hAnsi="Georgia"/>
+          <w:sz w:val="22"/>
+          <w:szCs w:val="22"/>
+        </w:rPr>
+        <w:t xml:space="preserve">Later, the Messenger of Allah </w:t>
+      </w:r>
+      <w:r>
+        <w:rPr>
+          <w:rFonts w:ascii="Noto Naskh Arabic" w:cs="Noto Naskh Arabic" w:eastAsia="Noto Naskh Arabic" w:hAnsi="Noto Naskh Arabic"/>
+          <w:sz w:val="22"/>
+          <w:szCs w:val="22"/>
+          <w:rtl/>
+        </w:rPr>
+        <w:t xml:space="preserve">ﷺ</w:t>
+      </w:r>
+      <w:r>
+        <w:rPr>
+          <w:rFonts w:ascii="Georgia" w:cs="Georgia" w:eastAsia="Georgia" w:hAnsi="Georgia"/>
+          <w:sz w:val="22"/>
+          <w:szCs w:val="22"/>
+        </w:rPr>
+        <w:t xml:space="preserve"> asked: "How can you bear witness when you were not present at the time?" He said: "O Messenger of Allah! I bear witness based on my conviction that you only speak the truth." So the Holy Prophet </w:t>
+      </w:r>
+      <w:r>
+        <w:rPr>
+          <w:rFonts w:ascii="Noto Naskh Arabic" w:cs="Noto Naskh Arabic" w:eastAsia="Noto Naskh Arabic" w:hAnsi="Noto Naskh Arabic"/>
+          <w:sz w:val="22"/>
+          <w:szCs w:val="22"/>
+          <w:rtl/>
+        </w:rPr>
+        <w:t xml:space="preserve">ﷺ</w:t>
+      </w:r>
+      <w:r>
+        <w:rPr>
+          <w:rFonts w:ascii="Georgia" w:cs="Georgia" w:eastAsia="Georgia" w:hAnsi="Georgia"/>
+          <w:sz w:val="22"/>
+          <w:szCs w:val="22"/>
+        </w:rPr>
+        <w:t xml:space="preserve"> made the solitary testimony of Hadrat Khuzaima </w:t>
+      </w:r>
+      <w:r>
+        <w:rPr>
+          <w:rFonts w:ascii="Noto Naskh Arabic" w:cs="Noto Naskh Arabic" w:eastAsia="Noto Naskh Arabic" w:hAnsi="Noto Naskh Arabic"/>
+          <w:sz w:val="16"/>
+          <w:szCs w:val="16"/>
+          <w:vertAlign w:val="superscript"/>
+          <w:rtl/>
+        </w:rPr>
+        <w:t xml:space="preserve">رضي الله تعالى عنه</w:t>
+      </w:r>
+      <w:r>
+        <w:rPr>
+          <w:rFonts w:ascii="Georgia" w:cs="Georgia" w:eastAsia="Georgia" w:hAnsi="Georgia"/>
+          <w:sz w:val="22"/>
+          <w:szCs w:val="22"/>
+        </w:rPr>
+        <w:t xml:space="preserve"> equivalent to that of two witnesses.</w:t>
+      </w:r>
+    </w:p>
+    <w:p>
+      <w:pPr>
+        <w:spacing w:after="29" w:before="12"/>
+        <w:jc w:val="center"/>
+      </w:pPr>
+      <w:r>
+        <w:rPr>
+          <w:rFonts w:ascii="Georgia" w:cs="Georgia" w:eastAsia="Georgia" w:hAnsi="Georgia"/>
+          <w:i/>
+          <w:iCs/>
+          <w:color w:val="6F6252"/>
+          <w:sz w:val="18"/>
+          <w:szCs w:val="18"/>
+        </w:rPr>
+        <w:t xml:space="preserve">(Sunan Abi Dawood, Vol. 3, p. 308)</w:t>
+      </w:r>
+    </w:p>
+    <w:p>
+      <w:pPr>
+        <w:spacing w:after="26"/>
+        <w:jc w:val="both"/>
+      </w:pPr>
+      <w:r>
+        <w:rPr>
+          <w:rFonts w:ascii="Georgia" w:cs="Georgia" w:eastAsia="Georgia" w:hAnsi="Georgia"/>
+          <w:sz w:val="22"/>
+          <w:szCs w:val="22"/>
+        </w:rPr>
+        <w:t xml:space="preserve">In Mujam Kabeer: Hadrat Khuzaima </w:t>
+      </w:r>
+      <w:r>
+        <w:rPr>
+          <w:rFonts w:ascii="Noto Naskh Arabic" w:cs="Noto Naskh Arabic" w:eastAsia="Noto Naskh Arabic" w:hAnsi="Noto Naskh Arabic"/>
+          <w:sz w:val="16"/>
+          <w:szCs w:val="16"/>
+          <w:vertAlign w:val="superscript"/>
+          <w:rtl/>
+        </w:rPr>
+        <w:t xml:space="preserve">رضي الله تعالى عنه</w:t>
+      </w:r>
+      <w:r>
+        <w:rPr>
+          <w:rFonts w:ascii="Georgia" w:cs="Georgia" w:eastAsia="Georgia" w:hAnsi="Georgia"/>
+          <w:sz w:val="22"/>
+          <w:szCs w:val="22"/>
+        </w:rPr>
         <w:t xml:space="preserve"> said: "I have brought faith in the religion you have brought. I am certain that the Holy Prophet </w:t>
       </w:r>
       <w:r>
@@ -6042,7 +6071,7 @@
           <w:sz w:val="22"/>
           <w:szCs w:val="22"/>
         </w:rPr>
-        <w:t xml:space="preserve"> only speaks the truth — I affirm him in matters of the heavens and the earth. Should I not affirm him against this Arab?"</w:t>
+        <w:t xml:space="preserve"> only speaks the truth — I affirm him in matters of the heavens and the earth. Should I not affirm him against this Bedouin?"</w:t>
       </w:r>
     </w:p>
     <w:p>
@@ -7925,7 +7954,24 @@
           <w:sz w:val="22"/>
           <w:szCs w:val="22"/>
         </w:rPr>
-        <w:t xml:space="preserve"> says under this noble hadith: ...</w:t>
+        <w:t xml:space="preserve"> also expounds on this noble hadith in his commentary, confirming the same principle of the Prophet's </w:t>
+      </w:r>
+      <w:r>
+        <w:rPr>
+          <w:rFonts w:ascii="Noto Naskh Arabic" w:cs="Noto Naskh Arabic" w:eastAsia="Noto Naskh Arabic" w:hAnsi="Noto Naskh Arabic"/>
+          <w:sz w:val="22"/>
+          <w:szCs w:val="22"/>
+          <w:rtl/>
+        </w:rPr>
+        <w:t xml:space="preserve">ﷺ</w:t>
+      </w:r>
+      <w:r>
+        <w:rPr>
+          <w:rFonts w:ascii="Georgia" w:cs="Georgia" w:eastAsia="Georgia" w:hAnsi="Georgia"/>
+          <w:sz w:val="22"/>
+          <w:szCs w:val="22"/>
+        </w:rPr>
+        <w:t xml:space="preserve"> authority to make exceptions.</w:t>
       </w:r>
     </w:p>
     <w:p>
@@ -7943,253 +7989,33 @@
           <w:sz w:val="48"/>
           <w:szCs w:val="48"/>
         </w:rPr>
-        <w:t xml:space="preserve">The Obligation of Hajj and the Authority of Mustafa</w:t>
-      </w:r>
-    </w:p>
-    <w:p>
-      <w:pPr>
-        <w:spacing w:after="26"/>
-        <w:jc w:val="both"/>
-      </w:pPr>
-      <w:r>
-        <w:rPr>
-          <w:rFonts w:ascii="Georgia" w:cs="Georgia" w:eastAsia="Georgia" w:hAnsi="Georgia"/>
-          <w:sz w:val="22"/>
-          <w:szCs w:val="22"/>
-        </w:rPr>
-        <w:t xml:space="preserve">Hadrat Abu Huraira </w:t>
-      </w:r>
-      <w:r>
-        <w:rPr>
-          <w:rFonts w:ascii="Noto Naskh Arabic" w:cs="Noto Naskh Arabic" w:eastAsia="Noto Naskh Arabic" w:hAnsi="Noto Naskh Arabic"/>
-          <w:sz w:val="16"/>
-          <w:szCs w:val="16"/>
-          <w:vertAlign w:val="superscript"/>
-          <w:rtl/>
-        </w:rPr>
-        <w:t xml:space="preserve">رضي الله تعالى عنه</w:t>
-      </w:r>
-      <w:r>
-        <w:rPr>
-          <w:rFonts w:ascii="Georgia" w:cs="Georgia" w:eastAsia="Georgia" w:hAnsi="Georgia"/>
-          <w:sz w:val="22"/>
-          <w:szCs w:val="22"/>
-        </w:rPr>
-        <w:t xml:space="preserve"> narrates that the Messenger of Allah </w:t>
-      </w:r>
-      <w:r>
-        <w:rPr>
-          <w:rFonts w:ascii="Noto Naskh Arabic" w:cs="Noto Naskh Arabic" w:eastAsia="Noto Naskh Arabic" w:hAnsi="Noto Naskh Arabic"/>
-          <w:sz w:val="22"/>
-          <w:szCs w:val="22"/>
-          <w:rtl/>
-        </w:rPr>
-        <w:t xml:space="preserve">ﷺ</w:t>
-      </w:r>
-      <w:r>
-        <w:rPr>
-          <w:rFonts w:ascii="Georgia" w:cs="Georgia" w:eastAsia="Georgia" w:hAnsi="Georgia"/>
-          <w:sz w:val="22"/>
-          <w:szCs w:val="22"/>
-        </w:rPr>
-        <w:t xml:space="preserve"> addressed us: "O people! Allah the Exalted has made Hajj obligatory upon you, so perform it." A man said: "O Messenger of Allah </w:t>
-      </w:r>
-      <w:r>
-        <w:rPr>
-          <w:rFonts w:ascii="Noto Naskh Arabic" w:cs="Noto Naskh Arabic" w:eastAsia="Noto Naskh Arabic" w:hAnsi="Noto Naskh Arabic"/>
-          <w:sz w:val="22"/>
-          <w:szCs w:val="22"/>
-          <w:rtl/>
-        </w:rPr>
-        <w:t xml:space="preserve">ﷺ</w:t>
-      </w:r>
-      <w:r>
-        <w:rPr>
-          <w:rFonts w:ascii="Georgia" w:cs="Georgia" w:eastAsia="Georgia" w:hAnsi="Georgia"/>
-          <w:sz w:val="22"/>
-          <w:szCs w:val="22"/>
-        </w:rPr>
-        <w:t xml:space="preserve">! Every year?" The Holy Prophet </w:t>
-      </w:r>
-      <w:r>
-        <w:rPr>
-          <w:rFonts w:ascii="Noto Naskh Arabic" w:cs="Noto Naskh Arabic" w:eastAsia="Noto Naskh Arabic" w:hAnsi="Noto Naskh Arabic"/>
-          <w:sz w:val="22"/>
-          <w:szCs w:val="22"/>
-          <w:rtl/>
-        </w:rPr>
-        <w:t xml:space="preserve">ﷺ</w:t>
-      </w:r>
-      <w:r>
-        <w:rPr>
-          <w:rFonts w:ascii="Georgia" w:cs="Georgia" w:eastAsia="Georgia" w:hAnsi="Georgia"/>
-          <w:sz w:val="22"/>
-          <w:szCs w:val="22"/>
-        </w:rPr>
-        <w:t xml:space="preserve"> remained silent until the man said this three times. Then he said: "If I said yes, it would become obligatory every year, and you would not be able to do it." Then he said: "Leave me with what I have left for you. Those before you were destroyed only because of excessive questioning and disagreement with their prophets. So when I command you something, do it as much as you are able, and when I forbid you something, abstain from it."</w:t>
-      </w:r>
-    </w:p>
-    <w:p>
-      <w:pPr>
-        <w:spacing w:after="29" w:before="12"/>
-        <w:jc w:val="center"/>
-      </w:pPr>
-      <w:r>
-        <w:rPr>
-          <w:rFonts w:ascii="Georgia" w:cs="Georgia" w:eastAsia="Georgia" w:hAnsi="Georgia"/>
-          <w:i/>
-          <w:iCs/>
-          <w:color w:val="6F6252"/>
-          <w:sz w:val="18"/>
-          <w:szCs w:val="18"/>
-        </w:rPr>
-        <w:t xml:space="preserve">(Muslim Sharif, 2/975, 1337)</w:t>
-      </w:r>
-    </w:p>
-    <w:p>
-      <w:pPr>
-        <w:spacing w:after="26"/>
-        <w:jc w:val="both"/>
-      </w:pPr>
-      <w:r>
-        <w:rPr>
-          <w:rFonts w:ascii="Georgia" w:cs="Georgia" w:eastAsia="Georgia" w:hAnsi="Georgia"/>
-          <w:sz w:val="22"/>
-          <w:szCs w:val="22"/>
-        </w:rPr>
-        <w:t xml:space="preserve">Mufti Ahmad Yaar Khan Nayeemi </w:t>
-      </w:r>
-      <w:r>
-        <w:rPr>
-          <w:rFonts w:ascii="Noto Naskh Arabic" w:cs="Noto Naskh Arabic" w:eastAsia="Noto Naskh Arabic" w:hAnsi="Noto Naskh Arabic"/>
-          <w:sz w:val="16"/>
-          <w:szCs w:val="16"/>
-          <w:vertAlign w:val="superscript"/>
-          <w:rtl/>
-        </w:rPr>
-        <w:t xml:space="preserve">رحمة الله تعالى عليه</w:t>
-      </w:r>
-      <w:r>
-        <w:rPr>
-          <w:rFonts w:ascii="Georgia" w:cs="Georgia" w:eastAsia="Georgia" w:hAnsi="Georgia"/>
-          <w:sz w:val="22"/>
-          <w:szCs w:val="22"/>
-        </w:rPr>
-        <w:t xml:space="preserve"> explains in his commentary: "The Holy Prophet's </w:t>
-      </w:r>
-      <w:r>
-        <w:rPr>
-          <w:rFonts w:ascii="Noto Naskh Arabic" w:cs="Noto Naskh Arabic" w:eastAsia="Noto Naskh Arabic" w:hAnsi="Noto Naskh Arabic"/>
-          <w:sz w:val="22"/>
-          <w:szCs w:val="22"/>
-          <w:rtl/>
-        </w:rPr>
-        <w:t xml:space="preserve">ﷺ</w:t>
-      </w:r>
-      <w:r>
-        <w:rPr>
-          <w:rFonts w:ascii="Georgia" w:cs="Georgia" w:eastAsia="Georgia" w:hAnsi="Georgia"/>
-          <w:sz w:val="22"/>
-          <w:szCs w:val="22"/>
-        </w:rPr>
-        <w:t xml:space="preserve"> silence upon this question was so that the questioner would withdraw his question, sparing the need for an answer. But due to excessive eagerness, the questioner did not understand this hint. That is, not even a full answer — if I had merely said 'yes,' Hajj would have become obligatory every year."</w:t>
-      </w:r>
-    </w:p>
-    <w:p>
-      <w:pPr>
-        <w:spacing w:after="26"/>
-        <w:jc w:val="both"/>
-      </w:pPr>
-      <w:r>
-        <w:rPr>
-          <w:rFonts w:ascii="Georgia" w:cs="Georgia" w:eastAsia="Georgia" w:hAnsi="Georgia"/>
-          <w:sz w:val="22"/>
-          <w:szCs w:val="22"/>
-        </w:rPr>
-        <w:t xml:space="preserve">Two matters are learned from this: First, Allah the Exalted has made the Holy Prophet </w:t>
-      </w:r>
-      <w:r>
-        <w:rPr>
-          <w:rFonts w:ascii="Noto Naskh Arabic" w:cs="Noto Naskh Arabic" w:eastAsia="Noto Naskh Arabic" w:hAnsi="Noto Naskh Arabic"/>
-          <w:sz w:val="22"/>
-          <w:szCs w:val="22"/>
-          <w:rtl/>
-        </w:rPr>
-        <w:t xml:space="preserve">ﷺ</w:t>
-      </w:r>
-      <w:r>
-        <w:rPr>
-          <w:rFonts w:ascii="Georgia" w:cs="Georgia" w:eastAsia="Georgia" w:hAnsi="Georgia"/>
-          <w:sz w:val="22"/>
-          <w:szCs w:val="22"/>
-        </w:rPr>
-        <w:t xml:space="preserve"> the master of legislative commands — his 'yes' and 'no' have effect, for which strong evidences exist. Why would it not be so, when his speech is divine revelation? Allah says: "Nor does he speak from his own desire." The full research on this is in our book "Saltanate Mustafa." Second, one should not impose restrictions or conditions upon the deeds and practices of the elders — one should practise without imposing conditions.</w:t>
-      </w:r>
-    </w:p>
-    <w:p>
-      <w:pPr>
-        <w:spacing w:after="29" w:before="12"/>
-        <w:jc w:val="center"/>
-      </w:pPr>
-      <w:r>
-        <w:rPr>
-          <w:rFonts w:ascii="Georgia" w:cs="Georgia" w:eastAsia="Georgia" w:hAnsi="Georgia"/>
-          <w:i/>
-          <w:iCs/>
-          <w:color w:val="6F6252"/>
-          <w:sz w:val="18"/>
-          <w:szCs w:val="18"/>
-        </w:rPr>
-        <w:t xml:space="preserve">(Miratul Manajeeh, Vol. 4, Hadith 2505)</w:t>
-      </w:r>
-    </w:p>
-    <w:p>
-      <w:pPr>
-        <w:pStyle w:val="Heading1"/>
-        <w:spacing w:after="34" w:before="77"/>
-        <w:jc w:val="center"/>
-      </w:pPr>
-      <w:r>
-        <w:rPr>
-          <w:rFonts w:ascii="Georgia" w:cs="Georgia" w:eastAsia="Georgia" w:hAnsi="Georgia"/>
+        <w:t xml:space="preserve">The Obligation of Hajj and the Authority of Mustafa </w:t>
+      </w:r>
+      <w:r>
+        <w:rPr>
+          <w:rFonts w:ascii="Noto Naskh Arabic" w:cs="Noto Naskh Arabic" w:eastAsia="Noto Naskh Arabic" w:hAnsi="Noto Naskh Arabic"/>
           <w:b/>
           <w:bCs/>
           <w:color w:val="0F5A3E"/>
           <w:sz w:val="48"/>
           <w:szCs w:val="48"/>
-        </w:rPr>
-        <w:t xml:space="preserve">Madina Was Declared Sacred</w:t>
-      </w:r>
-    </w:p>
-    <w:p>
-      <w:pPr>
-        <w:spacing w:after="26"/>
-        <w:jc w:val="both"/>
-      </w:pPr>
-      <w:r>
-        <w:rPr>
-          <w:rFonts w:ascii="Georgia" w:cs="Georgia" w:eastAsia="Georgia" w:hAnsi="Georgia"/>
-          <w:sz w:val="22"/>
-          <w:szCs w:val="22"/>
-        </w:rPr>
-        <w:t xml:space="preserve">In Musnad Ahmad, Sahih Muslim, and others: The Messenger of Allah </w:t>
-      </w:r>
-      <w:r>
-        <w:rPr>
-          <w:rFonts w:ascii="Noto Naskh Arabic" w:cs="Noto Naskh Arabic" w:eastAsia="Noto Naskh Arabic" w:hAnsi="Noto Naskh Arabic"/>
-          <w:sz w:val="22"/>
-          <w:szCs w:val="22"/>
-          <w:rtl/>
-        </w:rPr>
-        <w:t xml:space="preserve">ﷺ</w:t>
-      </w:r>
-      <w:r>
-        <w:rPr>
-          <w:rFonts w:ascii="Georgia" w:cs="Georgia" w:eastAsia="Georgia" w:hAnsi="Georgia"/>
-          <w:sz w:val="22"/>
-          <w:szCs w:val="22"/>
-        </w:rPr>
-        <w:t xml:space="preserve"> said: "Indeed, Ibrahim </w:t>
+          <w:rtl/>
+        </w:rPr>
+        <w:t xml:space="preserve">ﷺ</w:t>
+      </w:r>
+    </w:p>
+    <w:p>
+      <w:pPr>
+        <w:spacing w:after="26"/>
+        <w:jc w:val="both"/>
+      </w:pPr>
+      <w:r>
+        <w:rPr>
+          <w:rFonts w:ascii="Georgia" w:cs="Georgia" w:eastAsia="Georgia" w:hAnsi="Georgia"/>
+          <w:sz w:val="22"/>
+          <w:szCs w:val="22"/>
+        </w:rPr>
+        <w:t xml:space="preserve">Hadrat Abu Huraira </w:t>
       </w:r>
       <w:r>
         <w:rPr>
@@ -8199,15 +8025,66 @@
           <w:vertAlign w:val="superscript"/>
           <w:rtl/>
         </w:rPr>
-        <w:t xml:space="preserve">عليه السلام</w:t>
-      </w:r>
-      <w:r>
-        <w:rPr>
-          <w:rFonts w:ascii="Georgia" w:cs="Georgia" w:eastAsia="Georgia" w:hAnsi="Georgia"/>
-          <w:sz w:val="22"/>
-          <w:szCs w:val="22"/>
-        </w:rPr>
-        <w:t xml:space="preserve"> declared Makkah as sacred (haram) and prayed for its inhabitants. And indeed, I declare Madina Tayyiba as sacred, just as Ibrahim declared Makkah sacred, and I prayed for its sa' and mudd — double the blessings that Ibrahim prayed for the people of Makkah."</w:t>
+        <w:t xml:space="preserve">رضي الله تعالى عنه</w:t>
+      </w:r>
+      <w:r>
+        <w:rPr>
+          <w:rFonts w:ascii="Georgia" w:cs="Georgia" w:eastAsia="Georgia" w:hAnsi="Georgia"/>
+          <w:sz w:val="22"/>
+          <w:szCs w:val="22"/>
+        </w:rPr>
+        <w:t xml:space="preserve"> narrates that the Messenger of Allah </w:t>
+      </w:r>
+      <w:r>
+        <w:rPr>
+          <w:rFonts w:ascii="Noto Naskh Arabic" w:cs="Noto Naskh Arabic" w:eastAsia="Noto Naskh Arabic" w:hAnsi="Noto Naskh Arabic"/>
+          <w:sz w:val="22"/>
+          <w:szCs w:val="22"/>
+          <w:rtl/>
+        </w:rPr>
+        <w:t xml:space="preserve">ﷺ</w:t>
+      </w:r>
+      <w:r>
+        <w:rPr>
+          <w:rFonts w:ascii="Georgia" w:cs="Georgia" w:eastAsia="Georgia" w:hAnsi="Georgia"/>
+          <w:sz w:val="22"/>
+          <w:szCs w:val="22"/>
+        </w:rPr>
+        <w:t xml:space="preserve"> addressed us: "O people! Allah the Exalted has made Hajj obligatory upon you, so perform it." A man said: "O Messenger of Allah </w:t>
+      </w:r>
+      <w:r>
+        <w:rPr>
+          <w:rFonts w:ascii="Noto Naskh Arabic" w:cs="Noto Naskh Arabic" w:eastAsia="Noto Naskh Arabic" w:hAnsi="Noto Naskh Arabic"/>
+          <w:sz w:val="22"/>
+          <w:szCs w:val="22"/>
+          <w:rtl/>
+        </w:rPr>
+        <w:t xml:space="preserve">ﷺ</w:t>
+      </w:r>
+      <w:r>
+        <w:rPr>
+          <w:rFonts w:ascii="Georgia" w:cs="Georgia" w:eastAsia="Georgia" w:hAnsi="Georgia"/>
+          <w:sz w:val="22"/>
+          <w:szCs w:val="22"/>
+        </w:rPr>
+        <w:t xml:space="preserve">! Every year?" The Holy Prophet </w:t>
+      </w:r>
+      <w:r>
+        <w:rPr>
+          <w:rFonts w:ascii="Noto Naskh Arabic" w:cs="Noto Naskh Arabic" w:eastAsia="Noto Naskh Arabic" w:hAnsi="Noto Naskh Arabic"/>
+          <w:sz w:val="22"/>
+          <w:szCs w:val="22"/>
+          <w:rtl/>
+        </w:rPr>
+        <w:t xml:space="preserve">ﷺ</w:t>
+      </w:r>
+      <w:r>
+        <w:rPr>
+          <w:rFonts w:ascii="Georgia" w:cs="Georgia" w:eastAsia="Georgia" w:hAnsi="Georgia"/>
+          <w:sz w:val="22"/>
+          <w:szCs w:val="22"/>
+        </w:rPr>
+        <w:t xml:space="preserve"> remained silent until the man said this three times. Then he said: "If I said yes, it would become obligatory every year, and you would not be able to do it." Then he said: "Leave me with what I have left for you. Those before you were destroyed only because of excessive questioning and disagreement with their prophets. So when I command you something, do it as much as you are able, and when I forbid you something, abstain from it."</w:t>
       </w:r>
     </w:p>
     <w:p>
@@ -8224,21 +8101,87 @@
           <w:sz w:val="18"/>
           <w:szCs w:val="18"/>
         </w:rPr>
-        <w:t xml:space="preserve">(Sahih Muslim, 2/991, 1360)</w:t>
-      </w:r>
-    </w:p>
-    <w:p>
-      <w:pPr>
-        <w:spacing w:after="26"/>
-        <w:jc w:val="both"/>
-      </w:pPr>
-      <w:r>
-        <w:rPr>
-          <w:rFonts w:ascii="Georgia" w:cs="Georgia" w:eastAsia="Georgia" w:hAnsi="Georgia"/>
-          <w:sz w:val="22"/>
-          <w:szCs w:val="22"/>
-        </w:rPr>
-        <w:t xml:space="preserve">In Ibn Majah: "O Allah! Ibrahim is Your Khalil and Your Prophet, and through Ibrahim's tongue You declared Makkah as sacred. O my Lord! I am also Your servant and Your prophet. I declare all the land between the two boundaries of Madina Tayyiba as sacred."</w:t>
+        <w:t xml:space="preserve">(Muslim Sharif, 2/975, 1337)</w:t>
+      </w:r>
+    </w:p>
+    <w:p>
+      <w:pPr>
+        <w:spacing w:after="26"/>
+        <w:jc w:val="both"/>
+      </w:pPr>
+      <w:r>
+        <w:rPr>
+          <w:rFonts w:ascii="Georgia" w:cs="Georgia" w:eastAsia="Georgia" w:hAnsi="Georgia"/>
+          <w:sz w:val="22"/>
+          <w:szCs w:val="22"/>
+        </w:rPr>
+        <w:t xml:space="preserve">Mufti Ahmad Yaar Khan Nayeemi </w:t>
+      </w:r>
+      <w:r>
+        <w:rPr>
+          <w:rFonts w:ascii="Noto Naskh Arabic" w:cs="Noto Naskh Arabic" w:eastAsia="Noto Naskh Arabic" w:hAnsi="Noto Naskh Arabic"/>
+          <w:sz w:val="16"/>
+          <w:szCs w:val="16"/>
+          <w:vertAlign w:val="superscript"/>
+          <w:rtl/>
+        </w:rPr>
+        <w:t xml:space="preserve">رحمة الله تعالى عليه</w:t>
+      </w:r>
+      <w:r>
+        <w:rPr>
+          <w:rFonts w:ascii="Georgia" w:cs="Georgia" w:eastAsia="Georgia" w:hAnsi="Georgia"/>
+          <w:sz w:val="22"/>
+          <w:szCs w:val="22"/>
+        </w:rPr>
+        <w:t xml:space="preserve"> explains in his commentary: "The Holy Prophet's </w:t>
+      </w:r>
+      <w:r>
+        <w:rPr>
+          <w:rFonts w:ascii="Noto Naskh Arabic" w:cs="Noto Naskh Arabic" w:eastAsia="Noto Naskh Arabic" w:hAnsi="Noto Naskh Arabic"/>
+          <w:sz w:val="22"/>
+          <w:szCs w:val="22"/>
+          <w:rtl/>
+        </w:rPr>
+        <w:t xml:space="preserve">ﷺ</w:t>
+      </w:r>
+      <w:r>
+        <w:rPr>
+          <w:rFonts w:ascii="Georgia" w:cs="Georgia" w:eastAsia="Georgia" w:hAnsi="Georgia"/>
+          <w:sz w:val="22"/>
+          <w:szCs w:val="22"/>
+        </w:rPr>
+        <w:t xml:space="preserve"> silence upon this question was so that the questioner would withdraw his question, sparing the need for an answer. But due to excessive eagerness, the questioner did not understand this hint. That is, not even a full answer — if I had merely said 'yes,' Hajj would have become obligatory every year."</w:t>
+      </w:r>
+    </w:p>
+    <w:p>
+      <w:pPr>
+        <w:spacing w:after="26"/>
+        <w:jc w:val="both"/>
+      </w:pPr>
+      <w:r>
+        <w:rPr>
+          <w:rFonts w:ascii="Georgia" w:cs="Georgia" w:eastAsia="Georgia" w:hAnsi="Georgia"/>
+          <w:sz w:val="22"/>
+          <w:szCs w:val="22"/>
+        </w:rPr>
+        <w:t xml:space="preserve">Two matters are learned from this: First, Allah the Exalted has made the Holy Prophet </w:t>
+      </w:r>
+      <w:r>
+        <w:rPr>
+          <w:rFonts w:ascii="Noto Naskh Arabic" w:cs="Noto Naskh Arabic" w:eastAsia="Noto Naskh Arabic" w:hAnsi="Noto Naskh Arabic"/>
+          <w:sz w:val="22"/>
+          <w:szCs w:val="22"/>
+          <w:rtl/>
+        </w:rPr>
+        <w:t xml:space="preserve">ﷺ</w:t>
+      </w:r>
+      <w:r>
+        <w:rPr>
+          <w:rFonts w:ascii="Georgia" w:cs="Georgia" w:eastAsia="Georgia" w:hAnsi="Georgia"/>
+          <w:sz w:val="22"/>
+          <w:szCs w:val="22"/>
+        </w:rPr>
+        <w:t xml:space="preserve"> the master of legislative commands — his 'yes' and 'no' have effect, for which strong evidences exist. Why would it not be so, when his speech is divine revelation? Allah says: "Nor does he speak from his own desire." The full research on this is in our book "Saltanate Mustafa." Second, one should not impose restrictions or conditions upon the deeds and practices of the elders — one should practise without imposing conditions.</w:t>
       </w:r>
     </w:p>
     <w:p>
@@ -8255,227 +8198,7 @@
           <w:sz w:val="18"/>
           <w:szCs w:val="18"/>
         </w:rPr>
-        <w:t xml:space="preserve">(Sunan Ibn Majah, Vol. 4, p. 296, Hadith 3113)</w:t>
-      </w:r>
-    </w:p>
-    <w:p>
-      <w:pPr>
-        <w:spacing w:after="26"/>
-        <w:jc w:val="both"/>
-      </w:pPr>
-      <w:r>
-        <w:rPr>
-          <w:rFonts w:ascii="Georgia" w:cs="Georgia" w:eastAsia="Georgia" w:hAnsi="Georgia"/>
-          <w:sz w:val="22"/>
-          <w:szCs w:val="22"/>
-        </w:rPr>
-        <w:t xml:space="preserve">In these hadith, the Holy Prophet </w:t>
-      </w:r>
-      <w:r>
-        <w:rPr>
-          <w:rFonts w:ascii="Noto Naskh Arabic" w:cs="Noto Naskh Arabic" w:eastAsia="Noto Naskh Arabic" w:hAnsi="Noto Naskh Arabic"/>
-          <w:sz w:val="22"/>
-          <w:szCs w:val="22"/>
-          <w:rtl/>
-        </w:rPr>
-        <w:t xml:space="preserve">ﷺ</w:t>
-      </w:r>
-      <w:r>
-        <w:rPr>
-          <w:rFonts w:ascii="Georgia" w:cs="Georgia" w:eastAsia="Georgia" w:hAnsi="Georgia"/>
-          <w:sz w:val="22"/>
-          <w:szCs w:val="22"/>
-        </w:rPr>
-        <w:t xml:space="preserve"> has clearly attributed the act of declaring something sacred to himself. It is established that Allah the Exalted has granted him the authority — to declare forbidden whatever he wishes, and to declare lawful whatever he wishes. This is a clear refutation of those insolent ones who write in Taqwiyatul Iman, page 89: "One named Muhammad or Ali has no authority over anything" — Allah forbid! Rather, our Prophet Muhammad </w:t>
-      </w:r>
-      <w:r>
-        <w:rPr>
-          <w:rFonts w:ascii="Noto Naskh Arabic" w:cs="Noto Naskh Arabic" w:eastAsia="Noto Naskh Arabic" w:hAnsi="Noto Naskh Arabic"/>
-          <w:sz w:val="22"/>
-          <w:szCs w:val="22"/>
-          <w:rtl/>
-        </w:rPr>
-        <w:t xml:space="preserve">ﷺ</w:t>
-      </w:r>
-      <w:r>
-        <w:rPr>
-          <w:rFonts w:ascii="Georgia" w:cs="Georgia" w:eastAsia="Georgia" w:hAnsi="Georgia"/>
-          <w:sz w:val="22"/>
-          <w:szCs w:val="22"/>
-        </w:rPr>
-        <w:t xml:space="preserve"> is the absolute authority over everything!</w:t>
-      </w:r>
-    </w:p>
-    <w:p>
-      <w:pPr>
-        <w:spacing w:after="26"/>
-        <w:jc w:val="both"/>
-      </w:pPr>
-      <w:r>
-        <w:rPr>
-          <w:rFonts w:ascii="Georgia" w:cs="Georgia" w:eastAsia="Georgia" w:hAnsi="Georgia"/>
-          <w:sz w:val="22"/>
-          <w:szCs w:val="22"/>
-        </w:rPr>
-        <w:t xml:space="preserve">The Imam of Ahlus Sunnah </w:t>
-      </w:r>
-      <w:r>
-        <w:rPr>
-          <w:rFonts w:ascii="Noto Naskh Arabic" w:cs="Noto Naskh Arabic" w:eastAsia="Noto Naskh Arabic" w:hAnsi="Noto Naskh Arabic"/>
-          <w:sz w:val="16"/>
-          <w:szCs w:val="16"/>
-          <w:vertAlign w:val="superscript"/>
-          <w:rtl/>
-        </w:rPr>
-        <w:t xml:space="preserve">رحمة الله تعالى عليه</w:t>
-      </w:r>
-      <w:r>
-        <w:rPr>
-          <w:rFonts w:ascii="Georgia" w:cs="Georgia" w:eastAsia="Georgia" w:hAnsi="Georgia"/>
-          <w:sz w:val="22"/>
-          <w:szCs w:val="22"/>
-        </w:rPr>
-        <w:t xml:space="preserve"> has expressed this same belief in his poetic collection:</w:t>
-      </w:r>
-    </w:p>
-    <w:p>
-      <w:pPr>
-        <w:spacing w:after="41" w:before="29"/>
-        <w:jc w:val="center"/>
-      </w:pPr>
-      <w:r>
-        <w:rPr>
-          <w:rFonts w:ascii="Georgia" w:cs="Georgia" w:eastAsia="Georgia" w:hAnsi="Georgia"/>
-          <w:i/>
-          <w:iCs/>
-          <w:color w:val="0F5A3E"/>
-          <w:sz w:val="20"/>
-          <w:szCs w:val="20"/>
-        </w:rPr>
-        <w:t xml:space="preserve">With grace, you are the King, you are the Authority</w:t>
-      </w:r>
-      <w:r>
-        <w:rPr>
-          <w:rFonts w:ascii="Georgia" w:cs="Georgia" w:eastAsia="Georgia" w:hAnsi="Georgia"/>
-          <w:sz w:val="20"/>
-          <w:szCs w:val="20"/>
-        </w:rPr>
-        <w:br/>
-      </w:r>
-      <w:r>
-        <w:rPr>
-          <w:rFonts w:ascii="Georgia" w:cs="Georgia" w:eastAsia="Georgia" w:hAnsi="Georgia"/>
-          <w:i/>
-          <w:iCs/>
-          <w:color w:val="0F5A3E"/>
-          <w:sz w:val="20"/>
-          <w:szCs w:val="20"/>
-        </w:rPr>
-        <w:t xml:space="preserve">We are destitute, we are wretched, we are helpless</w:t>
-      </w:r>
-    </w:p>
-    <w:p>
-      <w:pPr>
-        <w:spacing w:after="41" w:before="29"/>
-        <w:jc w:val="center"/>
-      </w:pPr>
-      <w:r>
-        <w:rPr>
-          <w:rFonts w:ascii="Georgia" w:cs="Georgia" w:eastAsia="Georgia" w:hAnsi="Georgia"/>
-          <w:i/>
-          <w:iCs/>
-          <w:color w:val="0F5A3E"/>
-          <w:sz w:val="20"/>
-          <w:szCs w:val="20"/>
-        </w:rPr>
-        <w:t xml:space="preserve">Raising our hands for a morsel, O Generous One</w:t>
-      </w:r>
-      <w:r>
-        <w:rPr>
-          <w:rFonts w:ascii="Georgia" w:cs="Georgia" w:eastAsia="Georgia" w:hAnsi="Georgia"/>
-          <w:sz w:val="20"/>
-          <w:szCs w:val="20"/>
-        </w:rPr>
-        <w:br/>
-      </w:r>
-      <w:r>
-        <w:rPr>
-          <w:rFonts w:ascii="Georgia" w:cs="Georgia" w:eastAsia="Georgia" w:hAnsi="Georgia"/>
-          <w:i/>
-          <w:iCs/>
-          <w:color w:val="0F5A3E"/>
-          <w:sz w:val="20"/>
-          <w:szCs w:val="20"/>
-        </w:rPr>
-        <w:t xml:space="preserve">We are claimants upon the wealth of the Beneficent</w:t>
-      </w:r>
-    </w:p>
-    <w:p>
-      <w:pPr>
-        <w:spacing w:after="26"/>
-        <w:jc w:val="both"/>
-      </w:pPr>
-      <w:r>
-        <w:rPr>
-          <w:rFonts w:ascii="Georgia" w:cs="Georgia" w:eastAsia="Georgia" w:hAnsi="Georgia"/>
-          <w:sz w:val="22"/>
-          <w:szCs w:val="22"/>
-        </w:rPr>
-        <w:t xml:space="preserve">Maulana Jameelur Rahman Qadiri </w:t>
-      </w:r>
-      <w:r>
-        <w:rPr>
-          <w:rFonts w:ascii="Noto Naskh Arabic" w:cs="Noto Naskh Arabic" w:eastAsia="Noto Naskh Arabic" w:hAnsi="Noto Naskh Arabic"/>
-          <w:sz w:val="16"/>
-          <w:szCs w:val="16"/>
-          <w:vertAlign w:val="superscript"/>
-          <w:rtl/>
-        </w:rPr>
-        <w:t xml:space="preserve">رحمة الله تعالى عليه</w:t>
-      </w:r>
-      <w:r>
-        <w:rPr>
-          <w:rFonts w:ascii="Georgia" w:cs="Georgia" w:eastAsia="Georgia" w:hAnsi="Georgia"/>
-          <w:sz w:val="22"/>
-          <w:szCs w:val="22"/>
-        </w:rPr>
-        <w:t xml:space="preserve"> writes:</w:t>
-      </w:r>
-    </w:p>
-    <w:p>
-      <w:pPr>
-        <w:spacing w:after="41" w:before="29"/>
-        <w:jc w:val="center"/>
-      </w:pPr>
-      <w:r>
-        <w:rPr>
-          <w:rFonts w:ascii="Georgia" w:cs="Georgia" w:eastAsia="Georgia" w:hAnsi="Georgia"/>
-          <w:i/>
-          <w:iCs/>
-          <w:color w:val="0F5A3E"/>
-          <w:sz w:val="20"/>
-          <w:szCs w:val="20"/>
-        </w:rPr>
-        <w:t xml:space="preserve">The Truth has made you the Authority and the Ruler</w:t>
-      </w:r>
-      <w:r>
-        <w:rPr>
-          <w:rFonts w:ascii="Georgia" w:cs="Georgia" w:eastAsia="Georgia" w:hAnsi="Georgia"/>
-          <w:sz w:val="20"/>
-          <w:szCs w:val="20"/>
-        </w:rPr>
-        <w:br/>
-      </w:r>
-      <w:r>
-        <w:rPr>
-          <w:rFonts w:ascii="Georgia" w:cs="Georgia" w:eastAsia="Georgia" w:hAnsi="Georgia"/>
-          <w:i/>
-          <w:iCs/>
-          <w:color w:val="0F5A3E"/>
-          <w:sz w:val="20"/>
-          <w:szCs w:val="20"/>
-        </w:rPr>
-        <w:t xml:space="preserve">What is there that is not under your control?</w:t>
+        <w:t xml:space="preserve">(Miratul Manajeeh, Vol. 4, Hadith 2505)</w:t>
       </w:r>
     </w:p>
     <w:p>
@@ -8493,137 +8216,56 @@
           <w:sz w:val="48"/>
           <w:szCs w:val="48"/>
         </w:rPr>
-        <w:t xml:space="preserve">Authority Over the Clouds</w:t>
-      </w:r>
-    </w:p>
-    <w:p>
-      <w:pPr>
-        <w:spacing w:after="26"/>
-        <w:jc w:val="both"/>
-      </w:pPr>
-      <w:r>
-        <w:rPr>
-          <w:rFonts w:ascii="Georgia" w:cs="Georgia" w:eastAsia="Georgia" w:hAnsi="Georgia"/>
-          <w:sz w:val="22"/>
-          <w:szCs w:val="22"/>
-        </w:rPr>
-        <w:t xml:space="preserve">The Holy Prophet </w:t>
-      </w:r>
-      <w:r>
-        <w:rPr>
-          <w:rFonts w:ascii="Noto Naskh Arabic" w:cs="Noto Naskh Arabic" w:eastAsia="Noto Naskh Arabic" w:hAnsi="Noto Naskh Arabic"/>
-          <w:sz w:val="22"/>
-          <w:szCs w:val="22"/>
-          <w:rtl/>
-        </w:rPr>
-        <w:t xml:space="preserve">ﷺ</w:t>
-      </w:r>
-      <w:r>
-        <w:rPr>
-          <w:rFonts w:ascii="Georgia" w:cs="Georgia" w:eastAsia="Georgia" w:hAnsi="Georgia"/>
-          <w:sz w:val="22"/>
-          <w:szCs w:val="22"/>
-        </w:rPr>
-        <w:t xml:space="preserve"> was delivering the Friday sermon when a man called out: "O Messenger of Allah </w:t>
-      </w:r>
-      <w:r>
-        <w:rPr>
-          <w:rFonts w:ascii="Noto Naskh Arabic" w:cs="Noto Naskh Arabic" w:eastAsia="Noto Naskh Arabic" w:hAnsi="Noto Naskh Arabic"/>
-          <w:sz w:val="22"/>
-          <w:szCs w:val="22"/>
-          <w:rtl/>
-        </w:rPr>
-        <w:t xml:space="preserve">ﷺ</w:t>
-      </w:r>
-      <w:r>
-        <w:rPr>
-          <w:rFonts w:ascii="Georgia" w:cs="Georgia" w:eastAsia="Georgia" w:hAnsi="Georgia"/>
-          <w:sz w:val="22"/>
-          <w:szCs w:val="22"/>
-        </w:rPr>
-        <w:t xml:space="preserve">! The rain has stopped!" In one narration: "Our wealth has been destroyed, the roads are blocked. Ask your Supreme Lord for rain." The Prophet of Allah </w:t>
-      </w:r>
-      <w:r>
-        <w:rPr>
-          <w:rFonts w:ascii="Noto Naskh Arabic" w:cs="Noto Naskh Arabic" w:eastAsia="Noto Naskh Arabic" w:hAnsi="Noto Naskh Arabic"/>
-          <w:sz w:val="22"/>
-          <w:szCs w:val="22"/>
-          <w:rtl/>
-        </w:rPr>
-        <w:t xml:space="preserve">ﷺ</w:t>
-      </w:r>
-      <w:r>
-        <w:rPr>
-          <w:rFonts w:ascii="Georgia" w:cs="Georgia" w:eastAsia="Georgia" w:hAnsi="Georgia"/>
-          <w:sz w:val="22"/>
-          <w:szCs w:val="22"/>
-        </w:rPr>
-        <w:t xml:space="preserve"> looked toward the sky — there was no cloud. He prayed to his Lord for rain. Then cloud after cloud appeared, until the streets of Madina began to flow. The rain did not stop — it continued until the following Friday.</w:t>
-      </w:r>
-    </w:p>
-    <w:p>
-      <w:pPr>
-        <w:spacing w:after="26"/>
-        <w:jc w:val="both"/>
-      </w:pPr>
-      <w:r>
-        <w:rPr>
-          <w:rFonts w:ascii="Georgia" w:cs="Georgia" w:eastAsia="Georgia" w:hAnsi="Georgia"/>
-          <w:sz w:val="22"/>
-          <w:szCs w:val="22"/>
-        </w:rPr>
-        <w:t xml:space="preserve">The next Friday, while the Holy Prophet </w:t>
-      </w:r>
-      <w:r>
-        <w:rPr>
-          <w:rFonts w:ascii="Noto Naskh Arabic" w:cs="Noto Naskh Arabic" w:eastAsia="Noto Naskh Arabic" w:hAnsi="Noto Naskh Arabic"/>
-          <w:sz w:val="22"/>
-          <w:szCs w:val="22"/>
-          <w:rtl/>
-        </w:rPr>
-        <w:t xml:space="preserve">ﷺ</w:t>
-      </w:r>
-      <w:r>
-        <w:rPr>
-          <w:rFonts w:ascii="Georgia" w:cs="Georgia" w:eastAsia="Georgia" w:hAnsi="Georgia"/>
-          <w:sz w:val="22"/>
-          <w:szCs w:val="22"/>
-        </w:rPr>
-        <w:t xml:space="preserve"> was delivering the sermon, the same man — or another — stood up and said: "O Messenger of Allah </w:t>
-      </w:r>
-      <w:r>
-        <w:rPr>
-          <w:rFonts w:ascii="Noto Naskh Arabic" w:cs="Noto Naskh Arabic" w:eastAsia="Noto Naskh Arabic" w:hAnsi="Noto Naskh Arabic"/>
-          <w:sz w:val="22"/>
-          <w:szCs w:val="22"/>
-          <w:rtl/>
-        </w:rPr>
-        <w:t xml:space="preserve">ﷺ</w:t>
-      </w:r>
-      <w:r>
-        <w:rPr>
-          <w:rFonts w:ascii="Georgia" w:cs="Georgia" w:eastAsia="Georgia" w:hAnsi="Georgia"/>
-          <w:sz w:val="22"/>
-          <w:szCs w:val="22"/>
-        </w:rPr>
-        <w:t xml:space="preserve">! We are drowning! Pray to Allah to stop the rain." The Holy Prophet </w:t>
-      </w:r>
-      <w:r>
-        <w:rPr>
-          <w:rFonts w:ascii="Noto Naskh Arabic" w:cs="Noto Naskh Arabic" w:eastAsia="Noto Naskh Arabic" w:hAnsi="Noto Naskh Arabic"/>
-          <w:sz w:val="22"/>
-          <w:szCs w:val="22"/>
-          <w:rtl/>
-        </w:rPr>
-        <w:t xml:space="preserve">ﷺ</w:t>
-      </w:r>
-      <w:r>
-        <w:rPr>
-          <w:rFonts w:ascii="Georgia" w:cs="Georgia" w:eastAsia="Georgia" w:hAnsi="Georgia"/>
-          <w:sz w:val="22"/>
-          <w:szCs w:val="22"/>
-        </w:rPr>
-        <w:t xml:space="preserve"> smiled and prayed: "O Allah! Send rain around Madina, not upon Madina." He made this prayer two or three times. Then the clouds dispersed to the right and left, and it rained around Madina but not in Madina itself.</w:t>
+        <w:t xml:space="preserve">Madina Was Declared Sacred</w:t>
+      </w:r>
+    </w:p>
+    <w:p>
+      <w:pPr>
+        <w:spacing w:after="26"/>
+        <w:jc w:val="both"/>
+      </w:pPr>
+      <w:r>
+        <w:rPr>
+          <w:rFonts w:ascii="Georgia" w:cs="Georgia" w:eastAsia="Georgia" w:hAnsi="Georgia"/>
+          <w:sz w:val="22"/>
+          <w:szCs w:val="22"/>
+        </w:rPr>
+        <w:t xml:space="preserve">In Musnad Ahmad, Sahih Muslim, and others: The Messenger of Allah </w:t>
+      </w:r>
+      <w:r>
+        <w:rPr>
+          <w:rFonts w:ascii="Noto Naskh Arabic" w:cs="Noto Naskh Arabic" w:eastAsia="Noto Naskh Arabic" w:hAnsi="Noto Naskh Arabic"/>
+          <w:sz w:val="22"/>
+          <w:szCs w:val="22"/>
+          <w:rtl/>
+        </w:rPr>
+        <w:t xml:space="preserve">ﷺ</w:t>
+      </w:r>
+      <w:r>
+        <w:rPr>
+          <w:rFonts w:ascii="Georgia" w:cs="Georgia" w:eastAsia="Georgia" w:hAnsi="Georgia"/>
+          <w:sz w:val="22"/>
+          <w:szCs w:val="22"/>
+        </w:rPr>
+        <w:t xml:space="preserve"> said: "Indeed, Ibrahim </w:t>
+      </w:r>
+      <w:r>
+        <w:rPr>
+          <w:rFonts w:ascii="Noto Naskh Arabic" w:cs="Noto Naskh Arabic" w:eastAsia="Noto Naskh Arabic" w:hAnsi="Noto Naskh Arabic"/>
+          <w:sz w:val="16"/>
+          <w:szCs w:val="16"/>
+          <w:vertAlign w:val="superscript"/>
+          <w:rtl/>
+        </w:rPr>
+        <w:t xml:space="preserve">عليه السلام</w:t>
+      </w:r>
+      <w:r>
+        <w:rPr>
+          <w:rFonts w:ascii="Georgia" w:cs="Georgia" w:eastAsia="Georgia" w:hAnsi="Georgia"/>
+          <w:sz w:val="22"/>
+          <w:szCs w:val="22"/>
+        </w:rPr>
+        <w:t xml:space="preserve"> declared Makkah as sacred (haram) and prayed for its inhabitants. And indeed, I declare Madina Tayyiba as sacred, just as Ibrahim declared Makkah sacred, and I prayed for its sa' and mudd — double the blessings that Ibrahim prayed for the people of Makkah."</w:t>
       </w:r>
     </w:p>
     <w:p>
@@ -8640,38 +8282,21 @@
           <w:sz w:val="18"/>
           <w:szCs w:val="18"/>
         </w:rPr>
-        <w:t xml:space="preserve">(Musnad Bazaar, 13/376, 7042)</w:t>
-      </w:r>
-    </w:p>
-    <w:p>
-      <w:pPr>
-        <w:spacing w:after="26"/>
-        <w:jc w:val="both"/>
-      </w:pPr>
-      <w:r>
-        <w:rPr>
-          <w:rFonts w:ascii="Georgia" w:cs="Georgia" w:eastAsia="Georgia" w:hAnsi="Georgia"/>
-          <w:sz w:val="22"/>
-          <w:szCs w:val="22"/>
-        </w:rPr>
-        <w:t xml:space="preserve">In Sunan Kubra: "Whichever direction the Holy Prophet </w:t>
-      </w:r>
-      <w:r>
-        <w:rPr>
-          <w:rFonts w:ascii="Noto Naskh Arabic" w:cs="Noto Naskh Arabic" w:eastAsia="Noto Naskh Arabic" w:hAnsi="Noto Naskh Arabic"/>
-          <w:sz w:val="22"/>
-          <w:szCs w:val="22"/>
-          <w:rtl/>
-        </w:rPr>
-        <w:t xml:space="preserve">ﷺ</w:t>
-      </w:r>
-      <w:r>
-        <w:rPr>
-          <w:rFonts w:ascii="Georgia" w:cs="Georgia" w:eastAsia="Georgia" w:hAnsi="Georgia"/>
-          <w:sz w:val="22"/>
-          <w:szCs w:val="22"/>
-        </w:rPr>
-        <w:t xml:space="preserve"> pointed, the clouds would move there — as if Madina Munawwara was shielded."</w:t>
+        <w:t xml:space="preserve">(Sahih Muslim, 2/991, 1360)</w:t>
+      </w:r>
+    </w:p>
+    <w:p>
+      <w:pPr>
+        <w:spacing w:after="26"/>
+        <w:jc w:val="both"/>
+      </w:pPr>
+      <w:r>
+        <w:rPr>
+          <w:rFonts w:ascii="Georgia" w:cs="Georgia" w:eastAsia="Georgia" w:hAnsi="Georgia"/>
+          <w:sz w:val="22"/>
+          <w:szCs w:val="22"/>
+        </w:rPr>
+        <w:t xml:space="preserve">In Ibn Majah: "O Allah! Ibrahim is Your Khalil and Your Prophet, and through Ibrahim's tongue You declared Makkah as sacred. O my Lord! I am also Your servant and Your prophet. I declare all the land between the two boundaries of Madina Tayyiba as sacred."</w:t>
       </w:r>
     </w:p>
     <w:p>
@@ -8688,52 +8313,69 @@
           <w:sz w:val="18"/>
           <w:szCs w:val="18"/>
         </w:rPr>
-        <w:t xml:space="preserve">(Sunan Kubra, 2/329, 5839)</w:t>
-      </w:r>
-    </w:p>
-    <w:p>
-      <w:pPr>
-        <w:spacing w:after="26"/>
-        <w:jc w:val="both"/>
-      </w:pPr>
-      <w:r>
-        <w:rPr>
-          <w:rFonts w:ascii="Georgia" w:cs="Georgia" w:eastAsia="Georgia" w:hAnsi="Georgia"/>
-          <w:sz w:val="22"/>
-          <w:szCs w:val="22"/>
-        </w:rPr>
-        <w:t xml:space="preserve">From this incident it is clear that Allah's Final Prophet </w:t>
-      </w:r>
-      <w:r>
-        <w:rPr>
-          <w:rFonts w:ascii="Noto Naskh Arabic" w:cs="Noto Naskh Arabic" w:eastAsia="Noto Naskh Arabic" w:hAnsi="Noto Naskh Arabic"/>
-          <w:sz w:val="22"/>
-          <w:szCs w:val="22"/>
-          <w:rtl/>
-        </w:rPr>
-        <w:t xml:space="preserve">ﷺ</w:t>
-      </w:r>
-      <w:r>
-        <w:rPr>
-          <w:rFonts w:ascii="Georgia" w:cs="Georgia" w:eastAsia="Georgia" w:hAnsi="Georgia"/>
-          <w:sz w:val="22"/>
-          <w:szCs w:val="22"/>
-        </w:rPr>
-        <w:t xml:space="preserve"> had authority not only over the earth but over the heavens as well. Even in scorching heat, if he commanded, it would rain; and when he commanded, the rain would stop.</w:t>
-      </w:r>
-    </w:p>
-    <w:p>
-      <w:pPr>
-        <w:spacing w:after="26"/>
-        <w:jc w:val="both"/>
-      </w:pPr>
-      <w:r>
-        <w:rPr>
-          <w:rFonts w:ascii="Georgia" w:cs="Georgia" w:eastAsia="Georgia" w:hAnsi="Georgia"/>
-          <w:sz w:val="22"/>
-          <w:szCs w:val="22"/>
-        </w:rPr>
-        <w:t xml:space="preserve">A'la Hadrat, Imam Ahmad Raza Khan </w:t>
+        <w:t xml:space="preserve">(Sunan Ibn Majah, Vol. 4, p. 296, Hadith 3113)</w:t>
+      </w:r>
+    </w:p>
+    <w:p>
+      <w:pPr>
+        <w:spacing w:after="26"/>
+        <w:jc w:val="both"/>
+      </w:pPr>
+      <w:r>
+        <w:rPr>
+          <w:rFonts w:ascii="Georgia" w:cs="Georgia" w:eastAsia="Georgia" w:hAnsi="Georgia"/>
+          <w:sz w:val="22"/>
+          <w:szCs w:val="22"/>
+        </w:rPr>
+        <w:t xml:space="preserve">In these hadith, the Holy Prophet </w:t>
+      </w:r>
+      <w:r>
+        <w:rPr>
+          <w:rFonts w:ascii="Noto Naskh Arabic" w:cs="Noto Naskh Arabic" w:eastAsia="Noto Naskh Arabic" w:hAnsi="Noto Naskh Arabic"/>
+          <w:sz w:val="22"/>
+          <w:szCs w:val="22"/>
+          <w:rtl/>
+        </w:rPr>
+        <w:t xml:space="preserve">ﷺ</w:t>
+      </w:r>
+      <w:r>
+        <w:rPr>
+          <w:rFonts w:ascii="Georgia" w:cs="Georgia" w:eastAsia="Georgia" w:hAnsi="Georgia"/>
+          <w:sz w:val="22"/>
+          <w:szCs w:val="22"/>
+        </w:rPr>
+        <w:t xml:space="preserve"> has clearly attributed the act of declaring something sacred to himself. It is established that Allah the Exalted has granted him the authority — to declare forbidden whatever he wishes, and to declare lawful whatever he wishes. This is a clear refutation of those insolent ones who write in Taqwiyatul Iman, page 89: "One named Muhammad or Ali has no authority over anything" — Allah forbid! Rather, our Prophet Muhammad </w:t>
+      </w:r>
+      <w:r>
+        <w:rPr>
+          <w:rFonts w:ascii="Noto Naskh Arabic" w:cs="Noto Naskh Arabic" w:eastAsia="Noto Naskh Arabic" w:hAnsi="Noto Naskh Arabic"/>
+          <w:sz w:val="22"/>
+          <w:szCs w:val="22"/>
+          <w:rtl/>
+        </w:rPr>
+        <w:t xml:space="preserve">ﷺ</w:t>
+      </w:r>
+      <w:r>
+        <w:rPr>
+          <w:rFonts w:ascii="Georgia" w:cs="Georgia" w:eastAsia="Georgia" w:hAnsi="Georgia"/>
+          <w:sz w:val="22"/>
+          <w:szCs w:val="22"/>
+        </w:rPr>
+        <w:t xml:space="preserve"> is the absolute authority over everything!</w:t>
+      </w:r>
+    </w:p>
+    <w:p>
+      <w:pPr>
+        <w:spacing w:after="26"/>
+        <w:jc w:val="both"/>
+      </w:pPr>
+      <w:r>
+        <w:rPr>
+          <w:rFonts w:ascii="Georgia" w:cs="Georgia" w:eastAsia="Georgia" w:hAnsi="Georgia"/>
+          <w:sz w:val="22"/>
+          <w:szCs w:val="22"/>
+        </w:rPr>
+        <w:t xml:space="preserve">The Imam of Ahlus Sunnah </w:t>
       </w:r>
       <w:r>
         <w:rPr>
@@ -8751,6 +8393,110 @@
           <w:sz w:val="22"/>
           <w:szCs w:val="22"/>
         </w:rPr>
+        <w:t xml:space="preserve"> has expressed this same belief in his poetic collection:</w:t>
+      </w:r>
+    </w:p>
+    <w:p>
+      <w:pPr>
+        <w:spacing w:after="41" w:before="29"/>
+        <w:jc w:val="center"/>
+      </w:pPr>
+      <w:r>
+        <w:rPr>
+          <w:rFonts w:ascii="Georgia" w:cs="Georgia" w:eastAsia="Georgia" w:hAnsi="Georgia"/>
+          <w:i/>
+          <w:iCs/>
+          <w:color w:val="0F5A3E"/>
+          <w:sz w:val="20"/>
+          <w:szCs w:val="20"/>
+        </w:rPr>
+        <w:t xml:space="preserve">With grace, you are the King, you are the Authority</w:t>
+      </w:r>
+      <w:r>
+        <w:rPr>
+          <w:rFonts w:ascii="Georgia" w:cs="Georgia" w:eastAsia="Georgia" w:hAnsi="Georgia"/>
+          <w:sz w:val="20"/>
+          <w:szCs w:val="20"/>
+        </w:rPr>
+        <w:br/>
+      </w:r>
+      <w:r>
+        <w:rPr>
+          <w:rFonts w:ascii="Georgia" w:cs="Georgia" w:eastAsia="Georgia" w:hAnsi="Georgia"/>
+          <w:i/>
+          <w:iCs/>
+          <w:color w:val="0F5A3E"/>
+          <w:sz w:val="20"/>
+          <w:szCs w:val="20"/>
+        </w:rPr>
+        <w:t xml:space="preserve">We are destitute, we are wretched, we are helpless</w:t>
+      </w:r>
+    </w:p>
+    <w:p>
+      <w:pPr>
+        <w:spacing w:after="41" w:before="29"/>
+        <w:jc w:val="center"/>
+      </w:pPr>
+      <w:r>
+        <w:rPr>
+          <w:rFonts w:ascii="Georgia" w:cs="Georgia" w:eastAsia="Georgia" w:hAnsi="Georgia"/>
+          <w:i/>
+          <w:iCs/>
+          <w:color w:val="0F5A3E"/>
+          <w:sz w:val="20"/>
+          <w:szCs w:val="20"/>
+        </w:rPr>
+        <w:t xml:space="preserve">Raising our hands for a morsel, O Generous One</w:t>
+      </w:r>
+      <w:r>
+        <w:rPr>
+          <w:rFonts w:ascii="Georgia" w:cs="Georgia" w:eastAsia="Georgia" w:hAnsi="Georgia"/>
+          <w:sz w:val="20"/>
+          <w:szCs w:val="20"/>
+        </w:rPr>
+        <w:br/>
+      </w:r>
+      <w:r>
+        <w:rPr>
+          <w:rFonts w:ascii="Georgia" w:cs="Georgia" w:eastAsia="Georgia" w:hAnsi="Georgia"/>
+          <w:i/>
+          <w:iCs/>
+          <w:color w:val="0F5A3E"/>
+          <w:sz w:val="20"/>
+          <w:szCs w:val="20"/>
+        </w:rPr>
+        <w:t xml:space="preserve">We are claimants upon the wealth of the Beneficent</w:t>
+      </w:r>
+    </w:p>
+    <w:p>
+      <w:pPr>
+        <w:spacing w:after="26"/>
+        <w:jc w:val="both"/>
+      </w:pPr>
+      <w:r>
+        <w:rPr>
+          <w:rFonts w:ascii="Georgia" w:cs="Georgia" w:eastAsia="Georgia" w:hAnsi="Georgia"/>
+          <w:sz w:val="22"/>
+          <w:szCs w:val="22"/>
+        </w:rPr>
+        <w:t xml:space="preserve">Maulana Jameelur Rahman Qadiri </w:t>
+      </w:r>
+      <w:r>
+        <w:rPr>
+          <w:rFonts w:ascii="Noto Naskh Arabic" w:cs="Noto Naskh Arabic" w:eastAsia="Noto Naskh Arabic" w:hAnsi="Noto Naskh Arabic"/>
+          <w:sz w:val="16"/>
+          <w:szCs w:val="16"/>
+          <w:vertAlign w:val="superscript"/>
+          <w:rtl/>
+        </w:rPr>
+        <w:t xml:space="preserve">رحمة الله تعالى عليه</w:t>
+      </w:r>
+      <w:r>
+        <w:rPr>
+          <w:rFonts w:ascii="Georgia" w:cs="Georgia" w:eastAsia="Georgia" w:hAnsi="Georgia"/>
+          <w:sz w:val="22"/>
+          <w:szCs w:val="22"/>
+        </w:rPr>
         <w:t xml:space="preserve"> writes:</w:t>
       </w:r>
     </w:p>
@@ -8768,7 +8514,7 @@
           <w:sz w:val="20"/>
           <w:szCs w:val="20"/>
         </w:rPr>
-        <w:t xml:space="preserve">Those hands that spread towards the sky and filled the waters and lands</w:t>
+        <w:t xml:space="preserve">The Truth has made you the Authority and the Ruler</w:t>
       </w:r>
       <w:r>
         <w:rPr>
@@ -8787,57 +8533,7 @@
           <w:sz w:val="20"/>
           <w:szCs w:val="20"/>
         </w:rPr>
-        <w:t xml:space="preserve">Beloved, we too are in need of the charity of those hands</w:t>
-      </w:r>
-    </w:p>
-    <w:p>
-      <w:pPr>
-        <w:spacing w:after="26"/>
-        <w:jc w:val="both"/>
-      </w:pPr>
-      <w:r>
-        <w:rPr>
-          <w:rFonts w:ascii="Georgia" w:cs="Georgia" w:eastAsia="Georgia" w:hAnsi="Georgia"/>
-          <w:sz w:val="22"/>
-          <w:szCs w:val="22"/>
-        </w:rPr>
-        <w:t xml:space="preserve">A poet has said:</w:t>
-      </w:r>
-    </w:p>
-    <w:p>
-      <w:pPr>
-        <w:spacing w:after="41" w:before="29"/>
-        <w:jc w:val="center"/>
-      </w:pPr>
-      <w:r>
-        <w:rPr>
-          <w:rFonts w:ascii="Georgia" w:cs="Georgia" w:eastAsia="Georgia" w:hAnsi="Georgia"/>
-          <w:i/>
-          <w:iCs/>
-          <w:color w:val="0F5A3E"/>
-          <w:sz w:val="20"/>
-          <w:szCs w:val="20"/>
-        </w:rPr>
-        <w:t xml:space="preserve">The creation's affairs are mended, and even the Creator feels love</w:t>
-      </w:r>
-      <w:r>
-        <w:rPr>
-          <w:rFonts w:ascii="Georgia" w:cs="Georgia" w:eastAsia="Georgia" w:hAnsi="Georgia"/>
-          <w:sz w:val="20"/>
-          <w:szCs w:val="20"/>
-        </w:rPr>
-        <w:br/>
-      </w:r>
-      <w:r>
-        <w:rPr>
-          <w:rFonts w:ascii="Georgia" w:cs="Georgia" w:eastAsia="Georgia" w:hAnsi="Georgia"/>
-          <w:i/>
-          <w:iCs/>
-          <w:color w:val="0F5A3E"/>
-          <w:sz w:val="20"/>
-          <w:szCs w:val="20"/>
-        </w:rPr>
-        <w:t xml:space="preserve">When for the sake of prayer, the beloved of God raises his hands</w:t>
+        <w:t xml:space="preserve">What is there that is not under your control?</w:t>
       </w:r>
     </w:p>
     <w:p>
@@ -8855,38 +8551,247 @@
           <w:sz w:val="48"/>
           <w:szCs w:val="48"/>
         </w:rPr>
-        <w:t xml:space="preserve">Raising the Dead and the Authority of Mustafa</w:t>
-      </w:r>
-    </w:p>
-    <w:p>
-      <w:pPr>
-        <w:spacing w:after="26"/>
-        <w:jc w:val="both"/>
-      </w:pPr>
-      <w:r>
-        <w:rPr>
-          <w:rFonts w:ascii="Georgia" w:cs="Georgia" w:eastAsia="Georgia" w:hAnsi="Georgia"/>
-          <w:sz w:val="22"/>
-          <w:szCs w:val="22"/>
-        </w:rPr>
-        <w:t xml:space="preserve">The Emperor of both worlds </w:t>
-      </w:r>
-      <w:r>
-        <w:rPr>
-          <w:rFonts w:ascii="Noto Naskh Arabic" w:cs="Noto Naskh Arabic" w:eastAsia="Noto Naskh Arabic" w:hAnsi="Noto Naskh Arabic"/>
-          <w:sz w:val="22"/>
-          <w:szCs w:val="22"/>
-          <w:rtl/>
-        </w:rPr>
-        <w:t xml:space="preserve">ﷺ</w:t>
-      </w:r>
-      <w:r>
-        <w:rPr>
-          <w:rFonts w:ascii="Georgia" w:cs="Georgia" w:eastAsia="Georgia" w:hAnsi="Georgia"/>
-          <w:sz w:val="22"/>
-          <w:szCs w:val="22"/>
-        </w:rPr>
-        <w:t xml:space="preserve"> has raised the dead to life on numerous occasions. The biographers among the noble scholars have recorded these events in order in their books. Imam Qadi Iyad Maliki </w:t>
+        <w:t xml:space="preserve">Authority Over the Clouds</w:t>
+      </w:r>
+    </w:p>
+    <w:p>
+      <w:pPr>
+        <w:spacing w:after="26"/>
+        <w:jc w:val="both"/>
+      </w:pPr>
+      <w:r>
+        <w:rPr>
+          <w:rFonts w:ascii="Georgia" w:cs="Georgia" w:eastAsia="Georgia" w:hAnsi="Georgia"/>
+          <w:sz w:val="22"/>
+          <w:szCs w:val="22"/>
+        </w:rPr>
+        <w:t xml:space="preserve">The Holy Prophet </w:t>
+      </w:r>
+      <w:r>
+        <w:rPr>
+          <w:rFonts w:ascii="Noto Naskh Arabic" w:cs="Noto Naskh Arabic" w:eastAsia="Noto Naskh Arabic" w:hAnsi="Noto Naskh Arabic"/>
+          <w:sz w:val="22"/>
+          <w:szCs w:val="22"/>
+          <w:rtl/>
+        </w:rPr>
+        <w:t xml:space="preserve">ﷺ</w:t>
+      </w:r>
+      <w:r>
+        <w:rPr>
+          <w:rFonts w:ascii="Georgia" w:cs="Georgia" w:eastAsia="Georgia" w:hAnsi="Georgia"/>
+          <w:sz w:val="22"/>
+          <w:szCs w:val="22"/>
+        </w:rPr>
+        <w:t xml:space="preserve"> was delivering the Friday sermon when a man called out: "O Messenger of Allah </w:t>
+      </w:r>
+      <w:r>
+        <w:rPr>
+          <w:rFonts w:ascii="Noto Naskh Arabic" w:cs="Noto Naskh Arabic" w:eastAsia="Noto Naskh Arabic" w:hAnsi="Noto Naskh Arabic"/>
+          <w:sz w:val="22"/>
+          <w:szCs w:val="22"/>
+          <w:rtl/>
+        </w:rPr>
+        <w:t xml:space="preserve">ﷺ</w:t>
+      </w:r>
+      <w:r>
+        <w:rPr>
+          <w:rFonts w:ascii="Georgia" w:cs="Georgia" w:eastAsia="Georgia" w:hAnsi="Georgia"/>
+          <w:sz w:val="22"/>
+          <w:szCs w:val="22"/>
+        </w:rPr>
+        <w:t xml:space="preserve">! The rain has stopped!" In one narration: "Our wealth has been destroyed, the roads are blocked. Ask your Supreme Lord for rain." The Prophet of Allah </w:t>
+      </w:r>
+      <w:r>
+        <w:rPr>
+          <w:rFonts w:ascii="Noto Naskh Arabic" w:cs="Noto Naskh Arabic" w:eastAsia="Noto Naskh Arabic" w:hAnsi="Noto Naskh Arabic"/>
+          <w:sz w:val="22"/>
+          <w:szCs w:val="22"/>
+          <w:rtl/>
+        </w:rPr>
+        <w:t xml:space="preserve">ﷺ</w:t>
+      </w:r>
+      <w:r>
+        <w:rPr>
+          <w:rFonts w:ascii="Georgia" w:cs="Georgia" w:eastAsia="Georgia" w:hAnsi="Georgia"/>
+          <w:sz w:val="22"/>
+          <w:szCs w:val="22"/>
+        </w:rPr>
+        <w:t xml:space="preserve"> looked toward the sky — there was no cloud. He prayed to his Lord for rain. Then cloud after cloud appeared, until the streets of Madina began to flow. The rain did not stop — it continued until the following Friday.</w:t>
+      </w:r>
+    </w:p>
+    <w:p>
+      <w:pPr>
+        <w:spacing w:after="26"/>
+        <w:jc w:val="both"/>
+      </w:pPr>
+      <w:r>
+        <w:rPr>
+          <w:rFonts w:ascii="Georgia" w:cs="Georgia" w:eastAsia="Georgia" w:hAnsi="Georgia"/>
+          <w:sz w:val="22"/>
+          <w:szCs w:val="22"/>
+        </w:rPr>
+        <w:t xml:space="preserve">The next Friday, while the Holy Prophet </w:t>
+      </w:r>
+      <w:r>
+        <w:rPr>
+          <w:rFonts w:ascii="Noto Naskh Arabic" w:cs="Noto Naskh Arabic" w:eastAsia="Noto Naskh Arabic" w:hAnsi="Noto Naskh Arabic"/>
+          <w:sz w:val="22"/>
+          <w:szCs w:val="22"/>
+          <w:rtl/>
+        </w:rPr>
+        <w:t xml:space="preserve">ﷺ</w:t>
+      </w:r>
+      <w:r>
+        <w:rPr>
+          <w:rFonts w:ascii="Georgia" w:cs="Georgia" w:eastAsia="Georgia" w:hAnsi="Georgia"/>
+          <w:sz w:val="22"/>
+          <w:szCs w:val="22"/>
+        </w:rPr>
+        <w:t xml:space="preserve"> was delivering the sermon, the same man — or another — stood up and said: "O Messenger of Allah </w:t>
+      </w:r>
+      <w:r>
+        <w:rPr>
+          <w:rFonts w:ascii="Noto Naskh Arabic" w:cs="Noto Naskh Arabic" w:eastAsia="Noto Naskh Arabic" w:hAnsi="Noto Naskh Arabic"/>
+          <w:sz w:val="22"/>
+          <w:szCs w:val="22"/>
+          <w:rtl/>
+        </w:rPr>
+        <w:t xml:space="preserve">ﷺ</w:t>
+      </w:r>
+      <w:r>
+        <w:rPr>
+          <w:rFonts w:ascii="Georgia" w:cs="Georgia" w:eastAsia="Georgia" w:hAnsi="Georgia"/>
+          <w:sz w:val="22"/>
+          <w:szCs w:val="22"/>
+        </w:rPr>
+        <w:t xml:space="preserve">! We are drowning! Pray to Allah to stop the rain." The Holy Prophet </w:t>
+      </w:r>
+      <w:r>
+        <w:rPr>
+          <w:rFonts w:ascii="Noto Naskh Arabic" w:cs="Noto Naskh Arabic" w:eastAsia="Noto Naskh Arabic" w:hAnsi="Noto Naskh Arabic"/>
+          <w:sz w:val="22"/>
+          <w:szCs w:val="22"/>
+          <w:rtl/>
+        </w:rPr>
+        <w:t xml:space="preserve">ﷺ</w:t>
+      </w:r>
+      <w:r>
+        <w:rPr>
+          <w:rFonts w:ascii="Georgia" w:cs="Georgia" w:eastAsia="Georgia" w:hAnsi="Georgia"/>
+          <w:sz w:val="22"/>
+          <w:szCs w:val="22"/>
+        </w:rPr>
+        <w:t xml:space="preserve"> smiled and prayed: "O Allah! Send rain around Madina, not upon Madina." He made this prayer two or three times. Then the clouds dispersed to the right and left, and it rained around Madina but not in Madina itself.</w:t>
+      </w:r>
+    </w:p>
+    <w:p>
+      <w:pPr>
+        <w:spacing w:after="29" w:before="12"/>
+        <w:jc w:val="center"/>
+      </w:pPr>
+      <w:r>
+        <w:rPr>
+          <w:rFonts w:ascii="Georgia" w:cs="Georgia" w:eastAsia="Georgia" w:hAnsi="Georgia"/>
+          <w:i/>
+          <w:iCs/>
+          <w:color w:val="6F6252"/>
+          <w:sz w:val="18"/>
+          <w:szCs w:val="18"/>
+        </w:rPr>
+        <w:t xml:space="preserve">(Musnad Bazaar, 13/376, 7042)</w:t>
+      </w:r>
+    </w:p>
+    <w:p>
+      <w:pPr>
+        <w:spacing w:after="26"/>
+        <w:jc w:val="both"/>
+      </w:pPr>
+      <w:r>
+        <w:rPr>
+          <w:rFonts w:ascii="Georgia" w:cs="Georgia" w:eastAsia="Georgia" w:hAnsi="Georgia"/>
+          <w:sz w:val="22"/>
+          <w:szCs w:val="22"/>
+        </w:rPr>
+        <w:t xml:space="preserve">In Sunan Kubra: "Whichever direction the Holy Prophet </w:t>
+      </w:r>
+      <w:r>
+        <w:rPr>
+          <w:rFonts w:ascii="Noto Naskh Arabic" w:cs="Noto Naskh Arabic" w:eastAsia="Noto Naskh Arabic" w:hAnsi="Noto Naskh Arabic"/>
+          <w:sz w:val="22"/>
+          <w:szCs w:val="22"/>
+          <w:rtl/>
+        </w:rPr>
+        <w:t xml:space="preserve">ﷺ</w:t>
+      </w:r>
+      <w:r>
+        <w:rPr>
+          <w:rFonts w:ascii="Georgia" w:cs="Georgia" w:eastAsia="Georgia" w:hAnsi="Georgia"/>
+          <w:sz w:val="22"/>
+          <w:szCs w:val="22"/>
+        </w:rPr>
+        <w:t xml:space="preserve"> pointed, the clouds would move there — as if Madina Munawwara was shielded."</w:t>
+      </w:r>
+    </w:p>
+    <w:p>
+      <w:pPr>
+        <w:spacing w:after="29" w:before="12"/>
+        <w:jc w:val="center"/>
+      </w:pPr>
+      <w:r>
+        <w:rPr>
+          <w:rFonts w:ascii="Georgia" w:cs="Georgia" w:eastAsia="Georgia" w:hAnsi="Georgia"/>
+          <w:i/>
+          <w:iCs/>
+          <w:color w:val="6F6252"/>
+          <w:sz w:val="18"/>
+          <w:szCs w:val="18"/>
+        </w:rPr>
+        <w:t xml:space="preserve">(Sunan Kubra, 2/329, 5839)</w:t>
+      </w:r>
+    </w:p>
+    <w:p>
+      <w:pPr>
+        <w:spacing w:after="26"/>
+        <w:jc w:val="both"/>
+      </w:pPr>
+      <w:r>
+        <w:rPr>
+          <w:rFonts w:ascii="Georgia" w:cs="Georgia" w:eastAsia="Georgia" w:hAnsi="Georgia"/>
+          <w:sz w:val="22"/>
+          <w:szCs w:val="22"/>
+        </w:rPr>
+        <w:t xml:space="preserve">From this incident it is clear that Allah's Final Prophet </w:t>
+      </w:r>
+      <w:r>
+        <w:rPr>
+          <w:rFonts w:ascii="Noto Naskh Arabic" w:cs="Noto Naskh Arabic" w:eastAsia="Noto Naskh Arabic" w:hAnsi="Noto Naskh Arabic"/>
+          <w:sz w:val="22"/>
+          <w:szCs w:val="22"/>
+          <w:rtl/>
+        </w:rPr>
+        <w:t xml:space="preserve">ﷺ</w:t>
+      </w:r>
+      <w:r>
+        <w:rPr>
+          <w:rFonts w:ascii="Georgia" w:cs="Georgia" w:eastAsia="Georgia" w:hAnsi="Georgia"/>
+          <w:sz w:val="22"/>
+          <w:szCs w:val="22"/>
+        </w:rPr>
+        <w:t xml:space="preserve"> had authority not only over the earth but over the heavens as well. Even in scorching heat, if he commanded, it would rain; and when he commanded, the rain would stop.</w:t>
+      </w:r>
+    </w:p>
+    <w:p>
+      <w:pPr>
+        <w:spacing w:after="26"/>
+        <w:jc w:val="both"/>
+      </w:pPr>
+      <w:r>
+        <w:rPr>
+          <w:rFonts w:ascii="Georgia" w:cs="Georgia" w:eastAsia="Georgia" w:hAnsi="Georgia"/>
+          <w:sz w:val="22"/>
+          <w:szCs w:val="22"/>
+        </w:rPr>
+        <w:t xml:space="preserve">A'la Hadrat, Imam Ahmad Raza Khan </w:t>
       </w:r>
       <w:r>
         <w:rPr>
@@ -8904,41 +8809,154 @@
           <w:sz w:val="22"/>
           <w:szCs w:val="22"/>
         </w:rPr>
-        <w:t xml:space="preserve"> devoted a chapter in "Shifa Shareef" titled "Concerning the Prophet </w:t>
-      </w:r>
-      <w:r>
-        <w:rPr>
-          <w:rFonts w:ascii="Noto Naskh Arabic" w:cs="Noto Naskh Arabic" w:eastAsia="Noto Naskh Arabic" w:hAnsi="Noto Naskh Arabic"/>
-          <w:sz w:val="22"/>
-          <w:szCs w:val="22"/>
-          <w:rtl/>
-        </w:rPr>
-        <w:t xml:space="preserve">ﷺ</w:t>
-      </w:r>
-      <w:r>
-        <w:rPr>
-          <w:rFonts w:ascii="Georgia" w:cs="Georgia" w:eastAsia="Georgia" w:hAnsi="Georgia"/>
-          <w:sz w:val="22"/>
-          <w:szCs w:val="22"/>
-        </w:rPr>
-        <w:t xml:space="preserve"> raising the dead and speaking with them," and therein narrated the incidents of the Prophet's </w:t>
-      </w:r>
-      <w:r>
-        <w:rPr>
-          <w:rFonts w:ascii="Noto Naskh Arabic" w:cs="Noto Naskh Arabic" w:eastAsia="Noto Naskh Arabic" w:hAnsi="Noto Naskh Arabic"/>
-          <w:sz w:val="22"/>
-          <w:szCs w:val="22"/>
-          <w:rtl/>
-        </w:rPr>
-        <w:t xml:space="preserve">ﷺ</w:t>
-      </w:r>
-      <w:r>
-        <w:rPr>
-          <w:rFonts w:ascii="Georgia" w:cs="Georgia" w:eastAsia="Georgia" w:hAnsi="Georgia"/>
-          <w:sz w:val="22"/>
-          <w:szCs w:val="22"/>
-        </w:rPr>
-        <w:t xml:space="preserve"> raising the dead and speaking with them. Similarly, Imam Bayhaqi </w:t>
+        <w:t xml:space="preserve"> writes:</w:t>
+      </w:r>
+    </w:p>
+    <w:p>
+      <w:pPr>
+        <w:spacing w:after="41" w:before="29"/>
+        <w:jc w:val="center"/>
+      </w:pPr>
+      <w:r>
+        <w:rPr>
+          <w:rFonts w:ascii="Georgia" w:cs="Georgia" w:eastAsia="Georgia" w:hAnsi="Georgia"/>
+          <w:i/>
+          <w:iCs/>
+          <w:color w:val="0F5A3E"/>
+          <w:sz w:val="20"/>
+          <w:szCs w:val="20"/>
+        </w:rPr>
+        <w:t xml:space="preserve">Those hands that spread towards the sky and filled the waters and lands</w:t>
+      </w:r>
+      <w:r>
+        <w:rPr>
+          <w:rFonts w:ascii="Georgia" w:cs="Georgia" w:eastAsia="Georgia" w:hAnsi="Georgia"/>
+          <w:sz w:val="20"/>
+          <w:szCs w:val="20"/>
+        </w:rPr>
+        <w:br/>
+      </w:r>
+      <w:r>
+        <w:rPr>
+          <w:rFonts w:ascii="Georgia" w:cs="Georgia" w:eastAsia="Georgia" w:hAnsi="Georgia"/>
+          <w:i/>
+          <w:iCs/>
+          <w:color w:val="0F5A3E"/>
+          <w:sz w:val="20"/>
+          <w:szCs w:val="20"/>
+        </w:rPr>
+        <w:t xml:space="preserve">Beloved, we too are in need of the charity of those hands</w:t>
+      </w:r>
+    </w:p>
+    <w:p>
+      <w:pPr>
+        <w:spacing w:after="26"/>
+        <w:jc w:val="both"/>
+      </w:pPr>
+      <w:r>
+        <w:rPr>
+          <w:rFonts w:ascii="Georgia" w:cs="Georgia" w:eastAsia="Georgia" w:hAnsi="Georgia"/>
+          <w:sz w:val="22"/>
+          <w:szCs w:val="22"/>
+        </w:rPr>
+        <w:t xml:space="preserve">A poet has said:</w:t>
+      </w:r>
+    </w:p>
+    <w:p>
+      <w:pPr>
+        <w:spacing w:after="41" w:before="29"/>
+        <w:jc w:val="center"/>
+      </w:pPr>
+      <w:r>
+        <w:rPr>
+          <w:rFonts w:ascii="Georgia" w:cs="Georgia" w:eastAsia="Georgia" w:hAnsi="Georgia"/>
+          <w:i/>
+          <w:iCs/>
+          <w:color w:val="0F5A3E"/>
+          <w:sz w:val="20"/>
+          <w:szCs w:val="20"/>
+        </w:rPr>
+        <w:t xml:space="preserve">The creation's affairs are mended, and even the Creator feels love</w:t>
+      </w:r>
+      <w:r>
+        <w:rPr>
+          <w:rFonts w:ascii="Georgia" w:cs="Georgia" w:eastAsia="Georgia" w:hAnsi="Georgia"/>
+          <w:sz w:val="20"/>
+          <w:szCs w:val="20"/>
+        </w:rPr>
+        <w:br/>
+      </w:r>
+      <w:r>
+        <w:rPr>
+          <w:rFonts w:ascii="Georgia" w:cs="Georgia" w:eastAsia="Georgia" w:hAnsi="Georgia"/>
+          <w:i/>
+          <w:iCs/>
+          <w:color w:val="0F5A3E"/>
+          <w:sz w:val="20"/>
+          <w:szCs w:val="20"/>
+        </w:rPr>
+        <w:t xml:space="preserve">When for the sake of prayer, the beloved of God raises his hands</w:t>
+      </w:r>
+    </w:p>
+    <w:p>
+      <w:pPr>
+        <w:pStyle w:val="Heading1"/>
+        <w:spacing w:after="34" w:before="77"/>
+        <w:jc w:val="center"/>
+      </w:pPr>
+      <w:r>
+        <w:rPr>
+          <w:rFonts w:ascii="Georgia" w:cs="Georgia" w:eastAsia="Georgia" w:hAnsi="Georgia"/>
+          <w:b/>
+          <w:bCs/>
+          <w:color w:val="0F5A3E"/>
+          <w:sz w:val="48"/>
+          <w:szCs w:val="48"/>
+        </w:rPr>
+        <w:t xml:space="preserve">Raising the Dead and the Authority of Mustafa </w:t>
+      </w:r>
+      <w:r>
+        <w:rPr>
+          <w:rFonts w:ascii="Noto Naskh Arabic" w:cs="Noto Naskh Arabic" w:eastAsia="Noto Naskh Arabic" w:hAnsi="Noto Naskh Arabic"/>
+          <w:b/>
+          <w:bCs/>
+          <w:color w:val="0F5A3E"/>
+          <w:sz w:val="48"/>
+          <w:szCs w:val="48"/>
+          <w:rtl/>
+        </w:rPr>
+        <w:t xml:space="preserve">ﷺ</w:t>
+      </w:r>
+    </w:p>
+    <w:p>
+      <w:pPr>
+        <w:spacing w:after="26"/>
+        <w:jc w:val="both"/>
+      </w:pPr>
+      <w:r>
+        <w:rPr>
+          <w:rFonts w:ascii="Georgia" w:cs="Georgia" w:eastAsia="Georgia" w:hAnsi="Georgia"/>
+          <w:sz w:val="22"/>
+          <w:szCs w:val="22"/>
+        </w:rPr>
+        <w:t xml:space="preserve">The Emperor of both worlds </w:t>
+      </w:r>
+      <w:r>
+        <w:rPr>
+          <w:rFonts w:ascii="Noto Naskh Arabic" w:cs="Noto Naskh Arabic" w:eastAsia="Noto Naskh Arabic" w:hAnsi="Noto Naskh Arabic"/>
+          <w:sz w:val="22"/>
+          <w:szCs w:val="22"/>
+          <w:rtl/>
+        </w:rPr>
+        <w:t xml:space="preserve">ﷺ</w:t>
+      </w:r>
+      <w:r>
+        <w:rPr>
+          <w:rFonts w:ascii="Georgia" w:cs="Georgia" w:eastAsia="Georgia" w:hAnsi="Georgia"/>
+          <w:sz w:val="22"/>
+          <w:szCs w:val="22"/>
+        </w:rPr>
+        <w:t xml:space="preserve"> has raised the dead to life on numerous occasions. The biographers among the noble scholars have recorded these events in order in their books. Imam Qadi Iyad Maliki </w:t>
       </w:r>
       <w:r>
         <w:rPr>
@@ -8956,7 +8974,41 @@
           <w:sz w:val="22"/>
           <w:szCs w:val="22"/>
         </w:rPr>
-        <w:t xml:space="preserve"> devoted a chapter in "Dalail an-Nubuwwah" titled "The dead coming alive through the Prophet's prayer." Imam Yusuf Salihi Shami </w:t>
+        <w:t xml:space="preserve"> devoted a chapter in "Shifa Shareef" titled "Concerning the Prophet </w:t>
+      </w:r>
+      <w:r>
+        <w:rPr>
+          <w:rFonts w:ascii="Noto Naskh Arabic" w:cs="Noto Naskh Arabic" w:eastAsia="Noto Naskh Arabic" w:hAnsi="Noto Naskh Arabic"/>
+          <w:sz w:val="22"/>
+          <w:szCs w:val="22"/>
+          <w:rtl/>
+        </w:rPr>
+        <w:t xml:space="preserve">ﷺ</w:t>
+      </w:r>
+      <w:r>
+        <w:rPr>
+          <w:rFonts w:ascii="Georgia" w:cs="Georgia" w:eastAsia="Georgia" w:hAnsi="Georgia"/>
+          <w:sz w:val="22"/>
+          <w:szCs w:val="22"/>
+        </w:rPr>
+        <w:t xml:space="preserve"> raising the dead and speaking with them," and therein narrated the incidents of the Prophet's </w:t>
+      </w:r>
+      <w:r>
+        <w:rPr>
+          <w:rFonts w:ascii="Noto Naskh Arabic" w:cs="Noto Naskh Arabic" w:eastAsia="Noto Naskh Arabic" w:hAnsi="Noto Naskh Arabic"/>
+          <w:sz w:val="22"/>
+          <w:szCs w:val="22"/>
+          <w:rtl/>
+        </w:rPr>
+        <w:t xml:space="preserve">ﷺ</w:t>
+      </w:r>
+      <w:r>
+        <w:rPr>
+          <w:rFonts w:ascii="Georgia" w:cs="Georgia" w:eastAsia="Georgia" w:hAnsi="Georgia"/>
+          <w:sz w:val="22"/>
+          <w:szCs w:val="22"/>
+        </w:rPr>
+        <w:t xml:space="preserve"> raising the dead and speaking with them. Similarly, Imam Bayhaqi </w:t>
       </w:r>
       <w:r>
         <w:rPr>
@@ -8974,38 +9026,7 @@
           <w:sz w:val="22"/>
           <w:szCs w:val="22"/>
         </w:rPr>
-        <w:t xml:space="preserve"> devoted a chapter in his renowned work "Sabalul Huda war Rashad" titled "The first chapter concerning the miracles of the Prophet </w:t>
-      </w:r>
-      <w:r>
-        <w:rPr>
-          <w:rFonts w:ascii="Noto Naskh Arabic" w:cs="Noto Naskh Arabic" w:eastAsia="Noto Naskh Arabic" w:hAnsi="Noto Naskh Arabic"/>
-          <w:sz w:val="22"/>
-          <w:szCs w:val="22"/>
-          <w:rtl/>
-        </w:rPr>
-        <w:t xml:space="preserve">ﷺ</w:t>
-      </w:r>
-      <w:r>
-        <w:rPr>
-          <w:rFonts w:ascii="Georgia" w:cs="Georgia" w:eastAsia="Georgia" w:hAnsi="Georgia"/>
-          <w:sz w:val="22"/>
-          <w:szCs w:val="22"/>
-        </w:rPr>
-        <w:t xml:space="preserve"> in raising the dead and hearing their speech."</w:t>
-      </w:r>
-    </w:p>
-    <w:p>
-      <w:pPr>
-        <w:spacing w:after="26"/>
-        <w:jc w:val="both"/>
-      </w:pPr>
-      <w:r>
-        <w:rPr>
-          <w:rFonts w:ascii="Georgia" w:cs="Georgia" w:eastAsia="Georgia" w:hAnsi="Georgia"/>
-          <w:sz w:val="22"/>
-          <w:szCs w:val="22"/>
-        </w:rPr>
-        <w:t xml:space="preserve">Mulla Ali Qari Hanafi </w:t>
+        <w:t xml:space="preserve"> devoted a chapter in "Dalail an-Nubuwwah" titled "The dead coming alive through the Prophet's prayer." Imam Yusuf Salihi Shami </w:t>
       </w:r>
       <w:r>
         <w:rPr>
@@ -9023,6 +9044,55 @@
           <w:sz w:val="22"/>
           <w:szCs w:val="22"/>
         </w:rPr>
+        <w:t xml:space="preserve"> devoted a chapter in his renowned work "Sabalul Huda war Rashad" titled "The first chapter concerning the miracles of the Prophet </w:t>
+      </w:r>
+      <w:r>
+        <w:rPr>
+          <w:rFonts w:ascii="Noto Naskh Arabic" w:cs="Noto Naskh Arabic" w:eastAsia="Noto Naskh Arabic" w:hAnsi="Noto Naskh Arabic"/>
+          <w:sz w:val="22"/>
+          <w:szCs w:val="22"/>
+          <w:rtl/>
+        </w:rPr>
+        <w:t xml:space="preserve">ﷺ</w:t>
+      </w:r>
+      <w:r>
+        <w:rPr>
+          <w:rFonts w:ascii="Georgia" w:cs="Georgia" w:eastAsia="Georgia" w:hAnsi="Georgia"/>
+          <w:sz w:val="22"/>
+          <w:szCs w:val="22"/>
+        </w:rPr>
+        <w:t xml:space="preserve"> in raising the dead and hearing their speech."</w:t>
+      </w:r>
+    </w:p>
+    <w:p>
+      <w:pPr>
+        <w:spacing w:after="26"/>
+        <w:jc w:val="both"/>
+      </w:pPr>
+      <w:r>
+        <w:rPr>
+          <w:rFonts w:ascii="Georgia" w:cs="Georgia" w:eastAsia="Georgia" w:hAnsi="Georgia"/>
+          <w:sz w:val="22"/>
+          <w:szCs w:val="22"/>
+        </w:rPr>
+        <w:t xml:space="preserve">Mulla Ali Qari Hanafi </w:t>
+      </w:r>
+      <w:r>
+        <w:rPr>
+          <w:rFonts w:ascii="Noto Naskh Arabic" w:cs="Noto Naskh Arabic" w:eastAsia="Noto Naskh Arabic" w:hAnsi="Noto Naskh Arabic"/>
+          <w:sz w:val="16"/>
+          <w:szCs w:val="16"/>
+          <w:vertAlign w:val="superscript"/>
+          <w:rtl/>
+        </w:rPr>
+        <w:t xml:space="preserve">رحمة الله تعالى عليه</w:t>
+      </w:r>
+      <w:r>
+        <w:rPr>
+          <w:rFonts w:ascii="Georgia" w:cs="Georgia" w:eastAsia="Georgia" w:hAnsi="Georgia"/>
+          <w:sz w:val="22"/>
+          <w:szCs w:val="22"/>
+        </w:rPr>
         <w:t xml:space="preserve"> states in Sharh Shifa: "Allah the Exalted has revived a multitude of the dead at his hands."</w:t>
       </w:r>
     </w:p>
@@ -10226,7 +10296,7 @@
           <w:sz w:val="20"/>
           <w:szCs w:val="20"/>
         </w:rPr>
-        <w:t xml:space="preserve">The miracle in the Prophet's fist, that</w:t>
+        <w:t xml:space="preserve">The miracle in the Prophet'sﷺfist, that</w:t>
       </w:r>
       <w:r>
         <w:rPr>

--- a/publishing/ikhteyarate-mustafa-english/exports/docx/ikhteyarate-mustafa-english.docx
+++ b/publishing/ikhteyarate-mustafa-english/exports/docx/ikhteyarate-mustafa-english.docx
@@ -17,7 +17,7 @@
           <w:sz w:val="48"/>
           <w:szCs w:val="48"/>
         </w:rPr>
-        <w:t xml:space="preserve">Ikhteyarate Mustafa </w:t>
+        <w:t xml:space="preserve">The Power of the Last Prophet </w:t>
       </w:r>
       <w:r>
         <w:rPr>
